--- a/Assessment 3/Ben Timewell - F122A12 - 3. Test, Finalise, and Review a Prototype Game.docx
+++ b/Assessment 3/Ben Timewell - F122A12 - 3. Test, Finalise, and Review a Prototype Game.docx
@@ -89,6 +89,7 @@
             <w14:uncheckedState w14:val="2610" w14:font="MS Gothic"/>
           </w14:checkbox>
         </w:sdtPr>
+        <w:sdtEndPr/>
         <w:sdtContent>
           <w:r>
             <w:rPr>
@@ -127,6 +128,7 @@
             <w14:uncheckedState w14:val="2610" w14:font="MS Gothic"/>
           </w14:checkbox>
         </w:sdtPr>
+        <w:sdtEndPr/>
         <w:sdtContent>
           <w:r>
             <w:rPr>
@@ -165,6 +167,7 @@
             <w14:uncheckedState w14:val="2610" w14:font="MS Gothic"/>
           </w14:checkbox>
         </w:sdtPr>
+        <w:sdtEndPr/>
         <w:sdtContent>
           <w:r>
             <w:rPr>
@@ -214,6 +217,7 @@
             <w14:uncheckedState w14:val="2610" w14:font="MS Gothic"/>
           </w14:checkbox>
         </w:sdtPr>
+        <w:sdtEndPr/>
         <w:sdtContent>
           <w:r>
             <w:rPr>
@@ -301,7 +305,6 @@
         <w:tc>
           <w:tcPr>
             <w:tcW w:w="10093" w:type="dxa"/>
-            <w:shd w:val="clear" w:color="auto" w:fill="auto"/>
           </w:tcPr>
           <w:p>
             <w:pPr>
@@ -337,23 +340,7 @@
                 <w:rStyle w:val="SubtleEmphasis"/>
                 <w:bCs w:val="0"/>
               </w:rPr>
-              <w:t xml:space="preserve"> </w:t>
-            </w:r>
-            <w:proofErr w:type="gramStart"/>
-            <w:r>
-              <w:rPr>
-                <w:rStyle w:val="SubtleEmphasis"/>
-                <w:bCs w:val="0"/>
-              </w:rPr>
-              <w:t>in order to</w:t>
-            </w:r>
-            <w:proofErr w:type="gramEnd"/>
-            <w:r>
-              <w:rPr>
-                <w:rStyle w:val="SubtleEmphasis"/>
-                <w:bCs w:val="0"/>
-              </w:rPr>
-              <w:t xml:space="preserve"> complete this assessment)</w:t>
+              <w:t xml:space="preserve"> in order to complete this assessment)</w:t>
             </w:r>
           </w:p>
           <w:p/>
@@ -404,7 +391,6 @@
         <w:tc>
           <w:tcPr>
             <w:tcW w:w="10093" w:type="dxa"/>
-            <w:shd w:val="clear" w:color="auto" w:fill="auto"/>
           </w:tcPr>
           <w:p>
             <w:pPr>
@@ -460,23 +446,7 @@
                 <w:iCs/>
                 <w:szCs w:val="20"/>
               </w:rPr>
-              <w:t xml:space="preserve">For this assessment, as with the last two, you will need to complete </w:t>
-            </w:r>
-            <w:proofErr w:type="gramStart"/>
-            <w:r>
-              <w:rPr>
-                <w:iCs/>
-                <w:szCs w:val="20"/>
-              </w:rPr>
-              <w:t>all of</w:t>
-            </w:r>
-            <w:proofErr w:type="gramEnd"/>
-            <w:r>
-              <w:rPr>
-                <w:iCs/>
-                <w:szCs w:val="20"/>
-              </w:rPr>
-              <w:t xml:space="preserve"> the tasks twice: once for each project.</w:t>
+              <w:t>For this assessment, as with the last two, you will need to complete all of the tasks twice: once for each project.</w:t>
             </w:r>
           </w:p>
           <w:p>
@@ -914,18 +884,7 @@
     <w:p/>
     <w:p>
       <w:r>
-        <w:t>You will need to conduct 3 Tests with different testers</w:t>
-      </w:r>
-      <w:r>
-        <w:t xml:space="preserve"> </w:t>
-      </w:r>
-      <w:proofErr w:type="gramStart"/>
-      <w:r>
-        <w:t>in order to</w:t>
-      </w:r>
-      <w:proofErr w:type="gramEnd"/>
-      <w:r>
-        <w:t xml:space="preserve"> verify the game is working correctly and that the client is happy with the product, as well as catching bugs.</w:t>
+        <w:t>You will need to conduct 3 Tests with different testers in order to verify the game is working correctly and that the client is happy with the product, as well as catching bugs.</w:t>
       </w:r>
     </w:p>
     <w:p/>
@@ -1047,11 +1006,84 @@
           <w:tcPr>
             <w:tcW w:w="10194" w:type="dxa"/>
           </w:tcPr>
+          <w:p>
+            <w:r>
+              <w:t>The plan for my tests are:</w:t>
+            </w:r>
+          </w:p>
           <w:p/>
-          <w:p/>
-          <w:p/>
-          <w:p/>
-          <w:p/>
+          <w:p>
+            <w:pPr>
+              <w:pStyle w:val="ListParagraph"/>
+              <w:numPr>
+                <w:ilvl w:val="0"/>
+                <w:numId w:val="27"/>
+              </w:numPr>
+            </w:pPr>
+            <w:r>
+              <w:t>Build the game, so it runs outside of Unity</w:t>
+            </w:r>
+          </w:p>
+          <w:p>
+            <w:pPr>
+              <w:pStyle w:val="ListParagraph"/>
+              <w:numPr>
+                <w:ilvl w:val="0"/>
+                <w:numId w:val="27"/>
+              </w:numPr>
+            </w:pPr>
+            <w:r>
+              <w:t>The game will start at the main menu, with full access to the menu GUI</w:t>
+            </w:r>
+          </w:p>
+          <w:p>
+            <w:pPr>
+              <w:pStyle w:val="ListParagraph"/>
+              <w:numPr>
+                <w:ilvl w:val="0"/>
+                <w:numId w:val="27"/>
+              </w:numPr>
+            </w:pPr>
+            <w:r>
+              <w:t>I’ll advise the tester of my game at a basic level, providing little to no detail. This ensures the instructions I’ve put in the game make sense, and the test can follow them</w:t>
+            </w:r>
+          </w:p>
+          <w:p>
+            <w:pPr>
+              <w:pStyle w:val="ListParagraph"/>
+              <w:numPr>
+                <w:ilvl w:val="0"/>
+                <w:numId w:val="27"/>
+              </w:numPr>
+            </w:pPr>
+            <w:r>
+              <w:t>Once the tester has finished playing the game, I’ll ask for informal feedback, I’ll then explain the game further as to how I envisioned it would run and then ask them to play it again and let me know what it’s lacking between their blinded run vs my envisioned run</w:t>
+            </w:r>
+          </w:p>
+          <w:p>
+            <w:pPr>
+              <w:pStyle w:val="ListParagraph"/>
+              <w:numPr>
+                <w:ilvl w:val="0"/>
+                <w:numId w:val="27"/>
+              </w:numPr>
+            </w:pPr>
+            <w:r>
+              <w:t>Once the tester has played the game a second time, I’ll ask them to fill out the feedback form</w:t>
+            </w:r>
+          </w:p>
+          <w:p>
+            <w:pPr>
+              <w:pStyle w:val="ListParagraph"/>
+              <w:numPr>
+                <w:ilvl w:val="1"/>
+                <w:numId w:val="27"/>
+              </w:numPr>
+            </w:pPr>
+            <w:r>
+              <w:t>In terms of testing the GUI – I’ll remove delays between camera transitions and any blocking logic, allowing the tester to quickly try functionality without waiting for movement / bool’s to become true, etc</w:t>
+            </w:r>
+          </w:p>
         </w:tc>
       </w:tr>
     </w:tbl>
@@ -1115,13 +1147,7 @@
         <w:rPr>
           <w:color w:val="000000" w:themeColor="text1"/>
         </w:rPr>
-        <w:t xml:space="preserve">Test Feedback Form </w:t>
-      </w:r>
-      <w:r>
-        <w:rPr>
-          <w:color w:val="000000" w:themeColor="text1"/>
-        </w:rPr>
-        <w:t>1</w:t>
+        <w:t>Test Feedback Form 1</w:t>
       </w:r>
       <w:r>
         <w:rPr>
@@ -1133,13 +1159,7 @@
         <w:rPr>
           <w:color w:val="000000" w:themeColor="text1"/>
         </w:rPr>
-        <w:t xml:space="preserve"> </w:t>
-      </w:r>
-      <w:r>
-        <w:rPr>
-          <w:color w:val="000000" w:themeColor="text1"/>
-        </w:rPr>
-        <w:t>(0/1)</w:t>
+        <w:t xml:space="preserve"> (0/1)</w:t>
       </w:r>
     </w:p>
     <w:p/>
@@ -1511,37 +1531,13 @@
           <w:color w:val="000000" w:themeColor="text1"/>
         </w:rPr>
         <w:lastRenderedPageBreak/>
-        <w:t>Test</w:t>
+        <w:t>Test Feedback Form 2</w:t>
       </w:r>
       <w:r>
         <w:rPr>
           <w:color w:val="000000" w:themeColor="text1"/>
         </w:rPr>
-        <w:t xml:space="preserve"> Feedback Form</w:t>
-      </w:r>
-      <w:r>
-        <w:rPr>
-          <w:color w:val="000000" w:themeColor="text1"/>
-        </w:rPr>
-        <w:t xml:space="preserve"> </w:t>
-      </w:r>
-      <w:r>
-        <w:rPr>
-          <w:color w:val="000000" w:themeColor="text1"/>
-        </w:rPr>
-        <w:t>2</w:t>
-      </w:r>
-      <w:r>
-        <w:rPr>
-          <w:color w:val="000000" w:themeColor="text1"/>
-        </w:rPr>
-        <w:t xml:space="preserve"> </w:t>
-      </w:r>
-      <w:r>
-        <w:rPr>
-          <w:color w:val="000000" w:themeColor="text1"/>
-        </w:rPr>
-        <w:t>(0/1)</w:t>
+        <w:t xml:space="preserve"> (0/1)</w:t>
       </w:r>
     </w:p>
     <w:p/>
@@ -1597,6 +1593,20 @@
               </w:rPr>
               <w:t>Name:</w:t>
             </w:r>
+            <w:r>
+              <w:rPr>
+                <w:rFonts w:ascii="Calibri" w:eastAsia="Calibri" w:hAnsi="Calibri" w:cs="Times New Roman"/>
+                <w:szCs w:val="22"/>
+              </w:rPr>
+              <w:t xml:space="preserve"> </w:t>
+            </w:r>
+            <w:r>
+              <w:rPr>
+                <w:rFonts w:ascii="Calibri" w:eastAsia="Calibri" w:hAnsi="Calibri" w:cs="Times New Roman"/>
+                <w:szCs w:val="22"/>
+              </w:rPr>
+              <w:t>Dan Campbell</w:t>
+            </w:r>
           </w:p>
           <w:p>
             <w:pPr>
@@ -1613,6 +1623,13 @@
                 <w:szCs w:val="22"/>
               </w:rPr>
               <w:t>Date:</w:t>
+            </w:r>
+            <w:r>
+              <w:rPr>
+                <w:rFonts w:ascii="Calibri" w:eastAsia="Calibri" w:hAnsi="Calibri" w:cs="Times New Roman"/>
+                <w:szCs w:val="22"/>
+              </w:rPr>
+              <w:t xml:space="preserve"> 14/05/2026</w:t>
             </w:r>
           </w:p>
         </w:tc>
@@ -1671,6 +1688,13 @@
                 <w:szCs w:val="22"/>
               </w:rPr>
             </w:pPr>
+            <w:r>
+              <w:rPr>
+                <w:rFonts w:ascii="Calibri" w:eastAsia="Calibri" w:hAnsi="Calibri" w:cs="Times New Roman"/>
+                <w:szCs w:val="22"/>
+              </w:rPr>
+              <w:t>The game ran correctly.</w:t>
+            </w:r>
           </w:p>
           <w:p>
             <w:pPr>
@@ -1740,6 +1764,13 @@
                 <w:szCs w:val="22"/>
               </w:rPr>
             </w:pPr>
+            <w:r>
+              <w:rPr>
+                <w:rFonts w:ascii="Calibri" w:eastAsia="Calibri" w:hAnsi="Calibri" w:cs="Times New Roman"/>
+                <w:szCs w:val="22"/>
+              </w:rPr>
+              <w:t>The game was amusing, but I'm not sure why I won! Tutorial text was very wide on a 21:9 screen.</w:t>
+            </w:r>
           </w:p>
           <w:p>
             <w:pPr>
@@ -1809,6 +1840,13 @@
                 <w:szCs w:val="22"/>
               </w:rPr>
             </w:pPr>
+            <w:r>
+              <w:rPr>
+                <w:rFonts w:ascii="Calibri" w:eastAsia="Calibri" w:hAnsi="Calibri" w:cs="Times New Roman"/>
+                <w:szCs w:val="22"/>
+              </w:rPr>
+              <w:t>The game provided instructions, yes they were helpful. Run around, chase the aliens, spawn more aliens, all explained at the start.</w:t>
+            </w:r>
           </w:p>
           <w:p>
             <w:pPr>
@@ -1878,6 +1916,36 @@
                 <w:szCs w:val="22"/>
               </w:rPr>
             </w:pPr>
+            <w:r>
+              <w:rPr>
+                <w:rFonts w:ascii="Calibri" w:eastAsia="Calibri" w:hAnsi="Calibri" w:cs="Times New Roman"/>
+                <w:szCs w:val="22"/>
+              </w:rPr>
+              <w:t>Invert mouse controlssss!! And maybe that chicken could waddle a bit faster?</w:t>
+            </w:r>
+          </w:p>
+          <w:p>
+            <w:pPr>
+              <w:spacing w:after="200"/>
+              <w:contextualSpacing/>
+              <w:rPr>
+                <w:rFonts w:ascii="Calibri" w:eastAsia="Calibri" w:hAnsi="Calibri" w:cs="Times New Roman"/>
+                <w:i/>
+                <w:iCs/>
+                <w:color w:val="1F497D" w:themeColor="text2"/>
+                <w:szCs w:val="22"/>
+              </w:rPr>
+            </w:pPr>
+            <w:r>
+              <w:rPr>
+                <w:rFonts w:ascii="Calibri" w:eastAsia="Calibri" w:hAnsi="Calibri" w:cs="Times New Roman"/>
+                <w:i/>
+                <w:iCs/>
+                <w:color w:val="1F497D" w:themeColor="text2"/>
+                <w:szCs w:val="22"/>
+              </w:rPr>
+              <w:t>Ben’s note: I completed agree with Dan with inverted controls, so I’ve already updated the game to include them</w:t>
+            </w:r>
           </w:p>
           <w:p>
             <w:pPr>
@@ -1913,13 +1981,7 @@
           <w:color w:val="000000" w:themeColor="text1"/>
         </w:rPr>
         <w:lastRenderedPageBreak/>
-        <w:t xml:space="preserve">Test Feedback Form </w:t>
-      </w:r>
-      <w:r>
-        <w:rPr>
-          <w:color w:val="000000" w:themeColor="text1"/>
-        </w:rPr>
-        <w:t>3 – GUI</w:t>
+        <w:t>Test Feedback Form 3 – GUI</w:t>
       </w:r>
       <w:r>
         <w:rPr>
@@ -2417,15 +2479,7 @@
         <w:t>If there were not that many things to address then you can add to this by mentioning any additional changes you made that were not directly mentioned in user feedback</w:t>
       </w:r>
       <w:r>
-        <w:t xml:space="preserve"> but </w:t>
-      </w:r>
-      <w:proofErr w:type="spellStart"/>
-      <w:r>
-        <w:t>ma</w:t>
-      </w:r>
-      <w:proofErr w:type="spellEnd"/>
-      <w:r>
-        <w:t xml:space="preserve"> have been influenced by the testing process</w:t>
+        <w:t xml:space="preserve"> but ma have been influenced by the testing process</w:t>
       </w:r>
     </w:p>
     <w:p/>
@@ -2539,183 +2593,1983 @@
                 <w:bCs w:val="0"/>
                 <w:iCs/>
               </w:rPr>
-              <w:t>[</w:t>
-            </w:r>
-            <w:r>
-              <w:rPr>
-                <w:b/>
-                <w:bCs w:val="0"/>
-                <w:iCs/>
-              </w:rPr>
-              <w:t>Final in Game GUI</w:t>
-            </w:r>
-            <w:r>
-              <w:rPr>
-                <w:b/>
-                <w:bCs w:val="0"/>
-                <w:iCs/>
-              </w:rPr>
-              <w:t>]</w:t>
-            </w:r>
-          </w:p>
-          <w:p>
-            <w:pPr>
-              <w:spacing w:line="240" w:lineRule="auto"/>
-              <w:rPr>
-                <w:iCs/>
-              </w:rPr>
-            </w:pPr>
-          </w:p>
-          <w:p>
-            <w:pPr>
-              <w:spacing w:line="240" w:lineRule="auto"/>
-              <w:rPr>
-                <w:iCs/>
-              </w:rPr>
-            </w:pPr>
-          </w:p>
-          <w:p>
-            <w:pPr>
-              <w:spacing w:line="240" w:lineRule="auto"/>
-              <w:rPr>
-                <w:iCs/>
-              </w:rPr>
-            </w:pPr>
-          </w:p>
-          <w:p>
-            <w:pPr>
-              <w:spacing w:line="240" w:lineRule="auto"/>
-              <w:rPr>
-                <w:b/>
-                <w:bCs w:val="0"/>
-                <w:iCs/>
-              </w:rPr>
-            </w:pPr>
-            <w:r>
-              <w:rPr>
-                <w:b/>
-                <w:bCs w:val="0"/>
-                <w:iCs/>
-              </w:rPr>
-              <w:t>[Element 1]</w:t>
-            </w:r>
-          </w:p>
-          <w:p>
-            <w:pPr>
-              <w:spacing w:line="240" w:lineRule="auto"/>
-              <w:rPr>
-                <w:iCs/>
-              </w:rPr>
-            </w:pPr>
-            <w:r>
-              <w:rPr>
-                <w:iCs/>
-              </w:rPr>
-              <w:t>[Element 1 Description]</w:t>
-            </w:r>
-          </w:p>
-          <w:p>
-            <w:pPr>
-              <w:spacing w:line="240" w:lineRule="auto"/>
-              <w:rPr>
-                <w:iCs/>
-              </w:rPr>
-            </w:pPr>
-          </w:p>
-          <w:p>
-            <w:pPr>
-              <w:spacing w:line="240" w:lineRule="auto"/>
-              <w:rPr>
-                <w:b/>
-                <w:bCs w:val="0"/>
-                <w:iCs/>
-              </w:rPr>
-            </w:pPr>
-            <w:r>
-              <w:rPr>
-                <w:b/>
-                <w:bCs w:val="0"/>
-                <w:iCs/>
-              </w:rPr>
-              <w:t>[Element 2]</w:t>
-            </w:r>
-          </w:p>
-          <w:p>
-            <w:pPr>
-              <w:spacing w:line="240" w:lineRule="auto"/>
-              <w:rPr>
-                <w:iCs/>
-              </w:rPr>
-            </w:pPr>
-            <w:r>
-              <w:rPr>
-                <w:iCs/>
-              </w:rPr>
-              <w:t>[Element 2 Description]</w:t>
-            </w:r>
-          </w:p>
-          <w:p>
-            <w:pPr>
-              <w:spacing w:line="240" w:lineRule="auto"/>
-              <w:rPr>
-                <w:iCs/>
-              </w:rPr>
-            </w:pPr>
-          </w:p>
-          <w:p>
-            <w:pPr>
-              <w:spacing w:line="240" w:lineRule="auto"/>
-              <w:rPr>
-                <w:b/>
-                <w:bCs w:val="0"/>
-                <w:iCs/>
-              </w:rPr>
-            </w:pPr>
-            <w:r>
-              <w:rPr>
-                <w:b/>
-                <w:bCs w:val="0"/>
-                <w:iCs/>
-              </w:rPr>
-              <w:t>[Element 3 etc…]</w:t>
-            </w:r>
-          </w:p>
-          <w:p>
-            <w:pPr>
-              <w:spacing w:line="240" w:lineRule="auto"/>
-              <w:rPr>
-                <w:iCs/>
-              </w:rPr>
-            </w:pPr>
-            <w:r>
-              <w:rPr>
-                <w:iCs/>
-              </w:rPr>
-              <w:t xml:space="preserve">[Element </w:t>
-            </w:r>
-            <w:r>
-              <w:rPr>
+              <w:t>Main Menu:</w:t>
+            </w:r>
+            <w:r>
+              <w:rPr>
+                <w:b/>
+                <w:bCs w:val="0"/>
+                <w:iCs/>
+              </w:rPr>
+              <w:br/>
+            </w:r>
+            <w:r>
+              <w:rPr>
+                <w:noProof/>
+              </w:rPr>
+              <w:drawing>
+                <wp:inline distT="0" distB="0" distL="0" distR="0" wp14:anchorId="49CCE259" wp14:editId="6124E4BC">
+                  <wp:extent cx="4946650" cy="2780673"/>
+                  <wp:effectExtent l="0" t="0" r="6350" b="635"/>
+                  <wp:docPr id="255105774" name="Picture 1"/>
+                  <wp:cNvGraphicFramePr>
+                    <a:graphicFrameLocks xmlns:a="http://schemas.openxmlformats.org/drawingml/2006/main" noChangeAspect="1"/>
+                  </wp:cNvGraphicFramePr>
+                  <a:graphic xmlns:a="http://schemas.openxmlformats.org/drawingml/2006/main">
+                    <a:graphicData uri="http://schemas.openxmlformats.org/drawingml/2006/picture">
+                      <pic:pic xmlns:pic="http://schemas.openxmlformats.org/drawingml/2006/picture">
+                        <pic:nvPicPr>
+                          <pic:cNvPr id="255105774" name=""/>
+                          <pic:cNvPicPr/>
+                        </pic:nvPicPr>
+                        <pic:blipFill>
+                          <a:blip r:embed="rId12"/>
+                          <a:stretch>
+                            <a:fillRect/>
+                          </a:stretch>
+                        </pic:blipFill>
+                        <pic:spPr>
+                          <a:xfrm>
+                            <a:off x="0" y="0"/>
+                            <a:ext cx="4961077" cy="2788783"/>
+                          </a:xfrm>
+                          <a:prstGeom prst="rect">
+                            <a:avLst/>
+                          </a:prstGeom>
+                        </pic:spPr>
+                      </pic:pic>
+                    </a:graphicData>
+                  </a:graphic>
+                </wp:inline>
+              </w:drawing>
+            </w:r>
+          </w:p>
+          <w:p>
+            <w:pPr>
+              <w:spacing w:line="240" w:lineRule="auto"/>
+              <w:rPr>
+                <w:iCs/>
+              </w:rPr>
+            </w:pPr>
+          </w:p>
+          <w:p>
+            <w:pPr>
+              <w:spacing w:line="240" w:lineRule="auto"/>
+              <w:rPr>
+                <w:iCs/>
+              </w:rPr>
+            </w:pPr>
+          </w:p>
+          <w:p>
+            <w:pPr>
+              <w:spacing w:line="240" w:lineRule="auto"/>
+              <w:rPr>
+                <w:b/>
+                <w:bCs w:val="0"/>
+                <w:iCs/>
+              </w:rPr>
+            </w:pPr>
+            <w:r>
+              <w:rPr>
+                <w:b/>
+                <w:bCs w:val="0"/>
+                <w:iCs/>
+              </w:rPr>
+              <w:t>Element 1 – Game Title and Logo</w:t>
+            </w:r>
+          </w:p>
+          <w:p>
+            <w:pPr>
+              <w:spacing w:line="240" w:lineRule="auto"/>
+              <w:rPr>
+                <w:iCs/>
+              </w:rPr>
+            </w:pPr>
+            <w:r>
+              <w:rPr>
+                <w:iCs/>
+              </w:rPr>
+              <w:t>This just shows the name of the game and its logo (The logo was generated using ChatGPT)</w:t>
+            </w:r>
+          </w:p>
+          <w:p>
+            <w:pPr>
+              <w:spacing w:line="240" w:lineRule="auto"/>
+              <w:rPr>
+                <w:iCs/>
+              </w:rPr>
+            </w:pPr>
+          </w:p>
+          <w:p>
+            <w:pPr>
+              <w:spacing w:line="240" w:lineRule="auto"/>
+              <w:rPr>
+                <w:b/>
+                <w:bCs w:val="0"/>
+                <w:iCs/>
+              </w:rPr>
+            </w:pPr>
+            <w:r>
+              <w:rPr>
+                <w:b/>
+                <w:bCs w:val="0"/>
+                <w:iCs/>
+              </w:rPr>
+              <w:t>Element 2 – Start Game button</w:t>
+            </w:r>
+          </w:p>
+          <w:p>
+            <w:pPr>
+              <w:spacing w:line="240" w:lineRule="auto"/>
+              <w:rPr>
+                <w:iCs/>
+              </w:rPr>
+            </w:pPr>
+            <w:r>
+              <w:rPr>
+                <w:iCs/>
+              </w:rPr>
+              <w:t>This button hides the main menu, and begins the game</w:t>
+            </w:r>
+          </w:p>
+          <w:p>
+            <w:pPr>
+              <w:spacing w:line="240" w:lineRule="auto"/>
+              <w:rPr>
+                <w:iCs/>
+              </w:rPr>
+            </w:pPr>
+          </w:p>
+          <w:p>
+            <w:pPr>
+              <w:spacing w:line="240" w:lineRule="auto"/>
+              <w:rPr>
+                <w:b/>
+                <w:bCs w:val="0"/>
+                <w:iCs/>
+              </w:rPr>
+            </w:pPr>
+            <w:r>
+              <w:rPr>
+                <w:b/>
+                <w:bCs w:val="0"/>
+                <w:iCs/>
+              </w:rPr>
+              <w:t>Element 3 – Settings button</w:t>
+            </w:r>
+          </w:p>
+          <w:p>
+            <w:pPr>
+              <w:spacing w:line="240" w:lineRule="auto"/>
+              <w:rPr>
+                <w:iCs/>
+              </w:rPr>
+            </w:pPr>
+            <w:r>
+              <w:rPr>
+                <w:iCs/>
+              </w:rPr>
+              <w:t>This button hides the main menu, and shows the settings menu</w:t>
+            </w:r>
+          </w:p>
+          <w:p>
+            <w:pPr>
+              <w:spacing w:line="240" w:lineRule="auto"/>
+              <w:rPr>
+                <w:iCs/>
+              </w:rPr>
+            </w:pPr>
+          </w:p>
+          <w:p>
+            <w:pPr>
+              <w:spacing w:line="240" w:lineRule="auto"/>
+              <w:rPr>
+                <w:b/>
+                <w:bCs w:val="0"/>
+                <w:iCs/>
+              </w:rPr>
+            </w:pPr>
+            <w:r>
+              <w:rPr>
+                <w:b/>
+                <w:bCs w:val="0"/>
+                <w:iCs/>
+              </w:rPr>
+              <w:t>Element 4 – Quit button</w:t>
+            </w:r>
+          </w:p>
+          <w:p>
+            <w:pPr>
+              <w:spacing w:line="240" w:lineRule="auto"/>
+              <w:rPr>
+                <w:iCs/>
+              </w:rPr>
+            </w:pPr>
+            <w:r>
+              <w:rPr>
+                <w:iCs/>
+              </w:rPr>
+              <w:t>Quits the game instantly</w:t>
+            </w:r>
+          </w:p>
+          <w:p>
+            <w:pPr>
+              <w:spacing w:line="240" w:lineRule="auto"/>
+              <w:rPr>
+                <w:iCs/>
+              </w:rPr>
+            </w:pPr>
+          </w:p>
+          <w:p>
+            <w:pPr>
+              <w:spacing w:line="240" w:lineRule="auto"/>
+              <w:rPr>
+                <w:b/>
+                <w:bCs w:val="0"/>
+                <w:iCs/>
+              </w:rPr>
+            </w:pPr>
+            <w:r>
+              <w:rPr>
+                <w:b/>
+                <w:bCs w:val="0"/>
+                <w:iCs/>
+              </w:rPr>
+              <w:t>Element 5 – Attribution</w:t>
+            </w:r>
+          </w:p>
+          <w:p>
+            <w:pPr>
+              <w:spacing w:line="240" w:lineRule="auto"/>
+              <w:rPr>
+                <w:iCs/>
+              </w:rPr>
+            </w:pPr>
+            <w:r>
+              <w:rPr>
+                <w:iCs/>
+              </w:rPr>
+              <w:t>Just a cheeky credit section</w:t>
+            </w:r>
+          </w:p>
+          <w:p>
+            <w:pPr>
+              <w:spacing w:line="240" w:lineRule="auto"/>
+              <w:rPr>
+                <w:iCs/>
+              </w:rPr>
+            </w:pPr>
+          </w:p>
+          <w:p>
+            <w:pPr>
+              <w:spacing w:line="240" w:lineRule="auto"/>
+              <w:rPr>
+                <w:iCs/>
+              </w:rPr>
+            </w:pPr>
+          </w:p>
+          <w:p>
+            <w:pPr>
+              <w:spacing w:line="240" w:lineRule="auto"/>
+              <w:rPr>
+                <w:iCs/>
+              </w:rPr>
+            </w:pPr>
+          </w:p>
+          <w:p>
+            <w:pPr>
+              <w:spacing w:line="240" w:lineRule="auto"/>
+              <w:rPr>
+                <w:iCs/>
+              </w:rPr>
+            </w:pPr>
+          </w:p>
+          <w:p>
+            <w:pPr>
+              <w:spacing w:line="240" w:lineRule="auto"/>
+              <w:rPr>
+                <w:iCs/>
+              </w:rPr>
+            </w:pPr>
+          </w:p>
+          <w:p>
+            <w:pPr>
+              <w:spacing w:line="240" w:lineRule="auto"/>
+              <w:rPr>
+                <w:iCs/>
+              </w:rPr>
+            </w:pPr>
+          </w:p>
+          <w:p>
+            <w:pPr>
+              <w:spacing w:line="240" w:lineRule="auto"/>
+              <w:rPr>
+                <w:iCs/>
+              </w:rPr>
+            </w:pPr>
+          </w:p>
+          <w:p>
+            <w:pPr>
+              <w:spacing w:line="240" w:lineRule="auto"/>
+              <w:jc w:val="center"/>
+              <w:rPr>
+                <w:b/>
+                <w:bCs w:val="0"/>
+                <w:iCs/>
+              </w:rPr>
+            </w:pPr>
+            <w:r>
+              <w:rPr>
+                <w:b/>
+                <w:bCs w:val="0"/>
+                <w:iCs/>
+              </w:rPr>
+              <w:lastRenderedPageBreak/>
+              <w:t>Settings Menu:</w:t>
+            </w:r>
+          </w:p>
+          <w:p>
+            <w:pPr>
+              <w:spacing w:line="240" w:lineRule="auto"/>
+              <w:jc w:val="center"/>
+              <w:rPr>
+                <w:iCs/>
+              </w:rPr>
+            </w:pPr>
+            <w:r>
+              <w:rPr>
+                <w:noProof/>
+              </w:rPr>
+              <w:drawing>
+                <wp:inline distT="0" distB="0" distL="0" distR="0" wp14:anchorId="4E64D7EF" wp14:editId="31E1F96E">
+                  <wp:extent cx="5607050" cy="3160147"/>
+                  <wp:effectExtent l="0" t="0" r="0" b="2540"/>
+                  <wp:docPr id="373275015" name="Picture 1"/>
+                  <wp:cNvGraphicFramePr>
+                    <a:graphicFrameLocks xmlns:a="http://schemas.openxmlformats.org/drawingml/2006/main" noChangeAspect="1"/>
+                  </wp:cNvGraphicFramePr>
+                  <a:graphic xmlns:a="http://schemas.openxmlformats.org/drawingml/2006/main">
+                    <a:graphicData uri="http://schemas.openxmlformats.org/drawingml/2006/picture">
+                      <pic:pic xmlns:pic="http://schemas.openxmlformats.org/drawingml/2006/picture">
+                        <pic:nvPicPr>
+                          <pic:cNvPr id="373275015" name=""/>
+                          <pic:cNvPicPr/>
+                        </pic:nvPicPr>
+                        <pic:blipFill>
+                          <a:blip r:embed="rId13"/>
+                          <a:stretch>
+                            <a:fillRect/>
+                          </a:stretch>
+                        </pic:blipFill>
+                        <pic:spPr>
+                          <a:xfrm>
+                            <a:off x="0" y="0"/>
+                            <a:ext cx="5617518" cy="3166047"/>
+                          </a:xfrm>
+                          <a:prstGeom prst="rect">
+                            <a:avLst/>
+                          </a:prstGeom>
+                        </pic:spPr>
+                      </pic:pic>
+                    </a:graphicData>
+                  </a:graphic>
+                </wp:inline>
+              </w:drawing>
+            </w:r>
+          </w:p>
+          <w:p>
+            <w:pPr>
+              <w:spacing w:line="240" w:lineRule="auto"/>
+              <w:rPr>
+                <w:iCs/>
+              </w:rPr>
+            </w:pPr>
+          </w:p>
+          <w:p>
+            <w:pPr>
+              <w:spacing w:line="240" w:lineRule="auto"/>
+              <w:rPr>
+                <w:b/>
+                <w:bCs w:val="0"/>
+                <w:iCs/>
+              </w:rPr>
+            </w:pPr>
+            <w:r>
+              <w:rPr>
+                <w:b/>
+                <w:bCs w:val="0"/>
+                <w:iCs/>
+              </w:rPr>
+              <w:t>Element 1 – Game Title and Logo</w:t>
+            </w:r>
+          </w:p>
+          <w:p>
+            <w:pPr>
+              <w:spacing w:line="240" w:lineRule="auto"/>
+              <w:rPr>
+                <w:iCs/>
+              </w:rPr>
+            </w:pPr>
+            <w:r>
+              <w:rPr>
+                <w:iCs/>
+              </w:rPr>
+              <w:t>This just shows the name of the game and its logo (The logo was generated using ChatGPT)</w:t>
+            </w:r>
+          </w:p>
+          <w:p>
+            <w:pPr>
+              <w:spacing w:line="240" w:lineRule="auto"/>
+              <w:rPr>
+                <w:iCs/>
+              </w:rPr>
+            </w:pPr>
+          </w:p>
+          <w:p>
+            <w:pPr>
+              <w:spacing w:line="240" w:lineRule="auto"/>
+              <w:rPr>
+                <w:b/>
+                <w:bCs w:val="0"/>
+                <w:iCs/>
+              </w:rPr>
+            </w:pPr>
+            <w:r>
+              <w:rPr>
+                <w:b/>
+                <w:bCs w:val="0"/>
+                <w:iCs/>
+              </w:rPr>
+              <w:t>Element 2 – Master Volume slider</w:t>
+            </w:r>
+          </w:p>
+          <w:p>
+            <w:pPr>
+              <w:spacing w:line="240" w:lineRule="auto"/>
+              <w:rPr>
+                <w:iCs/>
+              </w:rPr>
+            </w:pPr>
+            <w:r>
+              <w:rPr>
+                <w:iCs/>
+              </w:rPr>
+              <w:t>This is an independent volume slider that adds a modifier to the sound effects and music volume levels, essentially controlling all audio at once</w:t>
+            </w:r>
+          </w:p>
+          <w:p>
+            <w:pPr>
+              <w:spacing w:line="240" w:lineRule="auto"/>
+              <w:rPr>
+                <w:iCs/>
+              </w:rPr>
+            </w:pPr>
+          </w:p>
+          <w:p>
+            <w:pPr>
+              <w:spacing w:line="240" w:lineRule="auto"/>
+              <w:rPr>
+                <w:b/>
+                <w:bCs w:val="0"/>
+                <w:iCs/>
+              </w:rPr>
+            </w:pPr>
+            <w:r>
+              <w:rPr>
+                <w:b/>
+                <w:bCs w:val="0"/>
+                <w:iCs/>
+              </w:rPr>
+              <w:t>Element 3 – Sound Effects Volume slider</w:t>
+            </w:r>
+          </w:p>
+          <w:p>
+            <w:pPr>
+              <w:spacing w:line="240" w:lineRule="auto"/>
+              <w:rPr>
+                <w:iCs/>
+              </w:rPr>
+            </w:pPr>
+            <w:r>
+              <w:rPr>
+                <w:iCs/>
+              </w:rPr>
+              <w:t>Independently controls the sound effects volume in the game</w:t>
+            </w:r>
+          </w:p>
+          <w:p>
+            <w:pPr>
+              <w:spacing w:line="240" w:lineRule="auto"/>
+              <w:rPr>
+                <w:iCs/>
+              </w:rPr>
+            </w:pPr>
+          </w:p>
+          <w:p>
+            <w:pPr>
+              <w:spacing w:line="240" w:lineRule="auto"/>
+              <w:rPr>
+                <w:b/>
+                <w:bCs w:val="0"/>
+                <w:iCs/>
+              </w:rPr>
+            </w:pPr>
+            <w:r>
+              <w:rPr>
+                <w:b/>
+                <w:bCs w:val="0"/>
+                <w:iCs/>
+              </w:rPr>
+              <w:t>Element 4 – Music Volume slider</w:t>
+            </w:r>
+          </w:p>
+          <w:p>
+            <w:pPr>
+              <w:spacing w:line="240" w:lineRule="auto"/>
+              <w:rPr>
+                <w:iCs/>
+              </w:rPr>
+            </w:pPr>
+            <w:r>
+              <w:rPr>
+                <w:iCs/>
+              </w:rPr>
+              <w:t>Independently controls the music volume in the game</w:t>
+            </w:r>
+          </w:p>
+          <w:p>
+            <w:pPr>
+              <w:spacing w:line="240" w:lineRule="auto"/>
+              <w:rPr>
+                <w:iCs/>
+              </w:rPr>
+            </w:pPr>
+          </w:p>
+          <w:p>
+            <w:pPr>
+              <w:spacing w:line="240" w:lineRule="auto"/>
+              <w:rPr>
+                <w:b/>
+                <w:bCs w:val="0"/>
+                <w:iCs/>
+              </w:rPr>
+            </w:pPr>
+            <w:r>
+              <w:rPr>
+                <w:b/>
+                <w:bCs w:val="0"/>
+                <w:iCs/>
+              </w:rPr>
+              <w:t>Element 5 – Back button</w:t>
+            </w:r>
+          </w:p>
+          <w:p>
+            <w:pPr>
+              <w:spacing w:line="240" w:lineRule="auto"/>
+              <w:rPr>
+                <w:iCs/>
+              </w:rPr>
+            </w:pPr>
+            <w:r>
+              <w:rPr>
+                <w:iCs/>
+              </w:rPr>
+              <w:t xml:space="preserve">This hides the settings menu </w:t>
+            </w:r>
+            <w:r>
+              <w:rPr>
+                <w:iCs/>
+              </w:rPr>
+              <w:t xml:space="preserve">or pause menu, depending where you clicked the settings button originally </w:t>
+            </w:r>
+            <w:r>
+              <w:rPr>
+                <w:iCs/>
+              </w:rPr>
+              <w:t>and shows the main menu</w:t>
+            </w:r>
+            <w:r>
+              <w:rPr>
+                <w:iCs/>
+              </w:rPr>
+              <w:t xml:space="preserve"> or the pause menu</w:t>
+            </w:r>
+            <w:r>
+              <w:rPr>
+                <w:iCs/>
+              </w:rPr>
+              <w:t xml:space="preserve">, essentially returning the player to </w:t>
+            </w:r>
+            <w:r>
+              <w:rPr>
+                <w:iCs/>
+              </w:rPr>
+              <w:t>where they were before pressing the settings button</w:t>
+            </w:r>
+          </w:p>
+          <w:p>
+            <w:pPr>
+              <w:spacing w:line="240" w:lineRule="auto"/>
+              <w:rPr>
+                <w:iCs/>
+              </w:rPr>
+            </w:pPr>
+          </w:p>
+          <w:p>
+            <w:pPr>
+              <w:spacing w:line="240" w:lineRule="auto"/>
+              <w:rPr>
+                <w:b/>
+                <w:bCs w:val="0"/>
+                <w:iCs/>
+              </w:rPr>
+            </w:pPr>
+            <w:r>
+              <w:rPr>
+                <w:b/>
+                <w:bCs w:val="0"/>
+                <w:iCs/>
+              </w:rPr>
+              <w:t>Element 6 – Attribution</w:t>
+            </w:r>
+          </w:p>
+          <w:p>
+            <w:pPr>
+              <w:spacing w:line="240" w:lineRule="auto"/>
+              <w:rPr>
+                <w:iCs/>
+              </w:rPr>
+            </w:pPr>
+            <w:r>
+              <w:rPr>
+                <w:iCs/>
+              </w:rPr>
+              <w:t>Just a cheeky credit section</w:t>
+            </w:r>
+          </w:p>
+          <w:p>
+            <w:pPr>
+              <w:spacing w:line="240" w:lineRule="auto"/>
+              <w:rPr>
+                <w:iCs/>
+              </w:rPr>
+            </w:pPr>
+          </w:p>
+          <w:p>
+            <w:pPr>
+              <w:spacing w:line="240" w:lineRule="auto"/>
+              <w:rPr>
+                <w:iCs/>
+              </w:rPr>
+            </w:pPr>
+          </w:p>
+          <w:p>
+            <w:pPr>
+              <w:spacing w:line="240" w:lineRule="auto"/>
+              <w:rPr>
+                <w:iCs/>
+              </w:rPr>
+            </w:pPr>
+          </w:p>
+          <w:p>
+            <w:pPr>
+              <w:spacing w:line="240" w:lineRule="auto"/>
+              <w:rPr>
+                <w:iCs/>
+              </w:rPr>
+            </w:pPr>
+          </w:p>
+          <w:p>
+            <w:pPr>
+              <w:spacing w:line="240" w:lineRule="auto"/>
+              <w:rPr>
+                <w:iCs/>
+              </w:rPr>
+            </w:pPr>
+          </w:p>
+          <w:p>
+            <w:pPr>
+              <w:spacing w:line="240" w:lineRule="auto"/>
+              <w:rPr>
+                <w:iCs/>
+              </w:rPr>
+            </w:pPr>
+          </w:p>
+          <w:p>
+            <w:pPr>
+              <w:spacing w:line="240" w:lineRule="auto"/>
+              <w:jc w:val="center"/>
+              <w:rPr>
+                <w:b/>
+                <w:bCs w:val="0"/>
+                <w:iCs/>
+              </w:rPr>
+            </w:pPr>
+            <w:r>
+              <w:rPr>
+                <w:b/>
+                <w:bCs w:val="0"/>
+                <w:iCs/>
+              </w:rPr>
+              <w:t>Win Display:</w:t>
+            </w:r>
+          </w:p>
+          <w:p>
+            <w:pPr>
+              <w:spacing w:line="240" w:lineRule="auto"/>
+              <w:jc w:val="center"/>
+              <w:rPr>
+                <w:b/>
+                <w:bCs w:val="0"/>
+                <w:iCs/>
+              </w:rPr>
+            </w:pPr>
+            <w:r>
+              <w:rPr>
+                <w:noProof/>
+              </w:rPr>
+              <w:drawing>
+                <wp:inline distT="0" distB="0" distL="0" distR="0" wp14:anchorId="1E71CE95" wp14:editId="6601E2C5">
+                  <wp:extent cx="6223000" cy="3498151"/>
+                  <wp:effectExtent l="0" t="0" r="6350" b="7620"/>
+                  <wp:docPr id="1992727581" name="Picture 1"/>
+                  <wp:cNvGraphicFramePr>
+                    <a:graphicFrameLocks xmlns:a="http://schemas.openxmlformats.org/drawingml/2006/main" noChangeAspect="1"/>
+                  </wp:cNvGraphicFramePr>
+                  <a:graphic xmlns:a="http://schemas.openxmlformats.org/drawingml/2006/main">
+                    <a:graphicData uri="http://schemas.openxmlformats.org/drawingml/2006/picture">
+                      <pic:pic xmlns:pic="http://schemas.openxmlformats.org/drawingml/2006/picture">
+                        <pic:nvPicPr>
+                          <pic:cNvPr id="1992727581" name=""/>
+                          <pic:cNvPicPr/>
+                        </pic:nvPicPr>
+                        <pic:blipFill>
+                          <a:blip r:embed="rId14"/>
+                          <a:stretch>
+                            <a:fillRect/>
+                          </a:stretch>
+                        </pic:blipFill>
+                        <pic:spPr>
+                          <a:xfrm>
+                            <a:off x="0" y="0"/>
+                            <a:ext cx="6228555" cy="3501274"/>
+                          </a:xfrm>
+                          <a:prstGeom prst="rect">
+                            <a:avLst/>
+                          </a:prstGeom>
+                        </pic:spPr>
+                      </pic:pic>
+                    </a:graphicData>
+                  </a:graphic>
+                </wp:inline>
+              </w:drawing>
+            </w:r>
+          </w:p>
+          <w:p>
+            <w:pPr>
+              <w:spacing w:line="240" w:lineRule="auto"/>
+              <w:jc w:val="center"/>
+              <w:rPr>
+                <w:b/>
+                <w:bCs w:val="0"/>
+                <w:iCs/>
+              </w:rPr>
+            </w:pPr>
+          </w:p>
+          <w:p>
+            <w:pPr>
+              <w:spacing w:line="240" w:lineRule="auto"/>
+              <w:rPr>
+                <w:b/>
+                <w:bCs w:val="0"/>
+                <w:iCs/>
+              </w:rPr>
+            </w:pPr>
+            <w:r>
+              <w:rPr>
+                <w:b/>
+                <w:bCs w:val="0"/>
+                <w:iCs/>
+              </w:rPr>
+              <w:t>Element 1 – Game Title and Logo</w:t>
+            </w:r>
+          </w:p>
+          <w:p>
+            <w:pPr>
+              <w:spacing w:line="240" w:lineRule="auto"/>
+              <w:rPr>
+                <w:iCs/>
+              </w:rPr>
+            </w:pPr>
+            <w:r>
+              <w:rPr>
+                <w:iCs/>
+              </w:rPr>
+              <w:t>This just shows the name of the game and its logo (The logo was generated using ChatGPT)</w:t>
+            </w:r>
+          </w:p>
+          <w:p>
+            <w:pPr>
+              <w:spacing w:line="240" w:lineRule="auto"/>
+              <w:rPr>
+                <w:iCs/>
+              </w:rPr>
+            </w:pPr>
+          </w:p>
+          <w:p>
+            <w:pPr>
+              <w:spacing w:line="240" w:lineRule="auto"/>
+              <w:rPr>
+                <w:b/>
+                <w:bCs w:val="0"/>
+                <w:iCs/>
+              </w:rPr>
+            </w:pPr>
+            <w:r>
+              <w:rPr>
+                <w:b/>
+                <w:bCs w:val="0"/>
+                <w:iCs/>
+              </w:rPr>
+              <w:t>Element 2 – Win text</w:t>
+            </w:r>
+          </w:p>
+          <w:p>
+            <w:pPr>
+              <w:spacing w:line="240" w:lineRule="auto"/>
+              <w:rPr>
+                <w:iCs/>
+              </w:rPr>
+            </w:pPr>
+            <w:r>
+              <w:rPr>
+                <w:iCs/>
+              </w:rPr>
+              <w:t>This displays to the player that they’ve won the game</w:t>
+            </w:r>
+          </w:p>
+          <w:p>
+            <w:pPr>
+              <w:spacing w:line="240" w:lineRule="auto"/>
+              <w:rPr>
+                <w:iCs/>
+              </w:rPr>
+            </w:pPr>
+          </w:p>
+          <w:p>
+            <w:pPr>
+              <w:spacing w:line="240" w:lineRule="auto"/>
+              <w:rPr>
+                <w:b/>
+                <w:bCs w:val="0"/>
+                <w:iCs/>
+              </w:rPr>
+            </w:pPr>
+            <w:r>
+              <w:rPr>
+                <w:b/>
+                <w:bCs w:val="0"/>
+                <w:iCs/>
+              </w:rPr>
+              <w:t>Element 3 – Return to menu button</w:t>
+            </w:r>
+          </w:p>
+          <w:p>
+            <w:pPr>
+              <w:spacing w:line="240" w:lineRule="auto"/>
+              <w:rPr>
+                <w:iCs/>
+              </w:rPr>
+            </w:pPr>
+            <w:r>
+              <w:rPr>
+                <w:iCs/>
+              </w:rPr>
+              <w:t>Returns the player the main menu</w:t>
+            </w:r>
+          </w:p>
+          <w:p>
+            <w:pPr>
+              <w:spacing w:line="240" w:lineRule="auto"/>
+              <w:rPr>
+                <w:iCs/>
+              </w:rPr>
+            </w:pPr>
+          </w:p>
+          <w:p>
+            <w:pPr>
+              <w:spacing w:line="240" w:lineRule="auto"/>
+              <w:rPr>
+                <w:b/>
+                <w:bCs w:val="0"/>
+                <w:iCs/>
+              </w:rPr>
+            </w:pPr>
+            <w:r>
+              <w:rPr>
+                <w:b/>
+                <w:bCs w:val="0"/>
+                <w:iCs/>
+              </w:rPr>
+              <w:t>Element 4 – Quit button</w:t>
+            </w:r>
+          </w:p>
+          <w:p>
+            <w:pPr>
+              <w:spacing w:line="240" w:lineRule="auto"/>
+              <w:rPr>
+                <w:iCs/>
+              </w:rPr>
+            </w:pPr>
+            <w:r>
+              <w:rPr>
+                <w:iCs/>
+              </w:rPr>
+              <w:t>Quits the game instantly</w:t>
+            </w:r>
+          </w:p>
+          <w:p>
+            <w:pPr>
+              <w:spacing w:line="240" w:lineRule="auto"/>
+              <w:rPr>
+                <w:iCs/>
+              </w:rPr>
+            </w:pPr>
+          </w:p>
+          <w:p>
+            <w:pPr>
+              <w:spacing w:line="240" w:lineRule="auto"/>
+              <w:rPr>
+                <w:b/>
+                <w:bCs w:val="0"/>
+                <w:iCs/>
+              </w:rPr>
+            </w:pPr>
+            <w:r>
+              <w:rPr>
+                <w:b/>
+                <w:bCs w:val="0"/>
+                <w:iCs/>
+              </w:rPr>
+              <w:t>Element 5 – Attribution</w:t>
+            </w:r>
+          </w:p>
+          <w:p>
+            <w:pPr>
+              <w:spacing w:line="240" w:lineRule="auto"/>
+              <w:rPr>
+                <w:iCs/>
+              </w:rPr>
+            </w:pPr>
+            <w:r>
+              <w:rPr>
+                <w:iCs/>
+              </w:rPr>
+              <w:t>Just a cheeky credit section</w:t>
+            </w:r>
+          </w:p>
+          <w:p>
+            <w:pPr>
+              <w:spacing w:line="240" w:lineRule="auto"/>
+              <w:rPr>
+                <w:iCs/>
+              </w:rPr>
+            </w:pPr>
+          </w:p>
+          <w:p>
+            <w:pPr>
+              <w:spacing w:line="240" w:lineRule="auto"/>
+              <w:rPr>
+                <w:b/>
+                <w:bCs w:val="0"/>
+                <w:iCs/>
+              </w:rPr>
+            </w:pPr>
+          </w:p>
+          <w:p>
+            <w:pPr>
+              <w:spacing w:line="240" w:lineRule="auto"/>
+              <w:rPr>
+                <w:b/>
+                <w:bCs w:val="0"/>
+                <w:iCs/>
+              </w:rPr>
+            </w:pPr>
+          </w:p>
+          <w:p>
+            <w:pPr>
+              <w:spacing w:line="240" w:lineRule="auto"/>
+              <w:rPr>
+                <w:b/>
+                <w:bCs w:val="0"/>
+                <w:iCs/>
+              </w:rPr>
+            </w:pPr>
+          </w:p>
+          <w:p>
+            <w:pPr>
+              <w:spacing w:line="240" w:lineRule="auto"/>
+              <w:rPr>
+                <w:b/>
+                <w:bCs w:val="0"/>
+                <w:iCs/>
+              </w:rPr>
+            </w:pPr>
+          </w:p>
+          <w:p>
+            <w:pPr>
+              <w:spacing w:line="240" w:lineRule="auto"/>
+              <w:rPr>
+                <w:b/>
+                <w:bCs w:val="0"/>
+                <w:iCs/>
+              </w:rPr>
+            </w:pPr>
+          </w:p>
+          <w:p>
+            <w:pPr>
+              <w:spacing w:line="240" w:lineRule="auto"/>
+              <w:rPr>
+                <w:b/>
+                <w:bCs w:val="0"/>
+                <w:iCs/>
+              </w:rPr>
+            </w:pPr>
+          </w:p>
+          <w:p>
+            <w:pPr>
+              <w:spacing w:line="240" w:lineRule="auto"/>
+              <w:rPr>
+                <w:b/>
+                <w:bCs w:val="0"/>
+                <w:iCs/>
+              </w:rPr>
+            </w:pPr>
+          </w:p>
+          <w:p>
+            <w:pPr>
+              <w:spacing w:line="240" w:lineRule="auto"/>
+              <w:rPr>
+                <w:b/>
+                <w:bCs w:val="0"/>
+                <w:iCs/>
+              </w:rPr>
+            </w:pPr>
+          </w:p>
+          <w:p>
+            <w:pPr>
+              <w:spacing w:line="240" w:lineRule="auto"/>
+              <w:rPr>
+                <w:b/>
+                <w:bCs w:val="0"/>
+                <w:iCs/>
+              </w:rPr>
+            </w:pPr>
+          </w:p>
+          <w:p>
+            <w:pPr>
+              <w:spacing w:line="240" w:lineRule="auto"/>
+              <w:jc w:val="center"/>
+              <w:rPr>
+                <w:b/>
+                <w:bCs w:val="0"/>
+                <w:iCs/>
+              </w:rPr>
+            </w:pPr>
+            <w:r>
+              <w:rPr>
+                <w:b/>
+                <w:bCs w:val="0"/>
+                <w:iCs/>
+              </w:rPr>
+              <w:t>Pause Menu:</w:t>
+            </w:r>
+            <w:r>
+              <w:rPr>
+                <w:b/>
+                <w:bCs w:val="0"/>
+                <w:iCs/>
+              </w:rPr>
+              <w:br/>
+            </w:r>
+            <w:r>
+              <w:rPr>
+                <w:noProof/>
+              </w:rPr>
+              <w:drawing>
+                <wp:inline distT="0" distB="0" distL="0" distR="0" wp14:anchorId="4FCCA736" wp14:editId="7937982F">
+                  <wp:extent cx="6479540" cy="3631565"/>
+                  <wp:effectExtent l="0" t="0" r="0" b="6985"/>
+                  <wp:docPr id="79729511" name="Picture 1"/>
+                  <wp:cNvGraphicFramePr>
+                    <a:graphicFrameLocks xmlns:a="http://schemas.openxmlformats.org/drawingml/2006/main" noChangeAspect="1"/>
+                  </wp:cNvGraphicFramePr>
+                  <a:graphic xmlns:a="http://schemas.openxmlformats.org/drawingml/2006/main">
+                    <a:graphicData uri="http://schemas.openxmlformats.org/drawingml/2006/picture">
+                      <pic:pic xmlns:pic="http://schemas.openxmlformats.org/drawingml/2006/picture">
+                        <pic:nvPicPr>
+                          <pic:cNvPr id="79729511" name=""/>
+                          <pic:cNvPicPr/>
+                        </pic:nvPicPr>
+                        <pic:blipFill>
+                          <a:blip r:embed="rId15"/>
+                          <a:stretch>
+                            <a:fillRect/>
+                          </a:stretch>
+                        </pic:blipFill>
+                        <pic:spPr>
+                          <a:xfrm>
+                            <a:off x="0" y="0"/>
+                            <a:ext cx="6479540" cy="3631565"/>
+                          </a:xfrm>
+                          <a:prstGeom prst="rect">
+                            <a:avLst/>
+                          </a:prstGeom>
+                        </pic:spPr>
+                      </pic:pic>
+                    </a:graphicData>
+                  </a:graphic>
+                </wp:inline>
+              </w:drawing>
+            </w:r>
+          </w:p>
+          <w:p>
+            <w:pPr>
+              <w:spacing w:line="240" w:lineRule="auto"/>
+              <w:jc w:val="center"/>
+              <w:rPr>
+                <w:b/>
+                <w:bCs w:val="0"/>
+                <w:iCs/>
+              </w:rPr>
+            </w:pPr>
+          </w:p>
+          <w:p>
+            <w:pPr>
+              <w:spacing w:line="240" w:lineRule="auto"/>
+              <w:rPr>
+                <w:b/>
+                <w:bCs w:val="0"/>
+                <w:iCs/>
+              </w:rPr>
+            </w:pPr>
+            <w:r>
+              <w:rPr>
+                <w:b/>
+                <w:bCs w:val="0"/>
+                <w:iCs/>
+              </w:rPr>
+              <w:t>Element 1 – Game Title and Logo</w:t>
+            </w:r>
+          </w:p>
+          <w:p>
+            <w:pPr>
+              <w:spacing w:line="240" w:lineRule="auto"/>
+              <w:rPr>
+                <w:iCs/>
+              </w:rPr>
+            </w:pPr>
+            <w:r>
+              <w:rPr>
+                <w:iCs/>
+              </w:rPr>
+              <w:t>This just shows the name of the game and its logo (The logo was generated using ChatGPT)</w:t>
+            </w:r>
+          </w:p>
+          <w:p>
+            <w:pPr>
+              <w:spacing w:line="240" w:lineRule="auto"/>
+              <w:rPr>
+                <w:iCs/>
+              </w:rPr>
+            </w:pPr>
+          </w:p>
+          <w:p>
+            <w:pPr>
+              <w:spacing w:line="240" w:lineRule="auto"/>
+              <w:rPr>
+                <w:b/>
+                <w:bCs w:val="0"/>
+                <w:iCs/>
+              </w:rPr>
+            </w:pPr>
+            <w:r>
+              <w:rPr>
+                <w:b/>
+                <w:bCs w:val="0"/>
+                <w:iCs/>
+              </w:rPr>
+              <w:t>Element 2 – Resume button</w:t>
+            </w:r>
+          </w:p>
+          <w:p>
+            <w:pPr>
+              <w:spacing w:line="240" w:lineRule="auto"/>
+              <w:rPr>
+                <w:iCs/>
+              </w:rPr>
+            </w:pPr>
+            <w:r>
+              <w:rPr>
+                <w:iCs/>
+              </w:rPr>
+              <w:t>This resumes time scale back to 1 and resumes the game</w:t>
+            </w:r>
+          </w:p>
+          <w:p>
+            <w:pPr>
+              <w:spacing w:line="240" w:lineRule="auto"/>
+              <w:rPr>
+                <w:iCs/>
+              </w:rPr>
+            </w:pPr>
+          </w:p>
+          <w:p>
+            <w:pPr>
+              <w:spacing w:line="240" w:lineRule="auto"/>
+              <w:rPr>
+                <w:b/>
+                <w:bCs w:val="0"/>
+                <w:iCs/>
+              </w:rPr>
+            </w:pPr>
+            <w:r>
+              <w:rPr>
+                <w:b/>
+                <w:bCs w:val="0"/>
+                <w:iCs/>
+              </w:rPr>
+              <w:t>Element 3 – Return to menu button</w:t>
+            </w:r>
+          </w:p>
+          <w:p>
+            <w:pPr>
+              <w:spacing w:line="240" w:lineRule="auto"/>
+              <w:rPr>
+                <w:iCs/>
+              </w:rPr>
+            </w:pPr>
+            <w:r>
+              <w:rPr>
+                <w:iCs/>
+              </w:rPr>
+              <w:t>Returns the player the main menu</w:t>
+            </w:r>
+          </w:p>
+          <w:p>
+            <w:pPr>
+              <w:spacing w:line="240" w:lineRule="auto"/>
+              <w:rPr>
+                <w:iCs/>
+              </w:rPr>
+            </w:pPr>
+          </w:p>
+          <w:p>
+            <w:pPr>
+              <w:spacing w:line="240" w:lineRule="auto"/>
+              <w:rPr>
+                <w:b/>
+                <w:bCs w:val="0"/>
+                <w:iCs/>
+              </w:rPr>
+            </w:pPr>
+            <w:r>
+              <w:rPr>
+                <w:b/>
+                <w:bCs w:val="0"/>
+                <w:iCs/>
+              </w:rPr>
+              <w:t xml:space="preserve">Element 4 – </w:t>
+            </w:r>
+            <w:r>
+              <w:rPr>
+                <w:b/>
+                <w:bCs w:val="0"/>
+                <w:iCs/>
+              </w:rPr>
+              <w:t>Settings</w:t>
+            </w:r>
+            <w:r>
+              <w:rPr>
+                <w:b/>
+                <w:bCs w:val="0"/>
+                <w:iCs/>
+              </w:rPr>
+              <w:t xml:space="preserve"> button</w:t>
+            </w:r>
+          </w:p>
+          <w:p>
+            <w:pPr>
+              <w:spacing w:line="240" w:lineRule="auto"/>
+              <w:rPr>
+                <w:iCs/>
+              </w:rPr>
+            </w:pPr>
+            <w:r>
+              <w:rPr>
+                <w:iCs/>
+              </w:rPr>
+              <w:t xml:space="preserve">This button hides the </w:t>
+            </w:r>
+            <w:r>
+              <w:rPr>
+                <w:iCs/>
+              </w:rPr>
+              <w:t>pause menu</w:t>
+            </w:r>
+            <w:r>
+              <w:rPr>
+                <w:iCs/>
+              </w:rPr>
+              <w:t>, and shows the settings menu</w:t>
+            </w:r>
+          </w:p>
+          <w:p>
+            <w:pPr>
+              <w:spacing w:line="240" w:lineRule="auto"/>
+              <w:rPr>
+                <w:iCs/>
+              </w:rPr>
+            </w:pPr>
+          </w:p>
+          <w:p>
+            <w:pPr>
+              <w:spacing w:line="240" w:lineRule="auto"/>
+              <w:rPr>
+                <w:b/>
+                <w:bCs w:val="0"/>
+                <w:iCs/>
+              </w:rPr>
+            </w:pPr>
+            <w:r>
+              <w:rPr>
+                <w:b/>
+                <w:bCs w:val="0"/>
+                <w:iCs/>
+              </w:rPr>
+              <w:t>Element 5 – Quit button</w:t>
+            </w:r>
+          </w:p>
+          <w:p>
+            <w:pPr>
+              <w:spacing w:line="240" w:lineRule="auto"/>
+              <w:rPr>
+                <w:b/>
+                <w:bCs w:val="0"/>
+                <w:iCs/>
+              </w:rPr>
+            </w:pPr>
+            <w:r>
+              <w:rPr>
+                <w:iCs/>
+              </w:rPr>
+              <w:t>Quits the game instantly</w:t>
+            </w:r>
+          </w:p>
+          <w:p>
+            <w:pPr>
+              <w:spacing w:line="240" w:lineRule="auto"/>
+              <w:rPr>
+                <w:iCs/>
+              </w:rPr>
+            </w:pPr>
+          </w:p>
+          <w:p>
+            <w:pPr>
+              <w:spacing w:line="240" w:lineRule="auto"/>
+              <w:rPr>
+                <w:b/>
+                <w:bCs w:val="0"/>
+                <w:iCs/>
+              </w:rPr>
+            </w:pPr>
+            <w:r>
+              <w:rPr>
+                <w:b/>
+                <w:bCs w:val="0"/>
+                <w:iCs/>
+              </w:rPr>
+              <w:t xml:space="preserve">Element </w:t>
+            </w:r>
+            <w:r>
+              <w:rPr>
+                <w:b/>
+                <w:bCs w:val="0"/>
+                <w:iCs/>
+              </w:rPr>
+              <w:t>6</w:t>
+            </w:r>
+            <w:r>
+              <w:rPr>
+                <w:b/>
+                <w:bCs w:val="0"/>
+                <w:iCs/>
+              </w:rPr>
+              <w:t xml:space="preserve"> – Attribution</w:t>
+            </w:r>
+          </w:p>
+          <w:p>
+            <w:pPr>
+              <w:spacing w:line="240" w:lineRule="auto"/>
+              <w:rPr>
+                <w:iCs/>
+              </w:rPr>
+            </w:pPr>
+            <w:r>
+              <w:rPr>
+                <w:iCs/>
+              </w:rPr>
+              <w:t>Just a cheeky credit section</w:t>
+            </w:r>
+          </w:p>
+          <w:p>
+            <w:pPr>
+              <w:spacing w:line="240" w:lineRule="auto"/>
+              <w:jc w:val="center"/>
+              <w:rPr>
+                <w:b/>
+                <w:bCs w:val="0"/>
+                <w:iCs/>
+              </w:rPr>
+            </w:pPr>
+            <w:r>
+              <w:rPr>
+                <w:b/>
+                <w:bCs w:val="0"/>
+                <w:iCs/>
+              </w:rPr>
+              <w:lastRenderedPageBreak/>
+              <w:t>Game Play Screen:</w:t>
+            </w:r>
+            <w:r>
+              <w:rPr>
+                <w:b/>
+                <w:bCs w:val="0"/>
+                <w:iCs/>
+              </w:rPr>
+              <w:br/>
+            </w:r>
+            <w:r>
+              <w:rPr>
+                <w:noProof/>
+              </w:rPr>
+              <w:drawing>
+                <wp:inline distT="0" distB="0" distL="0" distR="0" wp14:anchorId="795DA21D" wp14:editId="07FA441D">
+                  <wp:extent cx="5816600" cy="3264570"/>
+                  <wp:effectExtent l="0" t="0" r="0" b="0"/>
+                  <wp:docPr id="944859871" name="Picture 1"/>
+                  <wp:cNvGraphicFramePr>
+                    <a:graphicFrameLocks xmlns:a="http://schemas.openxmlformats.org/drawingml/2006/main" noChangeAspect="1"/>
+                  </wp:cNvGraphicFramePr>
+                  <a:graphic xmlns:a="http://schemas.openxmlformats.org/drawingml/2006/main">
+                    <a:graphicData uri="http://schemas.openxmlformats.org/drawingml/2006/picture">
+                      <pic:pic xmlns:pic="http://schemas.openxmlformats.org/drawingml/2006/picture">
+                        <pic:nvPicPr>
+                          <pic:cNvPr id="944859871" name=""/>
+                          <pic:cNvPicPr/>
+                        </pic:nvPicPr>
+                        <pic:blipFill>
+                          <a:blip r:embed="rId16"/>
+                          <a:stretch>
+                            <a:fillRect/>
+                          </a:stretch>
+                        </pic:blipFill>
+                        <pic:spPr>
+                          <a:xfrm>
+                            <a:off x="0" y="0"/>
+                            <a:ext cx="5824033" cy="3268742"/>
+                          </a:xfrm>
+                          <a:prstGeom prst="rect">
+                            <a:avLst/>
+                          </a:prstGeom>
+                        </pic:spPr>
+                      </pic:pic>
+                    </a:graphicData>
+                  </a:graphic>
+                </wp:inline>
+              </w:drawing>
+            </w:r>
+          </w:p>
+          <w:p>
+            <w:pPr>
+              <w:spacing w:line="240" w:lineRule="auto"/>
+              <w:jc w:val="center"/>
+              <w:rPr>
+                <w:b/>
+                <w:bCs w:val="0"/>
+                <w:iCs/>
+              </w:rPr>
+            </w:pPr>
+          </w:p>
+          <w:p>
+            <w:pPr>
+              <w:spacing w:line="240" w:lineRule="auto"/>
+              <w:rPr>
+                <w:b/>
+                <w:bCs w:val="0"/>
+                <w:iCs/>
+              </w:rPr>
+            </w:pPr>
+            <w:r>
+              <w:rPr>
+                <w:b/>
+                <w:bCs w:val="0"/>
+                <w:iCs/>
+              </w:rPr>
+              <w:t>Element 1 – Pause button</w:t>
+            </w:r>
+          </w:p>
+          <w:p>
+            <w:pPr>
+              <w:spacing w:line="240" w:lineRule="auto"/>
+              <w:rPr>
+                <w:iCs/>
+              </w:rPr>
+            </w:pPr>
+            <w:r>
+              <w:rPr>
+                <w:iCs/>
+              </w:rPr>
+              <w:t>This sets the time scale to 0 and brings up the pause menu</w:t>
+            </w:r>
+          </w:p>
+          <w:p>
+            <w:pPr>
+              <w:spacing w:line="240" w:lineRule="auto"/>
+              <w:rPr>
+                <w:iCs/>
+              </w:rPr>
+            </w:pPr>
+          </w:p>
+          <w:p>
+            <w:pPr>
+              <w:spacing w:line="240" w:lineRule="auto"/>
+              <w:rPr>
+                <w:b/>
+                <w:bCs w:val="0"/>
+                <w:iCs/>
+              </w:rPr>
+            </w:pPr>
+            <w:r>
+              <w:rPr>
+                <w:b/>
+                <w:bCs w:val="0"/>
+                <w:iCs/>
+              </w:rPr>
+              <w:t>Element 2 – Resource counter</w:t>
+            </w:r>
+          </w:p>
+          <w:p>
+            <w:pPr>
+              <w:spacing w:line="240" w:lineRule="auto"/>
+              <w:rPr>
+                <w:iCs/>
+              </w:rPr>
+            </w:pPr>
+            <w:r>
+              <w:rPr>
+                <w:iCs/>
+              </w:rPr>
+              <w:t>This shows the player the current number of collected resources</w:t>
+            </w:r>
+          </w:p>
+          <w:p>
+            <w:pPr>
+              <w:spacing w:line="240" w:lineRule="auto"/>
+              <w:rPr>
+                <w:iCs/>
+              </w:rPr>
+            </w:pPr>
+          </w:p>
+          <w:p>
+            <w:pPr>
+              <w:spacing w:line="240" w:lineRule="auto"/>
+              <w:rPr>
+                <w:b/>
+                <w:bCs w:val="0"/>
+                <w:iCs/>
+              </w:rPr>
+            </w:pPr>
+            <w:r>
+              <w:rPr>
+                <w:b/>
+                <w:bCs w:val="0"/>
+                <w:iCs/>
+              </w:rPr>
+              <w:t xml:space="preserve">Element </w:t>
+            </w:r>
+            <w:r>
+              <w:rPr>
+                <w:b/>
+                <w:bCs w:val="0"/>
                 <w:iCs/>
               </w:rPr>
               <w:t>3</w:t>
             </w:r>
             <w:r>
               <w:rPr>
-                <w:iCs/>
-              </w:rPr>
-              <w:t xml:space="preserve"> Description</w:t>
-            </w:r>
-            <w:r>
-              <w:rPr>
-                <w:iCs/>
-              </w:rPr>
-              <w:t xml:space="preserve"> etc…</w:t>
-            </w:r>
-            <w:r>
-              <w:rPr>
-                <w:iCs/>
-              </w:rPr>
-              <w:t>]</w:t>
+                <w:b/>
+                <w:bCs w:val="0"/>
+                <w:iCs/>
+              </w:rPr>
+              <w:t xml:space="preserve"> – </w:t>
+            </w:r>
+            <w:r>
+              <w:rPr>
+                <w:b/>
+                <w:bCs w:val="0"/>
+                <w:iCs/>
+              </w:rPr>
+              <w:t>Spawn NPCs button</w:t>
+            </w:r>
+          </w:p>
+          <w:p>
+            <w:pPr>
+              <w:spacing w:line="240" w:lineRule="auto"/>
+              <w:rPr>
+                <w:iCs/>
+              </w:rPr>
+            </w:pPr>
+            <w:r>
+              <w:rPr>
+                <w:iCs/>
+              </w:rPr>
+              <w:t>This button, when pressed will spawn 1 additional NPC under the spacecraft. Also pressing “F” will spawn another NPC</w:t>
+            </w:r>
+          </w:p>
+          <w:p>
+            <w:pPr>
+              <w:spacing w:line="240" w:lineRule="auto"/>
+              <w:rPr>
+                <w:iCs/>
+              </w:rPr>
+            </w:pPr>
+          </w:p>
+          <w:p>
+            <w:pPr>
+              <w:spacing w:line="240" w:lineRule="auto"/>
+              <w:rPr>
+                <w:b/>
+                <w:bCs w:val="0"/>
+                <w:iCs/>
+              </w:rPr>
+            </w:pPr>
+            <w:r>
+              <w:rPr>
+                <w:b/>
+                <w:bCs w:val="0"/>
+                <w:iCs/>
+              </w:rPr>
+              <w:t xml:space="preserve">Element </w:t>
+            </w:r>
+            <w:r>
+              <w:rPr>
+                <w:b/>
+                <w:bCs w:val="0"/>
+                <w:iCs/>
+              </w:rPr>
+              <w:t>4</w:t>
+            </w:r>
+            <w:r>
+              <w:rPr>
+                <w:b/>
+                <w:bCs w:val="0"/>
+                <w:iCs/>
+              </w:rPr>
+              <w:t xml:space="preserve"> – </w:t>
+            </w:r>
+            <w:r>
+              <w:rPr>
+                <w:b/>
+                <w:bCs w:val="0"/>
+                <w:iCs/>
+              </w:rPr>
+              <w:t>Player Character</w:t>
+            </w:r>
+          </w:p>
+          <w:p>
+            <w:pPr>
+              <w:spacing w:line="240" w:lineRule="auto"/>
+              <w:rPr>
+                <w:iCs/>
+              </w:rPr>
+            </w:pPr>
+            <w:r>
+              <w:rPr>
+                <w:iCs/>
+              </w:rPr>
+              <w:t>In this game, the player controls this chicken. It has no special moves, items or identity. It simply exists to explore the world, while watching the aliens steal eggs. Controlled via WASD, SHIFT for sprint and mouse pointer to change facing direction</w:t>
+            </w:r>
+          </w:p>
+          <w:p>
+            <w:pPr>
+              <w:spacing w:line="240" w:lineRule="auto"/>
+              <w:rPr>
+                <w:iCs/>
+              </w:rPr>
+            </w:pPr>
+          </w:p>
+          <w:p>
+            <w:pPr>
+              <w:spacing w:line="240" w:lineRule="auto"/>
+              <w:rPr>
+                <w:b/>
+                <w:bCs w:val="0"/>
+                <w:iCs/>
+              </w:rPr>
+            </w:pPr>
+            <w:r>
+              <w:rPr>
+                <w:b/>
+                <w:bCs w:val="0"/>
+                <w:iCs/>
+              </w:rPr>
+              <w:t xml:space="preserve">Element </w:t>
+            </w:r>
+            <w:r>
+              <w:rPr>
+                <w:b/>
+                <w:bCs w:val="0"/>
+                <w:iCs/>
+              </w:rPr>
+              <w:t>5</w:t>
+            </w:r>
+            <w:r>
+              <w:rPr>
+                <w:b/>
+                <w:bCs w:val="0"/>
+                <w:iCs/>
+              </w:rPr>
+              <w:t xml:space="preserve"> – Gameplay field</w:t>
+            </w:r>
+          </w:p>
+          <w:p>
+            <w:pPr>
+              <w:spacing w:line="240" w:lineRule="auto"/>
+              <w:rPr>
+                <w:iCs/>
+              </w:rPr>
+            </w:pPr>
+            <w:r>
+              <w:rPr>
+                <w:iCs/>
+              </w:rPr>
+              <w:t>The rest of the screen is the gameplay field. The player will watch the NPCs go about their lives in this section</w:t>
+            </w:r>
+          </w:p>
+          <w:p>
+            <w:pPr>
+              <w:spacing w:line="240" w:lineRule="auto"/>
+              <w:rPr>
+                <w:iCs/>
+              </w:rPr>
+            </w:pPr>
+          </w:p>
+          <w:p>
+            <w:pPr>
+              <w:spacing w:line="240" w:lineRule="auto"/>
+              <w:rPr>
+                <w:iCs/>
+              </w:rPr>
+            </w:pPr>
+          </w:p>
+          <w:p>
+            <w:pPr>
+              <w:spacing w:line="240" w:lineRule="auto"/>
+              <w:rPr>
+                <w:iCs/>
+              </w:rPr>
+            </w:pPr>
+          </w:p>
+          <w:p>
+            <w:pPr>
+              <w:spacing w:line="240" w:lineRule="auto"/>
+              <w:rPr>
+                <w:iCs/>
+              </w:rPr>
+            </w:pPr>
+          </w:p>
+          <w:p>
+            <w:pPr>
+              <w:spacing w:line="240" w:lineRule="auto"/>
+              <w:rPr>
+                <w:iCs/>
+              </w:rPr>
+            </w:pPr>
+          </w:p>
+          <w:p>
+            <w:pPr>
+              <w:spacing w:line="240" w:lineRule="auto"/>
+              <w:jc w:val="center"/>
+              <w:rPr>
+                <w:b/>
+                <w:bCs w:val="0"/>
+                <w:iCs/>
+              </w:rPr>
+            </w:pPr>
+            <w:r>
+              <w:rPr>
+                <w:b/>
+                <w:bCs w:val="0"/>
+                <w:iCs/>
+              </w:rPr>
+              <w:lastRenderedPageBreak/>
+              <w:t>Intro Text Screen</w:t>
+            </w:r>
+            <w:r>
+              <w:rPr>
+                <w:b/>
+                <w:bCs w:val="0"/>
+                <w:iCs/>
+              </w:rPr>
+              <w:t>:</w:t>
+            </w:r>
+            <w:r>
+              <w:rPr>
+                <w:b/>
+                <w:bCs w:val="0"/>
+                <w:iCs/>
+              </w:rPr>
+              <w:br/>
+            </w:r>
+            <w:r>
+              <w:rPr>
+                <w:noProof/>
+              </w:rPr>
+              <w:drawing>
+                <wp:inline distT="0" distB="0" distL="0" distR="0" wp14:anchorId="5FE35805" wp14:editId="25CF658A">
+                  <wp:extent cx="5810250" cy="3260436"/>
+                  <wp:effectExtent l="0" t="0" r="0" b="0"/>
+                  <wp:docPr id="1867495089" name="Picture 1"/>
+                  <wp:cNvGraphicFramePr>
+                    <a:graphicFrameLocks xmlns:a="http://schemas.openxmlformats.org/drawingml/2006/main" noChangeAspect="1"/>
+                  </wp:cNvGraphicFramePr>
+                  <a:graphic xmlns:a="http://schemas.openxmlformats.org/drawingml/2006/main">
+                    <a:graphicData uri="http://schemas.openxmlformats.org/drawingml/2006/picture">
+                      <pic:pic xmlns:pic="http://schemas.openxmlformats.org/drawingml/2006/picture">
+                        <pic:nvPicPr>
+                          <pic:cNvPr id="1867495089" name=""/>
+                          <pic:cNvPicPr/>
+                        </pic:nvPicPr>
+                        <pic:blipFill>
+                          <a:blip r:embed="rId17"/>
+                          <a:stretch>
+                            <a:fillRect/>
+                          </a:stretch>
+                        </pic:blipFill>
+                        <pic:spPr>
+                          <a:xfrm>
+                            <a:off x="0" y="0"/>
+                            <a:ext cx="5817721" cy="3264628"/>
+                          </a:xfrm>
+                          <a:prstGeom prst="rect">
+                            <a:avLst/>
+                          </a:prstGeom>
+                        </pic:spPr>
+                      </pic:pic>
+                    </a:graphicData>
+                  </a:graphic>
+                </wp:inline>
+              </w:drawing>
+            </w:r>
+          </w:p>
+          <w:p>
+            <w:pPr>
+              <w:spacing w:line="240" w:lineRule="auto"/>
+              <w:jc w:val="center"/>
+              <w:rPr>
+                <w:b/>
+                <w:bCs w:val="0"/>
+                <w:iCs/>
+              </w:rPr>
+            </w:pPr>
+          </w:p>
+          <w:p>
+            <w:pPr>
+              <w:spacing w:line="240" w:lineRule="auto"/>
+              <w:rPr>
+                <w:b/>
+                <w:bCs w:val="0"/>
+                <w:iCs/>
+              </w:rPr>
+            </w:pPr>
+            <w:r>
+              <w:rPr>
+                <w:b/>
+                <w:bCs w:val="0"/>
+                <w:iCs/>
+              </w:rPr>
+              <w:t xml:space="preserve">Element 1 – </w:t>
+            </w:r>
+            <w:r>
+              <w:rPr>
+                <w:b/>
+                <w:bCs w:val="0"/>
+                <w:iCs/>
+              </w:rPr>
+              <w:t>Introduction Text</w:t>
+            </w:r>
+          </w:p>
+          <w:p>
+            <w:pPr>
+              <w:spacing w:line="240" w:lineRule="auto"/>
+              <w:rPr>
+                <w:iCs/>
+              </w:rPr>
+            </w:pPr>
+            <w:r>
+              <w:rPr>
+                <w:iCs/>
+              </w:rPr>
+              <w:t>This explains to the player the basics of the game, such as a very rough story as well as controls</w:t>
+            </w:r>
+          </w:p>
+          <w:p>
+            <w:pPr>
+              <w:spacing w:line="240" w:lineRule="auto"/>
+              <w:rPr>
+                <w:iCs/>
+              </w:rPr>
+            </w:pPr>
+          </w:p>
+          <w:p>
+            <w:pPr>
+              <w:spacing w:line="240" w:lineRule="auto"/>
+              <w:rPr>
+                <w:b/>
+                <w:bCs w:val="0"/>
+                <w:iCs/>
+              </w:rPr>
+            </w:pPr>
+            <w:r>
+              <w:rPr>
+                <w:b/>
+                <w:bCs w:val="0"/>
+                <w:iCs/>
+              </w:rPr>
+              <w:t xml:space="preserve">Element 2 – </w:t>
+            </w:r>
+            <w:r>
+              <w:rPr>
+                <w:b/>
+                <w:bCs w:val="0"/>
+                <w:iCs/>
+              </w:rPr>
+              <w:t>“Got it!” Button</w:t>
+            </w:r>
+          </w:p>
+          <w:p>
+            <w:pPr>
+              <w:spacing w:line="240" w:lineRule="auto"/>
+              <w:rPr>
+                <w:iCs/>
+              </w:rPr>
+            </w:pPr>
+            <w:r>
+              <w:rPr>
+                <w:iCs/>
+              </w:rPr>
+              <w:t xml:space="preserve">Once pressed, this sets the time scale to 1, hides the intro text and spawns 5 NPCs under the spaceship that lands, seen just before this screen appears. </w:t>
             </w:r>
           </w:p>
           <w:p>
@@ -2729,6 +4583,150 @@
         </w:tc>
       </w:tr>
     </w:tbl>
+    <w:p>
+      <w:pPr>
+        <w:spacing w:line="240" w:lineRule="auto"/>
+        <w:rPr>
+          <w:sz w:val="20"/>
+          <w:szCs w:val="20"/>
+        </w:rPr>
+      </w:pPr>
+    </w:p>
+    <w:p>
+      <w:pPr>
+        <w:spacing w:line="240" w:lineRule="auto"/>
+        <w:rPr>
+          <w:sz w:val="20"/>
+          <w:szCs w:val="20"/>
+        </w:rPr>
+      </w:pPr>
+    </w:p>
+    <w:p>
+      <w:pPr>
+        <w:spacing w:line="240" w:lineRule="auto"/>
+        <w:rPr>
+          <w:sz w:val="20"/>
+          <w:szCs w:val="20"/>
+        </w:rPr>
+      </w:pPr>
+    </w:p>
+    <w:p>
+      <w:pPr>
+        <w:spacing w:line="240" w:lineRule="auto"/>
+        <w:rPr>
+          <w:sz w:val="20"/>
+          <w:szCs w:val="20"/>
+        </w:rPr>
+      </w:pPr>
+    </w:p>
+    <w:p>
+      <w:pPr>
+        <w:spacing w:line="240" w:lineRule="auto"/>
+        <w:rPr>
+          <w:sz w:val="20"/>
+          <w:szCs w:val="20"/>
+        </w:rPr>
+      </w:pPr>
+    </w:p>
+    <w:p>
+      <w:pPr>
+        <w:spacing w:line="240" w:lineRule="auto"/>
+        <w:rPr>
+          <w:sz w:val="20"/>
+          <w:szCs w:val="20"/>
+        </w:rPr>
+      </w:pPr>
+    </w:p>
+    <w:p>
+      <w:pPr>
+        <w:spacing w:line="240" w:lineRule="auto"/>
+        <w:rPr>
+          <w:sz w:val="20"/>
+          <w:szCs w:val="20"/>
+        </w:rPr>
+      </w:pPr>
+    </w:p>
+    <w:p>
+      <w:pPr>
+        <w:spacing w:line="240" w:lineRule="auto"/>
+        <w:rPr>
+          <w:sz w:val="20"/>
+          <w:szCs w:val="20"/>
+        </w:rPr>
+      </w:pPr>
+    </w:p>
+    <w:p>
+      <w:pPr>
+        <w:spacing w:line="240" w:lineRule="auto"/>
+        <w:rPr>
+          <w:sz w:val="20"/>
+          <w:szCs w:val="20"/>
+        </w:rPr>
+      </w:pPr>
+    </w:p>
+    <w:p>
+      <w:pPr>
+        <w:spacing w:line="240" w:lineRule="auto"/>
+        <w:rPr>
+          <w:sz w:val="20"/>
+          <w:szCs w:val="20"/>
+        </w:rPr>
+      </w:pPr>
+    </w:p>
+    <w:p>
+      <w:pPr>
+        <w:spacing w:line="240" w:lineRule="auto"/>
+        <w:rPr>
+          <w:sz w:val="20"/>
+          <w:szCs w:val="20"/>
+        </w:rPr>
+      </w:pPr>
+    </w:p>
+    <w:p>
+      <w:pPr>
+        <w:spacing w:line="240" w:lineRule="auto"/>
+        <w:rPr>
+          <w:sz w:val="20"/>
+          <w:szCs w:val="20"/>
+        </w:rPr>
+      </w:pPr>
+    </w:p>
+    <w:p>
+      <w:pPr>
+        <w:spacing w:line="240" w:lineRule="auto"/>
+        <w:rPr>
+          <w:sz w:val="20"/>
+          <w:szCs w:val="20"/>
+        </w:rPr>
+      </w:pPr>
+    </w:p>
+    <w:p>
+      <w:pPr>
+        <w:spacing w:line="240" w:lineRule="auto"/>
+        <w:rPr>
+          <w:sz w:val="20"/>
+          <w:szCs w:val="20"/>
+        </w:rPr>
+      </w:pPr>
+    </w:p>
+    <w:p>
+      <w:pPr>
+        <w:spacing w:line="240" w:lineRule="auto"/>
+        <w:rPr>
+          <w:sz w:val="20"/>
+          <w:szCs w:val="20"/>
+        </w:rPr>
+      </w:pPr>
+    </w:p>
+    <w:p>
+      <w:pPr>
+        <w:spacing w:line="240" w:lineRule="auto"/>
+        <w:rPr>
+          <w:sz w:val="20"/>
+          <w:szCs w:val="20"/>
+        </w:rPr>
+      </w:pPr>
+    </w:p>
     <w:p>
       <w:pPr>
         <w:spacing w:line="240" w:lineRule="auto"/>
@@ -2762,6 +4760,7 @@
           <w:bCs w:val="0"/>
           <w:szCs w:val="22"/>
         </w:rPr>
+        <w:lastRenderedPageBreak/>
         <w:t>Version History</w:t>
       </w:r>
       <w:r>
@@ -2817,6 +4816,173 @@
       <w:pPr>
         <w:spacing w:before="120" w:after="120"/>
       </w:pPr>
+    </w:p>
+    <w:p>
+      <w:pPr>
+        <w:pStyle w:val="ListParagraph"/>
+        <w:numPr>
+          <w:ilvl w:val="0"/>
+          <w:numId w:val="28"/>
+        </w:numPr>
+        <w:spacing w:before="120" w:after="120"/>
+      </w:pPr>
+      <w:r>
+        <w:t>I added the introduction screen to appear after the player hits the “Start Game” button</w:t>
+      </w:r>
+    </w:p>
+    <w:p>
+      <w:pPr>
+        <w:pStyle w:val="ListParagraph"/>
+        <w:numPr>
+          <w:ilvl w:val="0"/>
+          <w:numId w:val="28"/>
+        </w:numPr>
+        <w:spacing w:before="120" w:after="120"/>
+      </w:pPr>
+      <w:r>
+        <w:t>Added a settings button to the pause screen, so the player can access settings while in game rather than just the main menu</w:t>
+      </w:r>
+    </w:p>
+    <w:p>
+      <w:pPr>
+        <w:pStyle w:val="ListParagraph"/>
+        <w:numPr>
+          <w:ilvl w:val="0"/>
+          <w:numId w:val="28"/>
+        </w:numPr>
+        <w:spacing w:before="120" w:after="120"/>
+      </w:pPr>
+      <w:r>
+        <w:t>I removed the original tree / get wood design and remade the game as “aliens stealing chicken eggs”. This meant I got an entire new asset pack.</w:t>
+      </w:r>
+    </w:p>
+    <w:p>
+      <w:pPr>
+        <w:pStyle w:val="ListParagraph"/>
+        <w:numPr>
+          <w:ilvl w:val="1"/>
+          <w:numId w:val="28"/>
+        </w:numPr>
+        <w:spacing w:before="120" w:after="120"/>
+      </w:pPr>
+      <w:r>
+        <w:t>New assets include:</w:t>
+      </w:r>
+    </w:p>
+    <w:p>
+      <w:pPr>
+        <w:pStyle w:val="ListParagraph"/>
+        <w:numPr>
+          <w:ilvl w:val="2"/>
+          <w:numId w:val="28"/>
+        </w:numPr>
+        <w:spacing w:before="120" w:after="120"/>
+      </w:pPr>
+      <w:r>
+        <w:t>Chicken coops</w:t>
+      </w:r>
+    </w:p>
+    <w:p>
+      <w:pPr>
+        <w:pStyle w:val="ListParagraph"/>
+        <w:numPr>
+          <w:ilvl w:val="2"/>
+          <w:numId w:val="28"/>
+        </w:numPr>
+        <w:spacing w:before="120" w:after="120"/>
+      </w:pPr>
+      <w:r>
+        <w:t>Different tree types</w:t>
+      </w:r>
+    </w:p>
+    <w:p>
+      <w:pPr>
+        <w:pStyle w:val="ListParagraph"/>
+        <w:numPr>
+          <w:ilvl w:val="2"/>
+          <w:numId w:val="28"/>
+        </w:numPr>
+        <w:spacing w:before="120" w:after="120"/>
+      </w:pPr>
+      <w:r>
+        <w:t>Chicken feeders</w:t>
+      </w:r>
+    </w:p>
+    <w:p>
+      <w:pPr>
+        <w:pStyle w:val="ListParagraph"/>
+        <w:numPr>
+          <w:ilvl w:val="2"/>
+          <w:numId w:val="28"/>
+        </w:numPr>
+        <w:spacing w:before="120" w:after="120"/>
+      </w:pPr>
+      <w:r>
+        <w:t>Wind mills</w:t>
+      </w:r>
+    </w:p>
+    <w:p>
+      <w:pPr>
+        <w:pStyle w:val="ListParagraph"/>
+        <w:numPr>
+          <w:ilvl w:val="2"/>
+          <w:numId w:val="28"/>
+        </w:numPr>
+        <w:spacing w:before="120" w:after="120"/>
+      </w:pPr>
+      <w:r>
+        <w:t>Warehouses / barns</w:t>
+      </w:r>
+    </w:p>
+    <w:p>
+      <w:pPr>
+        <w:pStyle w:val="ListParagraph"/>
+        <w:numPr>
+          <w:ilvl w:val="2"/>
+          <w:numId w:val="28"/>
+        </w:numPr>
+        <w:spacing w:before="120" w:after="120"/>
+      </w:pPr>
+      <w:r>
+        <w:t>Fences</w:t>
+      </w:r>
+    </w:p>
+    <w:p>
+      <w:pPr>
+        <w:pStyle w:val="ListParagraph"/>
+        <w:numPr>
+          <w:ilvl w:val="2"/>
+          <w:numId w:val="28"/>
+        </w:numPr>
+        <w:spacing w:before="120" w:after="120"/>
+      </w:pPr>
+      <w:r>
+        <w:t>Farm land</w:t>
+      </w:r>
+    </w:p>
+    <w:p>
+      <w:pPr>
+        <w:pStyle w:val="ListParagraph"/>
+        <w:numPr>
+          <w:ilvl w:val="2"/>
+          <w:numId w:val="28"/>
+        </w:numPr>
+        <w:spacing w:before="120" w:after="120"/>
+      </w:pPr>
+      <w:r>
+        <w:t>Chicken the player can control</w:t>
+      </w:r>
+    </w:p>
+    <w:p>
+      <w:pPr>
+        <w:spacing w:before="120" w:after="120"/>
+      </w:pPr>
+      <w:r>
+        <w:t xml:space="preserve">In terms of the order, I made the new menu items first as that was a core item that was needed regardless of the theme of the game, and once that plus the logic behind it was working, I went about making a new landscape. While searching for “wood” related assets, like logging machines / chain saws / lumberjacks, I found I didn’t overly like the theme and opted to go for a farm yard instead. Since I was using my original “PTSD Chicken” (As Tom calls them) asset, from the prototype, I decided to turn them into “aliens disguised as chickens”. </w:t>
+      </w:r>
+      <w:r>
+        <w:t>Once I had that idea locked in, I made a space ship asset for them to arrive in and started building the world environment. This included putting down trees, random farm yard things, setting up fences, making the world become a world essentially. After the world was constructed, I setup the player controlled chicken, so the player can explore the world. At that point, it was down to testing and adjusting.</w:t>
+      </w:r>
     </w:p>
     <w:p>
       <w:pPr>
@@ -2978,6 +5144,187 @@
           <w:tcPr>
             <w:tcW w:w="5804" w:type="dxa"/>
           </w:tcPr>
+          <w:p>
+            <w:r>
+              <w:t>Using the Universal 3D template in Unity Hub when creating the project</w:t>
+            </w:r>
+          </w:p>
+        </w:tc>
+      </w:tr>
+      <w:tr>
+        <w:tc>
+          <w:tcPr>
+            <w:tcW w:w="4390" w:type="dxa"/>
+          </w:tcPr>
+          <w:p>
+            <w:r>
+              <w:rPr>
+                <w:b/>
+                <w:bCs w:val="0"/>
+              </w:rPr>
+              <w:t>2.</w:t>
+            </w:r>
+            <w:r>
+              <w:t xml:space="preserve"> </w:t>
+            </w:r>
+            <w:r>
+              <w:t>Incorporate 3D animations and visual assets</w:t>
+            </w:r>
+          </w:p>
+        </w:tc>
+        <w:tc>
+          <w:tcPr>
+            <w:tcW w:w="5804" w:type="dxa"/>
+          </w:tcPr>
+          <w:p>
+            <w:r>
+              <w:t>3D animations are implemented by the various NPC animals around the farm. They have idle animations that play on a loop, and the player controlled chicken also animates while walking around / also has idle animations.</w:t>
+            </w:r>
+          </w:p>
+          <w:p/>
+          <w:p>
+            <w:r>
+              <w:t>Visual assets were implemented by sticking to a farm style theme, these were placed around the world space</w:t>
+            </w:r>
+          </w:p>
+        </w:tc>
+      </w:tr>
+      <w:tr>
+        <w:tc>
+          <w:tcPr>
+            <w:tcW w:w="4390" w:type="dxa"/>
+          </w:tcPr>
+          <w:p>
+            <w:r>
+              <w:rPr>
+                <w:b/>
+                <w:bCs w:val="0"/>
+              </w:rPr>
+              <w:t>3.</w:t>
+            </w:r>
+            <w:r>
+              <w:t xml:space="preserve"> </w:t>
+            </w:r>
+            <w:r>
+              <w:t>Include some sounds – at least some background atmosphere</w:t>
+            </w:r>
+          </w:p>
+        </w:tc>
+        <w:tc>
+          <w:tcPr>
+            <w:tcW w:w="5804" w:type="dxa"/>
+          </w:tcPr>
+          <w:p>
+            <w:r>
+              <w:t>There are a few sounds in the game. There is background music that plays on a loop, the spaceship when landing plays a “wooooshhh” sound and the various NPC animals make animal noises. All sound is controlled by an audio mixer, with separate controls for music and SFX sounds.</w:t>
+            </w:r>
+          </w:p>
+        </w:tc>
+      </w:tr>
+      <w:tr>
+        <w:tc>
+          <w:tcPr>
+            <w:tcW w:w="4390" w:type="dxa"/>
+          </w:tcPr>
+          <w:p>
+            <w:r>
+              <w:rPr>
+                <w:b/>
+                <w:bCs w:val="0"/>
+              </w:rPr>
+              <w:t>4.</w:t>
+            </w:r>
+            <w:r>
+              <w:t xml:space="preserve"> </w:t>
+            </w:r>
+            <w:r>
+              <w:t>Have some level of Graphical User Interface to display information to the player</w:t>
+            </w:r>
+          </w:p>
+        </w:tc>
+        <w:tc>
+          <w:tcPr>
+            <w:tcW w:w="5804" w:type="dxa"/>
+          </w:tcPr>
+          <w:p>
+            <w:r>
+              <w:t>Once the player starts the game, the total number of collected eggs appears in the top middle of the screen, indicating how many eggs the aliens have collected.</w:t>
+            </w:r>
+          </w:p>
+        </w:tc>
+      </w:tr>
+      <w:tr>
+        <w:tc>
+          <w:tcPr>
+            <w:tcW w:w="4390" w:type="dxa"/>
+          </w:tcPr>
+          <w:p>
+            <w:r>
+              <w:rPr>
+                <w:b/>
+                <w:bCs w:val="0"/>
+              </w:rPr>
+              <w:t>5.</w:t>
+            </w:r>
+            <w:r>
+              <w:t xml:space="preserve"> </w:t>
+            </w:r>
+            <w:r>
+              <w:t>Include at least a Main Menu for entering the game and a way to Exit the game at runtime</w:t>
+            </w:r>
+          </w:p>
+        </w:tc>
+        <w:tc>
+          <w:tcPr>
+            <w:tcW w:w="5804" w:type="dxa"/>
+          </w:tcPr>
+          <w:p>
+            <w:r>
+              <w:t>The game has several menus. The first screen the player sees is the main menu, which allows</w:t>
+            </w:r>
+            <w:r>
+              <w:t xml:space="preserve"> the player to start the game, go into settings and adjust volume or exit the game instantly.</w:t>
+            </w:r>
+          </w:p>
+        </w:tc>
+      </w:tr>
+      <w:tr>
+        <w:tc>
+          <w:tcPr>
+            <w:tcW w:w="4390" w:type="dxa"/>
+          </w:tcPr>
+          <w:p>
+            <w:r>
+              <w:rPr>
+                <w:b/>
+                <w:bCs w:val="0"/>
+              </w:rPr>
+              <w:t>6.</w:t>
+            </w:r>
+            <w:r>
+              <w:t xml:space="preserve"> </w:t>
+            </w:r>
+            <w:r>
+              <w:t>Have Non-Player-Characters (NPCs) that act independently based on their role (such as a logger, miner, farmer etc) using some level of decision making and planning</w:t>
+            </w:r>
+          </w:p>
+        </w:tc>
+        <w:tc>
+          <w:tcPr>
+            <w:tcW w:w="5804" w:type="dxa"/>
+          </w:tcPr>
+          <w:p>
+            <w:r>
+              <w:t xml:space="preserve">I have </w:t>
+            </w:r>
+            <w:r>
+              <w:t>implemented</w:t>
+            </w:r>
+            <w:r>
+              <w:t xml:space="preserve"> one NPC type that acts independently from its clones. Each NPC has its own hunger meter and inventory, so when hunger is running low for one NPC, only that NPC goes and eats while the others continue their stealing egg tasks. And when an egg is delivered, other NPCs don’t lose their egg.</w:t>
+            </w:r>
+          </w:p>
+          <w:p/>
           <w:p/>
         </w:tc>
       </w:tr>
@@ -2992,20 +5339,30 @@
                 <w:b/>
                 <w:bCs w:val="0"/>
               </w:rPr>
-              <w:t>2</w:t>
-            </w:r>
-            <w:r>
-              <w:rPr>
-                <w:b/>
-                <w:bCs w:val="0"/>
-              </w:rPr>
-              <w:t>.</w:t>
+              <w:lastRenderedPageBreak/>
+              <w:t>7.</w:t>
             </w:r>
             <w:r>
               <w:t xml:space="preserve"> </w:t>
             </w:r>
             <w:r>
-              <w:t>Incorporate 3D animations and visual assets</w:t>
+              <w:t>Incorporate pathfinding solutions so that NPCs can Navigate the 3D world. In relation to this point, the client also wants to have 2 Pathfinding systems demoed in separate scenes in this prototype:</w:t>
+            </w:r>
+          </w:p>
+          <w:p>
+            <w:pPr>
+              <w:ind w:left="720"/>
+            </w:pPr>
+            <w:r>
+              <w:t>Navmesh</w:t>
+            </w:r>
+          </w:p>
+          <w:p>
+            <w:pPr>
+              <w:ind w:left="720"/>
+            </w:pPr>
+            <w:r>
+              <w:t>A* Pathfinding</w:t>
             </w:r>
           </w:p>
         </w:tc>
@@ -3013,7 +5370,35 @@
           <w:tcPr>
             <w:tcW w:w="5804" w:type="dxa"/>
           </w:tcPr>
+          <w:p>
+            <w:r>
+              <w:t>The main scene</w:t>
+            </w:r>
+            <w:r>
+              <w:t xml:space="preserve"> (</w:t>
+            </w:r>
+            <w:r>
+              <w:t xml:space="preserve">Main Game </w:t>
+            </w:r>
+            <w:r>
+              <w:t>–</w:t>
+            </w:r>
+            <w:r>
+              <w:t xml:space="preserve"> NavMesh</w:t>
+            </w:r>
+            <w:r>
+              <w:t>) uses NavMesh for it’s path finding. The NavMesh surface is added to the “Ground” game object, located in Level -&gt; Enviroment -&gt; Terrain within the scene. Then the Prefab “NPC” has the NavMesh agent component added to it.</w:t>
+            </w:r>
+          </w:p>
           <w:p/>
+          <w:p>
+            <w:r>
+              <w:t>A* Pathfinding was implemented in the “Prototype – Astar” scene</w:t>
+            </w:r>
+            <w:r>
+              <w:t>. This is the basic prototype of the game, graphics and world space have not been updated in this scene, but it does use A* Pathfinding.</w:t>
+            </w:r>
+          </w:p>
         </w:tc>
       </w:tr>
       <w:tr>
@@ -3027,20 +5412,13 @@
                 <w:b/>
                 <w:bCs w:val="0"/>
               </w:rPr>
-              <w:t>3</w:t>
-            </w:r>
-            <w:r>
-              <w:rPr>
-                <w:b/>
-                <w:bCs w:val="0"/>
-              </w:rPr>
-              <w:t>.</w:t>
+              <w:t>8.</w:t>
             </w:r>
             <w:r>
               <w:t xml:space="preserve"> </w:t>
             </w:r>
             <w:r>
-              <w:t>Include some sounds – at least some background atmosphere</w:t>
+              <w:t>Have at least 1 NPC type that can be spawned by the user during gameplay</w:t>
             </w:r>
           </w:p>
         </w:tc>
@@ -3048,7 +5426,11 @@
           <w:tcPr>
             <w:tcW w:w="5804" w:type="dxa"/>
           </w:tcPr>
-          <w:p/>
+          <w:p>
+            <w:r>
+              <w:t>The player can spawn an alien by pressing F or clicking the “F to spawn alien” button. This spawns 1 extra alien below the spaceship. Continued clicks will spawn extra aliens.</w:t>
+            </w:r>
+          </w:p>
         </w:tc>
       </w:tr>
       <w:tr>
@@ -3062,20 +5444,13 @@
                 <w:b/>
                 <w:bCs w:val="0"/>
               </w:rPr>
-              <w:t>4</w:t>
-            </w:r>
-            <w:r>
-              <w:rPr>
-                <w:b/>
-                <w:bCs w:val="0"/>
-              </w:rPr>
-              <w:t>.</w:t>
+              <w:t>9.</w:t>
             </w:r>
             <w:r>
               <w:t xml:space="preserve"> </w:t>
             </w:r>
             <w:r>
-              <w:t>Have some level of Graphical User Interface to display information to the player</w:t>
+              <w:t>Have a resource system tracking at least one resource in the game</w:t>
             </w:r>
           </w:p>
         </w:tc>
@@ -3083,7 +5458,11 @@
           <w:tcPr>
             <w:tcW w:w="5804" w:type="dxa"/>
           </w:tcPr>
-          <w:p/>
+          <w:p>
+            <w:r>
+              <w:t>I am tracking the stolen eggs. This is done by having the “Inventory Displayer” script attached to the spaceship game object. It observes the amount of stolen eggs inside the spaceship inventory and displays the total amount in the top middle of the screen. This is also the win condition script, once 50 or more eggs are in the inventory, the win screen appears</w:t>
+            </w:r>
+          </w:p>
         </w:tc>
       </w:tr>
       <w:tr>
@@ -3097,20 +5476,13 @@
                 <w:b/>
                 <w:bCs w:val="0"/>
               </w:rPr>
-              <w:t>5</w:t>
-            </w:r>
-            <w:r>
-              <w:rPr>
-                <w:b/>
-                <w:bCs w:val="0"/>
-              </w:rPr>
-              <w:t>.</w:t>
+              <w:t>10.</w:t>
             </w:r>
             <w:r>
               <w:t xml:space="preserve"> </w:t>
             </w:r>
             <w:r>
-              <w:t>Include at least a Main Menu for entering the game and a way to Exit the game at runtime</w:t>
+              <w:t>Have Locations such as buildings and natural resources in the game that NPCs can interact with</w:t>
             </w:r>
           </w:p>
         </w:tc>
@@ -3118,7 +5490,26 @@
           <w:tcPr>
             <w:tcW w:w="5804" w:type="dxa"/>
           </w:tcPr>
-          <w:p/>
+          <w:p>
+            <w:r>
+              <w:t>The game has 3 main locations:</w:t>
+            </w:r>
+          </w:p>
+          <w:p>
+            <w:r>
+              <w:t>- Egg Coop: Where aliens get and steal eggs</w:t>
+            </w:r>
+          </w:p>
+          <w:p>
+            <w:r>
+              <w:t>- Silo: Where chicken feed is stored and where aliens go to eat to replenish hunger</w:t>
+            </w:r>
+          </w:p>
+          <w:p>
+            <w:r>
+              <w:t>- Spaceship: Where aliens spawn and deliver stolen eggs too</w:t>
+            </w:r>
+          </w:p>
         </w:tc>
       </w:tr>
       <w:tr>
@@ -3132,20 +5523,13 @@
                 <w:b/>
                 <w:bCs w:val="0"/>
               </w:rPr>
-              <w:t>6</w:t>
-            </w:r>
-            <w:r>
-              <w:rPr>
-                <w:b/>
-                <w:bCs w:val="0"/>
-              </w:rPr>
-              <w:t>.</w:t>
+              <w:t>11.</w:t>
             </w:r>
             <w:r>
               <w:t xml:space="preserve"> </w:t>
             </w:r>
             <w:r>
-              <w:t>Have Non-Player-Characters (NPCs) that act independently based on their role (such as a logger, miner, farmer etc) using some level of decision making and planning</w:t>
+              <w:t>Have an end-condition upon a particular resource meeting a certain threshold</w:t>
             </w:r>
           </w:p>
         </w:tc>
@@ -3153,7 +5537,11 @@
           <w:tcPr>
             <w:tcW w:w="5804" w:type="dxa"/>
           </w:tcPr>
-          <w:p/>
+          <w:p>
+            <w:r>
+              <w:t>The end condition is when the aliens steal 50 eggs and deliver them to their spaceship.</w:t>
+            </w:r>
+          </w:p>
         </w:tc>
       </w:tr>
       <w:tr>
@@ -3167,38 +5555,13 @@
                 <w:b/>
                 <w:bCs w:val="0"/>
               </w:rPr>
-              <w:t>7</w:t>
-            </w:r>
-            <w:r>
-              <w:rPr>
-                <w:b/>
-                <w:bCs w:val="0"/>
-              </w:rPr>
-              <w:t>.</w:t>
+              <w:t>12.</w:t>
             </w:r>
             <w:r>
               <w:t xml:space="preserve"> </w:t>
             </w:r>
             <w:r>
-              <w:t>Incorporate pathfinding solutions so that NPCs can Navigate the 3D world. In relation to this point, the client also wants to have 2 Pathfinding systems demoed in separate scenes in this prototype:</w:t>
-            </w:r>
-          </w:p>
-          <w:p>
-            <w:pPr>
-              <w:ind w:left="720"/>
-            </w:pPr>
-            <w:proofErr w:type="spellStart"/>
-            <w:r>
-              <w:t>Navmesh</w:t>
-            </w:r>
-            <w:proofErr w:type="spellEnd"/>
-          </w:p>
-          <w:p>
-            <w:pPr>
-              <w:ind w:left="720"/>
-            </w:pPr>
-            <w:r>
-              <w:t>A* Pathfinding</w:t>
+              <w:t>Some form of Item system for the various resources and tools in the game</w:t>
             </w:r>
           </w:p>
         </w:tc>
@@ -3206,203 +5569,36 @@
           <w:tcPr>
             <w:tcW w:w="5804" w:type="dxa"/>
           </w:tcPr>
+          <w:p>
+            <w:r>
+              <w:t xml:space="preserve">The game has </w:t>
+            </w:r>
+            <w:r>
+              <w:t>three</w:t>
+            </w:r>
+            <w:r>
+              <w:t xml:space="preserve"> main items:</w:t>
+            </w:r>
+          </w:p>
+          <w:p>
+            <w:r>
+              <w:t>- Stolen Eggs: The eggs that are stored</w:t>
+            </w:r>
+            <w:r>
+              <w:t xml:space="preserve"> in the Egg Coops</w:t>
+            </w:r>
+          </w:p>
+          <w:p>
+            <w:r>
+              <w:t>- Chicken Feed: Food that is stored in the silos</w:t>
+            </w:r>
+          </w:p>
+          <w:p>
+            <w:r>
+              <w:t>- Buckets: These are needed to steal the eggs. Aliens will go and get them before attempted to steal eggs.</w:t>
+            </w:r>
+          </w:p>
           <w:p/>
-        </w:tc>
-      </w:tr>
-      <w:tr>
-        <w:tc>
-          <w:tcPr>
-            <w:tcW w:w="4390" w:type="dxa"/>
-          </w:tcPr>
-          <w:p>
-            <w:r>
-              <w:rPr>
-                <w:b/>
-                <w:bCs w:val="0"/>
-              </w:rPr>
-              <w:t>8</w:t>
-            </w:r>
-            <w:r>
-              <w:rPr>
-                <w:b/>
-                <w:bCs w:val="0"/>
-              </w:rPr>
-              <w:t>.</w:t>
-            </w:r>
-            <w:r>
-              <w:t xml:space="preserve"> </w:t>
-            </w:r>
-            <w:r>
-              <w:t>Have at least 1 NPC type that can be spawned by the user during gameplay</w:t>
-            </w:r>
-          </w:p>
-        </w:tc>
-        <w:tc>
-          <w:tcPr>
-            <w:tcW w:w="5804" w:type="dxa"/>
-          </w:tcPr>
-          <w:p/>
-        </w:tc>
-      </w:tr>
-      <w:tr>
-        <w:tc>
-          <w:tcPr>
-            <w:tcW w:w="4390" w:type="dxa"/>
-          </w:tcPr>
-          <w:p>
-            <w:r>
-              <w:rPr>
-                <w:b/>
-                <w:bCs w:val="0"/>
-              </w:rPr>
-              <w:t>9</w:t>
-            </w:r>
-            <w:r>
-              <w:rPr>
-                <w:b/>
-                <w:bCs w:val="0"/>
-              </w:rPr>
-              <w:t>.</w:t>
-            </w:r>
-            <w:r>
-              <w:t xml:space="preserve"> </w:t>
-            </w:r>
-            <w:r>
-              <w:t>Have a resource system tracking at least one resource in the game</w:t>
-            </w:r>
-          </w:p>
-        </w:tc>
-        <w:tc>
-          <w:tcPr>
-            <w:tcW w:w="5804" w:type="dxa"/>
-          </w:tcPr>
-          <w:p/>
-        </w:tc>
-      </w:tr>
-      <w:tr>
-        <w:tc>
-          <w:tcPr>
-            <w:tcW w:w="4390" w:type="dxa"/>
-          </w:tcPr>
-          <w:p>
-            <w:r>
-              <w:rPr>
-                <w:b/>
-                <w:bCs w:val="0"/>
-              </w:rPr>
-              <w:t>1</w:t>
-            </w:r>
-            <w:r>
-              <w:rPr>
-                <w:b/>
-                <w:bCs w:val="0"/>
-              </w:rPr>
-              <w:t>0</w:t>
-            </w:r>
-            <w:r>
-              <w:rPr>
-                <w:b/>
-                <w:bCs w:val="0"/>
-              </w:rPr>
-              <w:t>.</w:t>
-            </w:r>
-            <w:r>
-              <w:t xml:space="preserve"> </w:t>
-            </w:r>
-            <w:r>
-              <w:t>Have Locations such as buildings and natural resources in the game that NPCs can interact with</w:t>
-            </w:r>
-          </w:p>
-        </w:tc>
-        <w:tc>
-          <w:tcPr>
-            <w:tcW w:w="5804" w:type="dxa"/>
-          </w:tcPr>
-          <w:p/>
-        </w:tc>
-      </w:tr>
-      <w:tr>
-        <w:tc>
-          <w:tcPr>
-            <w:tcW w:w="4390" w:type="dxa"/>
-          </w:tcPr>
-          <w:p>
-            <w:r>
-              <w:rPr>
-                <w:b/>
-                <w:bCs w:val="0"/>
-              </w:rPr>
-              <w:lastRenderedPageBreak/>
-              <w:t>1</w:t>
-            </w:r>
-            <w:r>
-              <w:rPr>
-                <w:b/>
-                <w:bCs w:val="0"/>
-              </w:rPr>
-              <w:t>1</w:t>
-            </w:r>
-            <w:r>
-              <w:rPr>
-                <w:b/>
-                <w:bCs w:val="0"/>
-              </w:rPr>
-              <w:t>.</w:t>
-            </w:r>
-            <w:r>
-              <w:t xml:space="preserve"> </w:t>
-            </w:r>
-            <w:r>
-              <w:t>Have an end-condition upon a particular resource meeting a certain threshold</w:t>
-            </w:r>
-          </w:p>
-        </w:tc>
-        <w:tc>
-          <w:tcPr>
-            <w:tcW w:w="5804" w:type="dxa"/>
-          </w:tcPr>
-          <w:p/>
-        </w:tc>
-      </w:tr>
-      <w:tr>
-        <w:tc>
-          <w:tcPr>
-            <w:tcW w:w="4390" w:type="dxa"/>
-          </w:tcPr>
-          <w:p>
-            <w:r>
-              <w:rPr>
-                <w:b/>
-                <w:bCs w:val="0"/>
-              </w:rPr>
-              <w:t>1</w:t>
-            </w:r>
-            <w:r>
-              <w:rPr>
-                <w:b/>
-                <w:bCs w:val="0"/>
-              </w:rPr>
-              <w:t>2</w:t>
-            </w:r>
-            <w:r>
-              <w:rPr>
-                <w:b/>
-                <w:bCs w:val="0"/>
-              </w:rPr>
-              <w:t>.</w:t>
-            </w:r>
-            <w:r>
-              <w:t xml:space="preserve"> </w:t>
-            </w:r>
-            <w:r>
-              <w:t>Some form of Item system for the various resources and tools in the game</w:t>
-            </w:r>
-          </w:p>
-        </w:tc>
-        <w:tc>
-          <w:tcPr>
-            <w:tcW w:w="5804" w:type="dxa"/>
-          </w:tcPr>
           <w:p/>
         </w:tc>
       </w:tr>
@@ -3428,6 +5624,7 @@
                 <w:b/>
                 <w:bCs w:val="0"/>
               </w:rPr>
+              <w:lastRenderedPageBreak/>
               <w:t>Stretch Goals</w:t>
             </w:r>
           </w:p>
@@ -3470,7 +5667,11 @@
           <w:tcPr>
             <w:tcW w:w="5804" w:type="dxa"/>
           </w:tcPr>
-          <w:p/>
+          <w:p>
+            <w:r>
+              <w:t>N/A</w:t>
+            </w:r>
+          </w:p>
         </w:tc>
       </w:tr>
       <w:tr>
@@ -3488,7 +5689,11 @@
           <w:tcPr>
             <w:tcW w:w="5804" w:type="dxa"/>
           </w:tcPr>
-          <w:p/>
+          <w:p>
+            <w:r>
+              <w:t>N/A</w:t>
+            </w:r>
+          </w:p>
         </w:tc>
       </w:tr>
       <w:tr>
@@ -3506,7 +5711,11 @@
           <w:tcPr>
             <w:tcW w:w="5804" w:type="dxa"/>
           </w:tcPr>
-          <w:p/>
+          <w:p>
+            <w:r>
+              <w:t>N/A</w:t>
+            </w:r>
+          </w:p>
         </w:tc>
       </w:tr>
       <w:tr>
@@ -3524,7 +5733,11 @@
           <w:tcPr>
             <w:tcW w:w="5804" w:type="dxa"/>
           </w:tcPr>
-          <w:p/>
+          <w:p>
+            <w:r>
+              <w:t>Hunger slowly drains as the aliens steal eggs. When it gets too low, they’ll stop their tasks and go eat</w:t>
+            </w:r>
+          </w:p>
         </w:tc>
       </w:tr>
       <w:tr>
@@ -3542,7 +5755,11 @@
           <w:tcPr>
             <w:tcW w:w="5804" w:type="dxa"/>
           </w:tcPr>
-          <w:p/>
+          <w:p>
+            <w:r>
+              <w:t>N/A</w:t>
+            </w:r>
+          </w:p>
         </w:tc>
       </w:tr>
       <w:tr>
@@ -3560,7 +5777,11 @@
           <w:tcPr>
             <w:tcW w:w="5804" w:type="dxa"/>
           </w:tcPr>
-          <w:p/>
+          <w:p>
+            <w:r>
+              <w:t>N/A</w:t>
+            </w:r>
+          </w:p>
         </w:tc>
       </w:tr>
       <w:tr>
@@ -3578,7 +5799,11 @@
           <w:tcPr>
             <w:tcW w:w="5804" w:type="dxa"/>
           </w:tcPr>
-          <w:p/>
+          <w:p>
+            <w:r>
+              <w:t>There are animal NPCs, but they’re more assets than actual GOAP AI NPCs</w:t>
+            </w:r>
+          </w:p>
         </w:tc>
       </w:tr>
       <w:tr>
@@ -3596,7 +5821,11 @@
           <w:tcPr>
             <w:tcW w:w="5804" w:type="dxa"/>
           </w:tcPr>
-          <w:p/>
+          <w:p>
+            <w:r>
+              <w:t>N/A</w:t>
+            </w:r>
+          </w:p>
         </w:tc>
       </w:tr>
     </w:tbl>
@@ -3703,8 +5932,8 @@
     </w:p>
     <w:p/>
     <w:sectPr>
-      <w:headerReference w:type="default" r:id="rId12"/>
-      <w:footerReference w:type="default" r:id="rId13"/>
+      <w:headerReference w:type="default" r:id="rId18"/>
+      <w:footerReference w:type="default" r:id="rId19"/>
       <w:pgSz w:w="11906" w:h="16838" w:code="9"/>
       <w:pgMar w:top="851" w:right="851" w:bottom="851" w:left="851" w:header="567" w:footer="342" w:gutter="0"/>
       <w:cols w:space="720"/>
@@ -3945,6 +6174,7 @@
               <w:showingPlcHdr/>
               <w:text/>
             </w:sdtPr>
+            <w:sdtEndPr/>
             <w:sdtContent>
               <w:r>
                 <w:rPr>
@@ -4288,7 +6518,6 @@
       <w:tc>
         <w:tcPr>
           <w:tcW w:w="3104" w:type="pct"/>
-          <w:shd w:val="clear" w:color="auto" w:fill="auto"/>
           <w:vAlign w:val="center"/>
         </w:tcPr>
         <w:p>
@@ -4346,7 +6575,6 @@
       <w:tc>
         <w:tcPr>
           <w:tcW w:w="3104" w:type="pct"/>
-          <w:shd w:val="clear" w:color="auto" w:fill="auto"/>
           <w:vAlign w:val="center"/>
         </w:tcPr>
         <w:p>
@@ -5094,6 +7322,95 @@
     </w:lvl>
   </w:abstractNum>
   <w:abstractNum w:abstractNumId="6" w15:restartNumberingAfterBreak="0">
+    <w:nsid w:val="13AF5DFB"/>
+    <w:multiLevelType w:val="hybridMultilevel"/>
+    <w:tmpl w:val="E306DE74"/>
+    <w:lvl w:ilvl="0" w:tplc="0C09000F">
+      <w:start w:val="1"/>
+      <w:numFmt w:val="decimal"/>
+      <w:lvlText w:val="%1."/>
+      <w:lvlJc w:val="left"/>
+      <w:pPr>
+        <w:ind w:left="720" w:hanging="360"/>
+      </w:pPr>
+      <w:rPr>
+        <w:rFonts w:hint="default"/>
+      </w:rPr>
+    </w:lvl>
+    <w:lvl w:ilvl="1" w:tplc="0C090019">
+      <w:start w:val="1"/>
+      <w:numFmt w:val="lowerLetter"/>
+      <w:lvlText w:val="%2."/>
+      <w:lvlJc w:val="left"/>
+      <w:pPr>
+        <w:ind w:left="1440" w:hanging="360"/>
+      </w:pPr>
+    </w:lvl>
+    <w:lvl w:ilvl="2" w:tplc="0C09001B" w:tentative="1">
+      <w:start w:val="1"/>
+      <w:numFmt w:val="lowerRoman"/>
+      <w:lvlText w:val="%3."/>
+      <w:lvlJc w:val="right"/>
+      <w:pPr>
+        <w:ind w:left="2160" w:hanging="180"/>
+      </w:pPr>
+    </w:lvl>
+    <w:lvl w:ilvl="3" w:tplc="0C09000F" w:tentative="1">
+      <w:start w:val="1"/>
+      <w:numFmt w:val="decimal"/>
+      <w:lvlText w:val="%4."/>
+      <w:lvlJc w:val="left"/>
+      <w:pPr>
+        <w:ind w:left="2880" w:hanging="360"/>
+      </w:pPr>
+    </w:lvl>
+    <w:lvl w:ilvl="4" w:tplc="0C090019" w:tentative="1">
+      <w:start w:val="1"/>
+      <w:numFmt w:val="lowerLetter"/>
+      <w:lvlText w:val="%5."/>
+      <w:lvlJc w:val="left"/>
+      <w:pPr>
+        <w:ind w:left="3600" w:hanging="360"/>
+      </w:pPr>
+    </w:lvl>
+    <w:lvl w:ilvl="5" w:tplc="0C09001B" w:tentative="1">
+      <w:start w:val="1"/>
+      <w:numFmt w:val="lowerRoman"/>
+      <w:lvlText w:val="%6."/>
+      <w:lvlJc w:val="right"/>
+      <w:pPr>
+        <w:ind w:left="4320" w:hanging="180"/>
+      </w:pPr>
+    </w:lvl>
+    <w:lvl w:ilvl="6" w:tplc="0C09000F" w:tentative="1">
+      <w:start w:val="1"/>
+      <w:numFmt w:val="decimal"/>
+      <w:lvlText w:val="%7."/>
+      <w:lvlJc w:val="left"/>
+      <w:pPr>
+        <w:ind w:left="5040" w:hanging="360"/>
+      </w:pPr>
+    </w:lvl>
+    <w:lvl w:ilvl="7" w:tplc="0C090019" w:tentative="1">
+      <w:start w:val="1"/>
+      <w:numFmt w:val="lowerLetter"/>
+      <w:lvlText w:val="%8."/>
+      <w:lvlJc w:val="left"/>
+      <w:pPr>
+        <w:ind w:left="5760" w:hanging="360"/>
+      </w:pPr>
+    </w:lvl>
+    <w:lvl w:ilvl="8" w:tplc="0C09001B" w:tentative="1">
+      <w:start w:val="1"/>
+      <w:numFmt w:val="lowerRoman"/>
+      <w:lvlText w:val="%9."/>
+      <w:lvlJc w:val="right"/>
+      <w:pPr>
+        <w:ind w:left="6480" w:hanging="180"/>
+      </w:pPr>
+    </w:lvl>
+  </w:abstractNum>
+  <w:abstractNum w:abstractNumId="7" w15:restartNumberingAfterBreak="0">
     <w:nsid w:val="23FF1E9A"/>
     <w:multiLevelType w:val="singleLevel"/>
     <w:tmpl w:val="4546F4BE"/>
@@ -5113,7 +7430,7 @@
       </w:rPr>
     </w:lvl>
   </w:abstractNum>
-  <w:abstractNum w:abstractNumId="7" w15:restartNumberingAfterBreak="0">
+  <w:abstractNum w:abstractNumId="8" w15:restartNumberingAfterBreak="0">
     <w:nsid w:val="2CB1431F"/>
     <w:multiLevelType w:val="hybridMultilevel"/>
     <w:tmpl w:val="9176D36E"/>
@@ -5199,7 +7516,7 @@
       </w:pPr>
     </w:lvl>
   </w:abstractNum>
-  <w:abstractNum w:abstractNumId="8" w15:restartNumberingAfterBreak="0">
+  <w:abstractNum w:abstractNumId="9" w15:restartNumberingAfterBreak="0">
     <w:nsid w:val="34D21D1A"/>
     <w:multiLevelType w:val="hybridMultilevel"/>
     <w:tmpl w:val="3A02C3C4"/>
@@ -5288,7 +7605,7 @@
       </w:pPr>
     </w:lvl>
   </w:abstractNum>
-  <w:abstractNum w:abstractNumId="9" w15:restartNumberingAfterBreak="0">
+  <w:abstractNum w:abstractNumId="10" w15:restartNumberingAfterBreak="0">
     <w:nsid w:val="38D16205"/>
     <w:multiLevelType w:val="multilevel"/>
     <w:tmpl w:val="5A106F58"/>
@@ -5401,7 +7718,7 @@
       </w:rPr>
     </w:lvl>
   </w:abstractNum>
-  <w:abstractNum w:abstractNumId="10" w15:restartNumberingAfterBreak="0">
+  <w:abstractNum w:abstractNumId="11" w15:restartNumberingAfterBreak="0">
     <w:nsid w:val="397E56B0"/>
     <w:multiLevelType w:val="hybridMultilevel"/>
     <w:tmpl w:val="D966BADC"/>
@@ -5514,7 +7831,7 @@
       </w:rPr>
     </w:lvl>
   </w:abstractNum>
-  <w:abstractNum w:abstractNumId="11" w15:restartNumberingAfterBreak="0">
+  <w:abstractNum w:abstractNumId="12" w15:restartNumberingAfterBreak="0">
     <w:nsid w:val="3D5A6A17"/>
     <w:multiLevelType w:val="hybridMultilevel"/>
     <w:tmpl w:val="516E4A1A"/>
@@ -5603,7 +7920,7 @@
       </w:pPr>
     </w:lvl>
   </w:abstractNum>
-  <w:abstractNum w:abstractNumId="12" w15:restartNumberingAfterBreak="0">
+  <w:abstractNum w:abstractNumId="13" w15:restartNumberingAfterBreak="0">
     <w:nsid w:val="47927793"/>
     <w:multiLevelType w:val="hybridMultilevel"/>
     <w:tmpl w:val="1590B70C"/>
@@ -5693,7 +8010,7 @@
       </w:pPr>
     </w:lvl>
   </w:abstractNum>
-  <w:abstractNum w:abstractNumId="13" w15:restartNumberingAfterBreak="0">
+  <w:abstractNum w:abstractNumId="14" w15:restartNumberingAfterBreak="0">
     <w:nsid w:val="4C9C32FE"/>
     <w:multiLevelType w:val="hybridMultilevel"/>
     <w:tmpl w:val="93D03852"/>
@@ -5782,7 +8099,7 @@
       </w:pPr>
     </w:lvl>
   </w:abstractNum>
-  <w:abstractNum w:abstractNumId="14" w15:restartNumberingAfterBreak="0">
+  <w:abstractNum w:abstractNumId="15" w15:restartNumberingAfterBreak="0">
     <w:nsid w:val="4D9B7495"/>
     <w:multiLevelType w:val="hybridMultilevel"/>
     <w:tmpl w:val="B5A8A436"/>
@@ -5871,7 +8188,7 @@
       </w:pPr>
     </w:lvl>
   </w:abstractNum>
-  <w:abstractNum w:abstractNumId="15" w15:restartNumberingAfterBreak="0">
+  <w:abstractNum w:abstractNumId="16" w15:restartNumberingAfterBreak="0">
     <w:nsid w:val="4E1A1140"/>
     <w:multiLevelType w:val="hybridMultilevel"/>
     <w:tmpl w:val="1736BFCA"/>
@@ -5983,7 +8300,96 @@
       </w:rPr>
     </w:lvl>
   </w:abstractNum>
-  <w:abstractNum w:abstractNumId="16" w15:restartNumberingAfterBreak="0">
+  <w:abstractNum w:abstractNumId="17" w15:restartNumberingAfterBreak="0">
+    <w:nsid w:val="5595087E"/>
+    <w:multiLevelType w:val="hybridMultilevel"/>
+    <w:tmpl w:val="C0CA7ADE"/>
+    <w:lvl w:ilvl="0" w:tplc="0C09000F">
+      <w:start w:val="1"/>
+      <w:numFmt w:val="decimal"/>
+      <w:lvlText w:val="%1."/>
+      <w:lvlJc w:val="left"/>
+      <w:pPr>
+        <w:ind w:left="720" w:hanging="360"/>
+      </w:pPr>
+    </w:lvl>
+    <w:lvl w:ilvl="1" w:tplc="0C090019">
+      <w:start w:val="1"/>
+      <w:numFmt w:val="lowerLetter"/>
+      <w:lvlText w:val="%2."/>
+      <w:lvlJc w:val="left"/>
+      <w:pPr>
+        <w:ind w:left="1440" w:hanging="360"/>
+      </w:pPr>
+    </w:lvl>
+    <w:lvl w:ilvl="2" w:tplc="0C09001B">
+      <w:start w:val="1"/>
+      <w:numFmt w:val="lowerRoman"/>
+      <w:lvlText w:val="%3."/>
+      <w:lvlJc w:val="right"/>
+      <w:pPr>
+        <w:ind w:left="2160" w:hanging="180"/>
+      </w:pPr>
+    </w:lvl>
+    <w:lvl w:ilvl="3" w:tplc="03A88D84">
+      <w:start w:val="1"/>
+      <w:numFmt w:val="bullet"/>
+      <w:lvlText w:val="-"/>
+      <w:lvlJc w:val="left"/>
+      <w:pPr>
+        <w:ind w:left="2880" w:hanging="360"/>
+      </w:pPr>
+      <w:rPr>
+        <w:rFonts w:ascii="Arial" w:eastAsia="SimSun" w:hAnsi="Arial" w:cs="Arial" w:hint="default"/>
+      </w:rPr>
+    </w:lvl>
+    <w:lvl w:ilvl="4" w:tplc="0C090019" w:tentative="1">
+      <w:start w:val="1"/>
+      <w:numFmt w:val="lowerLetter"/>
+      <w:lvlText w:val="%5."/>
+      <w:lvlJc w:val="left"/>
+      <w:pPr>
+        <w:ind w:left="3600" w:hanging="360"/>
+      </w:pPr>
+    </w:lvl>
+    <w:lvl w:ilvl="5" w:tplc="0C09001B" w:tentative="1">
+      <w:start w:val="1"/>
+      <w:numFmt w:val="lowerRoman"/>
+      <w:lvlText w:val="%6."/>
+      <w:lvlJc w:val="right"/>
+      <w:pPr>
+        <w:ind w:left="4320" w:hanging="180"/>
+      </w:pPr>
+    </w:lvl>
+    <w:lvl w:ilvl="6" w:tplc="0C09000F" w:tentative="1">
+      <w:start w:val="1"/>
+      <w:numFmt w:val="decimal"/>
+      <w:lvlText w:val="%7."/>
+      <w:lvlJc w:val="left"/>
+      <w:pPr>
+        <w:ind w:left="5040" w:hanging="360"/>
+      </w:pPr>
+    </w:lvl>
+    <w:lvl w:ilvl="7" w:tplc="0C090019" w:tentative="1">
+      <w:start w:val="1"/>
+      <w:numFmt w:val="lowerLetter"/>
+      <w:lvlText w:val="%8."/>
+      <w:lvlJc w:val="left"/>
+      <w:pPr>
+        <w:ind w:left="5760" w:hanging="360"/>
+      </w:pPr>
+    </w:lvl>
+    <w:lvl w:ilvl="8" w:tplc="0C09001B" w:tentative="1">
+      <w:start w:val="1"/>
+      <w:numFmt w:val="lowerRoman"/>
+      <w:lvlText w:val="%9."/>
+      <w:lvlJc w:val="right"/>
+      <w:pPr>
+        <w:ind w:left="6480" w:hanging="180"/>
+      </w:pPr>
+    </w:lvl>
+  </w:abstractNum>
+  <w:abstractNum w:abstractNumId="18" w15:restartNumberingAfterBreak="0">
     <w:nsid w:val="56EF68F8"/>
     <w:multiLevelType w:val="hybridMultilevel"/>
     <w:tmpl w:val="6D6C62E6"/>
@@ -6072,7 +8478,7 @@
       </w:pPr>
     </w:lvl>
   </w:abstractNum>
-  <w:abstractNum w:abstractNumId="17" w15:restartNumberingAfterBreak="0">
+  <w:abstractNum w:abstractNumId="19" w15:restartNumberingAfterBreak="0">
     <w:nsid w:val="63E10623"/>
     <w:multiLevelType w:val="hybridMultilevel"/>
     <w:tmpl w:val="7A406F44"/>
@@ -6161,7 +8567,7 @@
       </w:pPr>
     </w:lvl>
   </w:abstractNum>
-  <w:abstractNum w:abstractNumId="18" w15:restartNumberingAfterBreak="0">
+  <w:abstractNum w:abstractNumId="20" w15:restartNumberingAfterBreak="0">
     <w:nsid w:val="670203C9"/>
     <w:multiLevelType w:val="hybridMultilevel"/>
     <w:tmpl w:val="CD54C66C"/>
@@ -6247,7 +8653,7 @@
       </w:pPr>
     </w:lvl>
   </w:abstractNum>
-  <w:abstractNum w:abstractNumId="19" w15:restartNumberingAfterBreak="0">
+  <w:abstractNum w:abstractNumId="21" w15:restartNumberingAfterBreak="0">
     <w:nsid w:val="74FB08E8"/>
     <w:multiLevelType w:val="hybridMultilevel"/>
     <w:tmpl w:val="A162AB1A"/>
@@ -6336,7 +8742,7 @@
       </w:pPr>
     </w:lvl>
   </w:abstractNum>
-  <w:abstractNum w:abstractNumId="20" w15:restartNumberingAfterBreak="0">
+  <w:abstractNum w:abstractNumId="22" w15:restartNumberingAfterBreak="0">
     <w:nsid w:val="757E4174"/>
     <w:multiLevelType w:val="hybridMultilevel"/>
     <w:tmpl w:val="7A406F44"/>
@@ -6425,7 +8831,7 @@
       </w:pPr>
     </w:lvl>
   </w:abstractNum>
-  <w:abstractNum w:abstractNumId="21" w15:restartNumberingAfterBreak="0">
+  <w:abstractNum w:abstractNumId="23" w15:restartNumberingAfterBreak="0">
     <w:nsid w:val="7B204928"/>
     <w:multiLevelType w:val="hybridMultilevel"/>
     <w:tmpl w:val="32DCAFC2"/>
@@ -6537,7 +8943,7 @@
       </w:rPr>
     </w:lvl>
   </w:abstractNum>
-  <w:abstractNum w:abstractNumId="22" w15:restartNumberingAfterBreak="0">
+  <w:abstractNum w:abstractNumId="24" w15:restartNumberingAfterBreak="0">
     <w:nsid w:val="7F287521"/>
     <w:multiLevelType w:val="hybridMultilevel"/>
     <w:tmpl w:val="B006810E"/>
@@ -6627,19 +9033,19 @@
     </w:lvl>
   </w:abstractNum>
   <w:num w:numId="1" w16cid:durableId="88047128">
-    <w:abstractNumId w:val="6"/>
+    <w:abstractNumId w:val="7"/>
   </w:num>
   <w:num w:numId="2" w16cid:durableId="377634641">
     <w:abstractNumId w:val="2"/>
   </w:num>
   <w:num w:numId="3" w16cid:durableId="1314410423">
-    <w:abstractNumId w:val="15"/>
+    <w:abstractNumId w:val="16"/>
   </w:num>
   <w:num w:numId="4" w16cid:durableId="861865811">
-    <w:abstractNumId w:val="21"/>
+    <w:abstractNumId w:val="23"/>
   </w:num>
   <w:num w:numId="5" w16cid:durableId="250430560">
-    <w:abstractNumId w:val="7"/>
+    <w:abstractNumId w:val="8"/>
     <w:lvlOverride w:ilvl="0">
       <w:startOverride w:val="1"/>
     </w:lvlOverride>
@@ -6669,25 +9075,25 @@
     </w:lvlOverride>
   </w:num>
   <w:num w:numId="6" w16cid:durableId="688027943">
-    <w:abstractNumId w:val="10"/>
+    <w:abstractNumId w:val="11"/>
   </w:num>
   <w:num w:numId="7" w16cid:durableId="574819184">
-    <w:abstractNumId w:val="12"/>
+    <w:abstractNumId w:val="13"/>
   </w:num>
   <w:num w:numId="8" w16cid:durableId="1781796382">
-    <w:abstractNumId w:val="14"/>
+    <w:abstractNumId w:val="15"/>
   </w:num>
   <w:num w:numId="9" w16cid:durableId="311954015">
-    <w:abstractNumId w:val="8"/>
+    <w:abstractNumId w:val="9"/>
   </w:num>
   <w:num w:numId="10" w16cid:durableId="1641425414">
-    <w:abstractNumId w:val="19"/>
+    <w:abstractNumId w:val="21"/>
   </w:num>
   <w:num w:numId="11" w16cid:durableId="855313769">
     <w:abstractNumId w:val="0"/>
   </w:num>
   <w:num w:numId="12" w16cid:durableId="1195772972">
-    <w:abstractNumId w:val="14"/>
+    <w:abstractNumId w:val="15"/>
     <w:lvlOverride w:ilvl="0">
       <w:startOverride w:val="1"/>
     </w:lvlOverride>
@@ -6717,7 +9123,7 @@
     </w:lvlOverride>
   </w:num>
   <w:num w:numId="13" w16cid:durableId="1224367597">
-    <w:abstractNumId w:val="8"/>
+    <w:abstractNumId w:val="9"/>
     <w:lvlOverride w:ilvl="0">
       <w:startOverride w:val="1"/>
     </w:lvlOverride>
@@ -6747,7 +9153,7 @@
     </w:lvlOverride>
   </w:num>
   <w:num w:numId="14" w16cid:durableId="1056586891">
-    <w:abstractNumId w:val="19"/>
+    <w:abstractNumId w:val="21"/>
     <w:lvlOverride w:ilvl="0">
       <w:startOverride w:val="1"/>
     </w:lvlOverride>
@@ -6777,7 +9183,7 @@
     </w:lvlOverride>
   </w:num>
   <w:num w:numId="15" w16cid:durableId="1054888761">
-    <w:abstractNumId w:val="9"/>
+    <w:abstractNumId w:val="10"/>
   </w:num>
   <w:num w:numId="16" w16cid:durableId="1591962676">
     <w:abstractNumId w:val="3"/>
@@ -6789,28 +9195,34 @@
     <w:abstractNumId w:val="5"/>
   </w:num>
   <w:num w:numId="19" w16cid:durableId="143854891">
-    <w:abstractNumId w:val="16"/>
+    <w:abstractNumId w:val="18"/>
   </w:num>
   <w:num w:numId="20" w16cid:durableId="1734232802">
-    <w:abstractNumId w:val="13"/>
+    <w:abstractNumId w:val="14"/>
   </w:num>
   <w:num w:numId="21" w16cid:durableId="1008870807">
-    <w:abstractNumId w:val="11"/>
+    <w:abstractNumId w:val="12"/>
   </w:num>
   <w:num w:numId="22" w16cid:durableId="171457442">
-    <w:abstractNumId w:val="18"/>
+    <w:abstractNumId w:val="20"/>
   </w:num>
   <w:num w:numId="23" w16cid:durableId="556863016">
-    <w:abstractNumId w:val="22"/>
+    <w:abstractNumId w:val="24"/>
   </w:num>
   <w:num w:numId="24" w16cid:durableId="376710414">
-    <w:abstractNumId w:val="17"/>
+    <w:abstractNumId w:val="19"/>
   </w:num>
   <w:num w:numId="25" w16cid:durableId="337078678">
     <w:abstractNumId w:val="4"/>
   </w:num>
   <w:num w:numId="26" w16cid:durableId="895975302">
-    <w:abstractNumId w:val="20"/>
+    <w:abstractNumId w:val="22"/>
+  </w:num>
+  <w:num w:numId="27" w16cid:durableId="730232145">
+    <w:abstractNumId w:val="6"/>
+  </w:num>
+  <w:num w:numId="28" w16cid:durableId="1173571840">
+    <w:abstractNumId w:val="17"/>
   </w:num>
 </w:numbering>
 </file>
@@ -7200,7 +9612,7 @@
   <w:style w:type="paragraph" w:default="1" w:styleId="Normal">
     <w:name w:val="Normal"/>
     <w:qFormat/>
-    <w:rsid w:val="001850EC"/>
+    <w:rsid w:val="007D4CC7"/>
     <w:pPr>
       <w:spacing w:line="276" w:lineRule="auto"/>
     </w:pPr>
@@ -7278,7 +9690,6 @@
   <w:style w:type="character" w:default="1" w:styleId="DefaultParagraphFont">
     <w:name w:val="Default Paragraph Font"/>
     <w:uiPriority w:val="1"/>
-    <w:semiHidden/>
     <w:unhideWhenUsed/>
   </w:style>
   <w:style w:type="table" w:default="1" w:styleId="TableNormal">
@@ -7811,12 +10222,17 @@
     <w:pitch w:val="variable"/>
     <w:sig w:usb0="E00006FF" w:usb1="420024FF" w:usb2="02000000" w:usb3="00000000" w:csb0="0000019F" w:csb1="00000000"/>
   </w:font>
-  <w:font w:name="Calibri Light">
-    <w:panose1 w:val="020F0302020204030204"/>
+  <w:font w:name="Aptos">
     <w:charset w:val="00"/>
     <w:family w:val="swiss"/>
     <w:pitch w:val="variable"/>
-    <w:sig w:usb0="E4002EFF" w:usb1="C000247B" w:usb2="00000009" w:usb3="00000000" w:csb0="000001FF" w:csb1="00000000"/>
+    <w:sig w:usb0="20000287" w:usb1="00000003" w:usb2="00000000" w:usb3="00000000" w:csb0="0000019F" w:csb1="00000000"/>
+  </w:font>
+  <w:font w:name="Aptos Display">
+    <w:charset w:val="00"/>
+    <w:family w:val="swiss"/>
+    <w:pitch w:val="variable"/>
+    <w:sig w:usb0="20000287" w:usb1="00000003" w:usb2="00000000" w:usb3="00000000" w:csb0="0000019F" w:csb1="00000000"/>
   </w:font>
 </w:fonts>
 </file>
@@ -7837,11 +10253,13 @@
   </w:compat>
   <w:rsids>
     <w:rsidRoot w:val="001C0F3D"/>
+    <w:rsid w:val="00082B25"/>
     <w:rsid w:val="000B325B"/>
     <w:rsid w:val="001C0F3D"/>
     <w:rsid w:val="00277740"/>
     <w:rsid w:val="002A7697"/>
     <w:rsid w:val="0030069A"/>
+    <w:rsid w:val="00307DBF"/>
     <w:rsid w:val="005D56E3"/>
     <w:rsid w:val="00640779"/>
     <w:rsid w:val="00640DCB"/>
@@ -8620,43 +11038,6 @@
 </file>
 
 <file path=customXml/item1.xml><?xml version="1.0" encoding="utf-8"?>
-<b:Sources xmlns:b="http://schemas.openxmlformats.org/officeDocument/2006/bibliography" xmlns="http://schemas.openxmlformats.org/officeDocument/2006/bibliography" SelectedStyle="\APA.XSL" StyleName="APA"/>
-</file>
-
-<file path=customXml/item2.xml><?xml version="1.0" encoding="utf-8"?>
-<p:properties xmlns:p="http://schemas.microsoft.com/office/2006/metadata/properties" xmlns:xsi="http://www.w3.org/2001/XMLSchema-instance" xmlns:pc="http://schemas.microsoft.com/office/infopath/2007/PartnerControls">
-  <documentManagement>
-    <CostCentre xmlns="c369ec6e-e776-4cfb-9aab-85bbb2d3059b">XQD Quality and Development</CostCentre>
-    <Tag xmlns="c369ec6e-e776-4cfb-9aab-85bbb2d3059b" xsi:nil="true"/>
-    <Suffix xmlns="c369ec6e-e776-4cfb-9aab-85bbb2d3059b">12</Suffix>
-    <NameKeywords xmlns="c369ec6e-e776-4cfb-9aab-85bbb2d3059b">Assessment Task Tool instruction resource instrument</NameKeywords>
-    <Corpex xmlns="c369ec6e-e776-4cfb-9aab-85bbb2d3059b">false</Corpex>
-    <ByWhom xmlns="c369ec6e-e776-4cfb-9aab-85bbb2d3059b">Manager, VET Curriculum and Quality Assurance</ByWhom>
-    <Prefix xmlns="c369ec6e-e776-4cfb-9aab-85bbb2d3059b">Form</Prefix>
-    <UploadDate xmlns="c369ec6e-e776-4cfb-9aab-85bbb2d3059b">2020-02-02T16:00:00+00:00</UploadDate>
-    <ActionRequired xmlns="c369ec6e-e776-4cfb-9aab-85bbb2d3059b">Review</ActionRequired>
-    <Links xmlns="c369ec6e-e776-4cfb-9aab-85bbb2d3059b" xsi:nil="true"/>
-    <IssueNum xmlns="c369ec6e-e776-4cfb-9aab-85bbb2d3059b" xsi:nil="true"/>
-    <Division xmlns="c369ec6e-e776-4cfb-9aab-85bbb2d3059b">Training Services</Division>
-    <IssueDate xmlns="c369ec6e-e776-4cfb-9aab-85bbb2d3059b">2020-02-02T16:00:00+00:00</IssueDate>
-    <Pathway xmlns="7f1ed7a5-13c4-4640-91cb-37295ecf9af4">Academic</Pathway>
-    <CentralStatus xmlns="c369ec6e-e776-4cfb-9aab-85bbb2d3059b" xsi:nil="true"/>
-    <ProposedTitle xmlns="c369ec6e-e776-4cfb-9aab-85bbb2d3059b">Assessment Task Tool (F122A12)</ProposedTitle>
-    <Frequently xmlns="c369ec6e-e776-4cfb-9aab-85bbb2d3059b">false</Frequently>
-    <OtherReferences xmlns="c369ec6e-e776-4cfb-9aab-85bbb2d3059b" xsi:nil="true"/>
-    <CergDate xmlns="c369ec6e-e776-4cfb-9aab-85bbb2d3059b" xsi:nil="true"/>
-    <International xmlns="c369ec6e-e776-4cfb-9aab-85bbb2d3059b" xsi:nil="true"/>
-    <Portal xmlns="c369ec6e-e776-4cfb-9aab-85bbb2d3059b">false</Portal>
-    <PolicyNum xmlns="c369ec6e-e776-4cfb-9aab-85bbb2d3059b">122</PolicyNum>
-    <CorpexDate xmlns="c369ec6e-e776-4cfb-9aab-85bbb2d3059b" xsi:nil="true"/>
-    <ReviewDate xmlns="c369ec6e-e776-4cfb-9aab-85bbb2d3059b">03/02/2021</ReviewDate>
-    <Comments xmlns="http://schemas.microsoft.com/sharepoint/v3">03/02/2020 received from Fiona Ion to upload see HPE</Comments>
-    <Cerg xmlns="c369ec6e-e776-4cfb-9aab-85bbb2d3059b" xsi:nil="true"/>
-  </documentManagement>
-</p:properties>
-</file>
-
-<file path=customXml/item3.xml><?xml version="1.0" encoding="utf-8"?>
 <ct:contentTypeSchema xmlns:ct="http://schemas.microsoft.com/office/2006/metadata/contentType" xmlns:ma="http://schemas.microsoft.com/office/2006/metadata/properties/metaAttributes" ct:_="" ma:_="" ma:contentTypeName="Central Form" ma:contentTypeID="0x010100AF4BA1430F2E4F53972F8E467AD5D5BB00F4FFD117931942ADB9A5D6774F1709C200CCDBFE8310C71941B6FD8EACFAC6F789" ma:contentTypeVersion="3" ma:contentTypeDescription="Central Form Document" ma:contentTypeScope="" ma:versionID="6a0f9cc5cb7c4653d829a9673163df79">
   <xsd:schema xmlns:xsd="http://www.w3.org/2001/XMLSchema" xmlns:xs="http://www.w3.org/2001/XMLSchema" xmlns:p="http://schemas.microsoft.com/office/2006/metadata/properties" xmlns:ns1="http://schemas.microsoft.com/sharepoint/v3" xmlns:ns2="c369ec6e-e776-4cfb-9aab-85bbb2d3059b" xmlns:ns3="7f1ed7a5-13c4-4640-91cb-37295ecf9af4" targetNamespace="http://schemas.microsoft.com/office/2006/metadata/properties" ma:root="true" ma:fieldsID="3178bf5ea224a66b73ab1c50cae6997f" ns1:_="" ns2:_="" ns3:_="">
     <xsd:import namespace="http://schemas.microsoft.com/sharepoint/v3"/>
@@ -8965,11 +11346,44 @@
 </ct:contentTypeSchema>
 </file>
 
-<file path=customXml/item4.xml><?xml version="1.0" encoding="utf-8"?>
-<LongProperties xmlns="http://schemas.microsoft.com/office/2006/metadata/longProperties"/>
+<file path=customXml/item2.xml><?xml version="1.0" encoding="utf-8"?>
+<p:properties xmlns:p="http://schemas.microsoft.com/office/2006/metadata/properties" xmlns:xsi="http://www.w3.org/2001/XMLSchema-instance" xmlns:pc="http://schemas.microsoft.com/office/infopath/2007/PartnerControls">
+  <documentManagement>
+    <CostCentre xmlns="c369ec6e-e776-4cfb-9aab-85bbb2d3059b">XQD Quality and Development</CostCentre>
+    <Tag xmlns="c369ec6e-e776-4cfb-9aab-85bbb2d3059b" xsi:nil="true"/>
+    <Suffix xmlns="c369ec6e-e776-4cfb-9aab-85bbb2d3059b">12</Suffix>
+    <NameKeywords xmlns="c369ec6e-e776-4cfb-9aab-85bbb2d3059b">Assessment Task Tool instruction resource instrument</NameKeywords>
+    <Corpex xmlns="c369ec6e-e776-4cfb-9aab-85bbb2d3059b">false</Corpex>
+    <ByWhom xmlns="c369ec6e-e776-4cfb-9aab-85bbb2d3059b">Manager, VET Curriculum and Quality Assurance</ByWhom>
+    <Prefix xmlns="c369ec6e-e776-4cfb-9aab-85bbb2d3059b">Form</Prefix>
+    <UploadDate xmlns="c369ec6e-e776-4cfb-9aab-85bbb2d3059b">2020-02-02T16:00:00+00:00</UploadDate>
+    <ActionRequired xmlns="c369ec6e-e776-4cfb-9aab-85bbb2d3059b">Review</ActionRequired>
+    <Links xmlns="c369ec6e-e776-4cfb-9aab-85bbb2d3059b" xsi:nil="true"/>
+    <IssueNum xmlns="c369ec6e-e776-4cfb-9aab-85bbb2d3059b" xsi:nil="true"/>
+    <Division xmlns="c369ec6e-e776-4cfb-9aab-85bbb2d3059b">Training Services</Division>
+    <IssueDate xmlns="c369ec6e-e776-4cfb-9aab-85bbb2d3059b">2020-02-02T16:00:00+00:00</IssueDate>
+    <Pathway xmlns="7f1ed7a5-13c4-4640-91cb-37295ecf9af4">Academic</Pathway>
+    <CentralStatus xmlns="c369ec6e-e776-4cfb-9aab-85bbb2d3059b" xsi:nil="true"/>
+    <ProposedTitle xmlns="c369ec6e-e776-4cfb-9aab-85bbb2d3059b">Assessment Task Tool (F122A12)</ProposedTitle>
+    <Frequently xmlns="c369ec6e-e776-4cfb-9aab-85bbb2d3059b">false</Frequently>
+    <OtherReferences xmlns="c369ec6e-e776-4cfb-9aab-85bbb2d3059b" xsi:nil="true"/>
+    <CergDate xmlns="c369ec6e-e776-4cfb-9aab-85bbb2d3059b" xsi:nil="true"/>
+    <International xmlns="c369ec6e-e776-4cfb-9aab-85bbb2d3059b" xsi:nil="true"/>
+    <Portal xmlns="c369ec6e-e776-4cfb-9aab-85bbb2d3059b">false</Portal>
+    <PolicyNum xmlns="c369ec6e-e776-4cfb-9aab-85bbb2d3059b">122</PolicyNum>
+    <CorpexDate xmlns="c369ec6e-e776-4cfb-9aab-85bbb2d3059b" xsi:nil="true"/>
+    <ReviewDate xmlns="c369ec6e-e776-4cfb-9aab-85bbb2d3059b">03/02/2021</ReviewDate>
+    <Comments xmlns="http://schemas.microsoft.com/sharepoint/v3">03/02/2020 received from Fiona Ion to upload see HPE</Comments>
+    <Cerg xmlns="c369ec6e-e776-4cfb-9aab-85bbb2d3059b" xsi:nil="true"/>
+  </documentManagement>
+</p:properties>
 </file>
 
-<file path=customXml/item5.xml><?xml version="1.0" encoding="utf-8"?>
+<file path=customXml/item3.xml><?xml version="1.0" encoding="utf-8"?>
+<b:Sources xmlns:b="http://schemas.openxmlformats.org/officeDocument/2006/bibliography" xmlns="http://schemas.openxmlformats.org/officeDocument/2006/bibliography" SelectedStyle="\APA.XSL" StyleName="APA"/>
+</file>
+
+<file path=customXml/item4.xml><?xml version="1.0" encoding="utf-8"?>
 <?mso-contentType ?>
 <FormTemplates xmlns="http://schemas.microsoft.com/sharepoint/v3/contenttype/forms">
   <Display>DocumentLibraryForm</Display>
@@ -8978,27 +11392,11 @@
 </FormTemplates>
 </file>
 
-<file path=customXml/itemProps1.xml><?xml version="1.0" encoding="utf-8"?>
-<ds:datastoreItem xmlns:ds="http://schemas.openxmlformats.org/officeDocument/2006/customXml" ds:itemID="{270A1387-5032-421F-ABE8-3776CE5E5F42}">
-  <ds:schemaRefs>
-    <ds:schemaRef ds:uri="http://schemas.openxmlformats.org/officeDocument/2006/bibliography"/>
-  </ds:schemaRefs>
-</ds:datastoreItem>
+<file path=customXml/item5.xml><?xml version="1.0" encoding="utf-8"?>
+<LongProperties xmlns="http://schemas.microsoft.com/office/2006/metadata/longProperties"/>
 </file>
 
-<file path=customXml/itemProps2.xml><?xml version="1.0" encoding="utf-8"?>
-<ds:datastoreItem xmlns:ds="http://schemas.openxmlformats.org/officeDocument/2006/customXml" ds:itemID="{A16F99D5-FAF9-47B7-BB2E-CAC1EF9F3B71}">
-  <ds:schemaRefs>
-    <ds:schemaRef ds:uri="http://schemas.microsoft.com/office/2006/metadata/properties"/>
-    <ds:schemaRef ds:uri="http://schemas.microsoft.com/office/infopath/2007/PartnerControls"/>
-    <ds:schemaRef ds:uri="c369ec6e-e776-4cfb-9aab-85bbb2d3059b"/>
-    <ds:schemaRef ds:uri="7f1ed7a5-13c4-4640-91cb-37295ecf9af4"/>
-    <ds:schemaRef ds:uri="http://schemas.microsoft.com/sharepoint/v3"/>
-  </ds:schemaRefs>
-</ds:datastoreItem>
-</file>
-
-<file path=customXml/itemProps3.xml><?xml version="1.0" encoding="utf-8"?>
+<file path=customXml/itemProps1.xml><?xml version="1.0" encoding="utf-8"?>
 <ds:datastoreItem xmlns:ds="http://schemas.openxmlformats.org/officeDocument/2006/customXml" ds:itemID="{4EF5FC08-38BC-4F0F-9CE8-A9969E73295E}">
   <ds:schemaRefs>
     <ds:schemaRef ds:uri="http://schemas.microsoft.com/office/2006/metadata/contentType"/>
@@ -9018,18 +11416,38 @@
 </ds:datastoreItem>
 </file>
 
+<file path=customXml/itemProps2.xml><?xml version="1.0" encoding="utf-8"?>
+<ds:datastoreItem xmlns:ds="http://schemas.openxmlformats.org/officeDocument/2006/customXml" ds:itemID="{A16F99D5-FAF9-47B7-BB2E-CAC1EF9F3B71}">
+  <ds:schemaRefs>
+    <ds:schemaRef ds:uri="http://schemas.microsoft.com/office/2006/metadata/properties"/>
+    <ds:schemaRef ds:uri="http://schemas.microsoft.com/office/infopath/2007/PartnerControls"/>
+    <ds:schemaRef ds:uri="c369ec6e-e776-4cfb-9aab-85bbb2d3059b"/>
+    <ds:schemaRef ds:uri="7f1ed7a5-13c4-4640-91cb-37295ecf9af4"/>
+    <ds:schemaRef ds:uri="http://schemas.microsoft.com/sharepoint/v3"/>
+  </ds:schemaRefs>
+</ds:datastoreItem>
+</file>
+
+<file path=customXml/itemProps3.xml><?xml version="1.0" encoding="utf-8"?>
+<ds:datastoreItem xmlns:ds="http://schemas.openxmlformats.org/officeDocument/2006/customXml" ds:itemID="{270A1387-5032-421F-ABE8-3776CE5E5F42}">
+  <ds:schemaRefs>
+    <ds:schemaRef ds:uri="http://schemas.openxmlformats.org/officeDocument/2006/bibliography"/>
+  </ds:schemaRefs>
+</ds:datastoreItem>
+</file>
+
 <file path=customXml/itemProps4.xml><?xml version="1.0" encoding="utf-8"?>
+<ds:datastoreItem xmlns:ds="http://schemas.openxmlformats.org/officeDocument/2006/customXml" ds:itemID="{96001339-1F25-4BDD-94F9-AA3400008571}">
+  <ds:schemaRefs>
+    <ds:schemaRef ds:uri="http://schemas.microsoft.com/sharepoint/v3/contenttype/forms"/>
+  </ds:schemaRefs>
+</ds:datastoreItem>
+</file>
+
+<file path=customXml/itemProps5.xml><?xml version="1.0" encoding="utf-8"?>
 <ds:datastoreItem xmlns:ds="http://schemas.openxmlformats.org/officeDocument/2006/customXml" ds:itemID="{ED9C3AC7-65F6-444B-AAD9-BED76FF91658}">
   <ds:schemaRefs>
     <ds:schemaRef ds:uri="http://schemas.microsoft.com/office/2006/metadata/longProperties"/>
   </ds:schemaRefs>
 </ds:datastoreItem>
-</file>
-
-<file path=customXml/itemProps5.xml><?xml version="1.0" encoding="utf-8"?>
-<ds:datastoreItem xmlns:ds="http://schemas.openxmlformats.org/officeDocument/2006/customXml" ds:itemID="{96001339-1F25-4BDD-94F9-AA3400008571}">
-  <ds:schemaRefs>
-    <ds:schemaRef ds:uri="http://schemas.microsoft.com/sharepoint/v3/contenttype/forms"/>
-  </ds:schemaRefs>
-</ds:datastoreItem>
 </file>
--- a/Assessment 3/Ben Timewell - F122A12 - 3. Test, Finalise, and Review a Prototype Game.docx
+++ b/Assessment 3/Ben Timewell - F122A12 - 3. Test, Finalise, and Review a Prototype Game.docx
@@ -89,7 +89,6 @@
             <w14:uncheckedState w14:val="2610" w14:font="MS Gothic"/>
           </w14:checkbox>
         </w:sdtPr>
-        <w:sdtEndPr/>
         <w:sdtContent>
           <w:r>
             <w:rPr>
@@ -128,7 +127,6 @@
             <w14:uncheckedState w14:val="2610" w14:font="MS Gothic"/>
           </w14:checkbox>
         </w:sdtPr>
-        <w:sdtEndPr/>
         <w:sdtContent>
           <w:r>
             <w:rPr>
@@ -167,7 +165,6 @@
             <w14:uncheckedState w14:val="2610" w14:font="MS Gothic"/>
           </w14:checkbox>
         </w:sdtPr>
-        <w:sdtEndPr/>
         <w:sdtContent>
           <w:r>
             <w:rPr>
@@ -217,7 +214,6 @@
             <w14:uncheckedState w14:val="2610" w14:font="MS Gothic"/>
           </w14:checkbox>
         </w:sdtPr>
-        <w:sdtEndPr/>
         <w:sdtContent>
           <w:r>
             <w:rPr>
@@ -3909,19 +3905,7 @@
               <w:rPr>
                 <w:iCs/>
               </w:rPr>
-              <w:t xml:space="preserve">This button hides the </w:t>
-            </w:r>
-            <w:r>
-              <w:rPr>
-                <w:iCs/>
-              </w:rPr>
-              <w:t>pause menu</w:t>
-            </w:r>
-            <w:r>
-              <w:rPr>
-                <w:iCs/>
-              </w:rPr>
-              <w:t>, and shows the settings menu</w:t>
+              <w:t>This button hides the pause menu, and shows the settings menu</w:t>
             </w:r>
           </w:p>
           <w:p>
@@ -4196,6 +4180,86 @@
                 <w:bCs w:val="0"/>
                 <w:iCs/>
               </w:rPr>
+              <w:t>Element 3 – Spawn NPCs button</w:t>
+            </w:r>
+          </w:p>
+          <w:p>
+            <w:pPr>
+              <w:spacing w:line="240" w:lineRule="auto"/>
+              <w:rPr>
+                <w:iCs/>
+              </w:rPr>
+            </w:pPr>
+            <w:r>
+              <w:rPr>
+                <w:iCs/>
+              </w:rPr>
+              <w:t>This button, when pressed will spawn 1 additional NPC under the spacecraft. Also pressing “F” will spawn another NPC</w:t>
+            </w:r>
+          </w:p>
+          <w:p>
+            <w:pPr>
+              <w:spacing w:line="240" w:lineRule="auto"/>
+              <w:rPr>
+                <w:iCs/>
+              </w:rPr>
+            </w:pPr>
+          </w:p>
+          <w:p>
+            <w:pPr>
+              <w:spacing w:line="240" w:lineRule="auto"/>
+              <w:rPr>
+                <w:b/>
+                <w:bCs w:val="0"/>
+                <w:iCs/>
+              </w:rPr>
+            </w:pPr>
+            <w:r>
+              <w:rPr>
+                <w:b/>
+                <w:bCs w:val="0"/>
+                <w:iCs/>
+              </w:rPr>
+              <w:t>Element 4 – Player Character</w:t>
+            </w:r>
+          </w:p>
+          <w:p>
+            <w:pPr>
+              <w:spacing w:line="240" w:lineRule="auto"/>
+              <w:rPr>
+                <w:iCs/>
+              </w:rPr>
+            </w:pPr>
+            <w:r>
+              <w:rPr>
+                <w:iCs/>
+              </w:rPr>
+              <w:t>In this game, the player controls this chicken. It has no special moves, items or identity. It simply exists to explore the world, while watching the aliens steal eggs. Controlled via WASD, SHIFT for sprint and mouse pointer to change facing direction</w:t>
+            </w:r>
+          </w:p>
+          <w:p>
+            <w:pPr>
+              <w:spacing w:line="240" w:lineRule="auto"/>
+              <w:rPr>
+                <w:iCs/>
+              </w:rPr>
+            </w:pPr>
+          </w:p>
+          <w:p>
+            <w:pPr>
+              <w:spacing w:line="240" w:lineRule="auto"/>
+              <w:rPr>
+                <w:b/>
+                <w:bCs w:val="0"/>
+                <w:iCs/>
+              </w:rPr>
+            </w:pPr>
+            <w:r>
+              <w:rPr>
+                <w:b/>
+                <w:bCs w:val="0"/>
+                <w:iCs/>
+              </w:rPr>
               <w:t xml:space="preserve">Element </w:t>
             </w:r>
             <w:r>
@@ -4204,134 +4268,6 @@
                 <w:bCs w:val="0"/>
                 <w:iCs/>
               </w:rPr>
-              <w:t>3</w:t>
-            </w:r>
-            <w:r>
-              <w:rPr>
-                <w:b/>
-                <w:bCs w:val="0"/>
-                <w:iCs/>
-              </w:rPr>
-              <w:t xml:space="preserve"> – </w:t>
-            </w:r>
-            <w:r>
-              <w:rPr>
-                <w:b/>
-                <w:bCs w:val="0"/>
-                <w:iCs/>
-              </w:rPr>
-              <w:t>Spawn NPCs button</w:t>
-            </w:r>
-          </w:p>
-          <w:p>
-            <w:pPr>
-              <w:spacing w:line="240" w:lineRule="auto"/>
-              <w:rPr>
-                <w:iCs/>
-              </w:rPr>
-            </w:pPr>
-            <w:r>
-              <w:rPr>
-                <w:iCs/>
-              </w:rPr>
-              <w:t>This button, when pressed will spawn 1 additional NPC under the spacecraft. Also pressing “F” will spawn another NPC</w:t>
-            </w:r>
-          </w:p>
-          <w:p>
-            <w:pPr>
-              <w:spacing w:line="240" w:lineRule="auto"/>
-              <w:rPr>
-                <w:iCs/>
-              </w:rPr>
-            </w:pPr>
-          </w:p>
-          <w:p>
-            <w:pPr>
-              <w:spacing w:line="240" w:lineRule="auto"/>
-              <w:rPr>
-                <w:b/>
-                <w:bCs w:val="0"/>
-                <w:iCs/>
-              </w:rPr>
-            </w:pPr>
-            <w:r>
-              <w:rPr>
-                <w:b/>
-                <w:bCs w:val="0"/>
-                <w:iCs/>
-              </w:rPr>
-              <w:t xml:space="preserve">Element </w:t>
-            </w:r>
-            <w:r>
-              <w:rPr>
-                <w:b/>
-                <w:bCs w:val="0"/>
-                <w:iCs/>
-              </w:rPr>
-              <w:t>4</w:t>
-            </w:r>
-            <w:r>
-              <w:rPr>
-                <w:b/>
-                <w:bCs w:val="0"/>
-                <w:iCs/>
-              </w:rPr>
-              <w:t xml:space="preserve"> – </w:t>
-            </w:r>
-            <w:r>
-              <w:rPr>
-                <w:b/>
-                <w:bCs w:val="0"/>
-                <w:iCs/>
-              </w:rPr>
-              <w:t>Player Character</w:t>
-            </w:r>
-          </w:p>
-          <w:p>
-            <w:pPr>
-              <w:spacing w:line="240" w:lineRule="auto"/>
-              <w:rPr>
-                <w:iCs/>
-              </w:rPr>
-            </w:pPr>
-            <w:r>
-              <w:rPr>
-                <w:iCs/>
-              </w:rPr>
-              <w:t>In this game, the player controls this chicken. It has no special moves, items or identity. It simply exists to explore the world, while watching the aliens steal eggs. Controlled via WASD, SHIFT for sprint and mouse pointer to change facing direction</w:t>
-            </w:r>
-          </w:p>
-          <w:p>
-            <w:pPr>
-              <w:spacing w:line="240" w:lineRule="auto"/>
-              <w:rPr>
-                <w:iCs/>
-              </w:rPr>
-            </w:pPr>
-          </w:p>
-          <w:p>
-            <w:pPr>
-              <w:spacing w:line="240" w:lineRule="auto"/>
-              <w:rPr>
-                <w:b/>
-                <w:bCs w:val="0"/>
-                <w:iCs/>
-              </w:rPr>
-            </w:pPr>
-            <w:r>
-              <w:rPr>
-                <w:b/>
-                <w:bCs w:val="0"/>
-                <w:iCs/>
-              </w:rPr>
-              <w:t xml:space="preserve">Element </w:t>
-            </w:r>
-            <w:r>
-              <w:rPr>
-                <w:b/>
-                <w:bCs w:val="0"/>
-                <w:iCs/>
-              </w:rPr>
               <w:t>5</w:t>
             </w:r>
             <w:r>
@@ -4414,15 +4350,7 @@
                 <w:iCs/>
               </w:rPr>
               <w:lastRenderedPageBreak/>
-              <w:t>Intro Text Screen</w:t>
-            </w:r>
-            <w:r>
-              <w:rPr>
-                <w:b/>
-                <w:bCs w:val="0"/>
-                <w:iCs/>
-              </w:rPr>
-              <w:t>:</w:t>
+              <w:t>Intro Text Screen:</w:t>
             </w:r>
             <w:r>
               <w:rPr>
@@ -4499,15 +4427,7 @@
                 <w:bCs w:val="0"/>
                 <w:iCs/>
               </w:rPr>
-              <w:t xml:space="preserve">Element 1 – </w:t>
-            </w:r>
-            <w:r>
-              <w:rPr>
-                <w:b/>
-                <w:bCs w:val="0"/>
-                <w:iCs/>
-              </w:rPr>
-              <w:t>Introduction Text</w:t>
+              <w:t>Element 1 – Introduction Text</w:t>
             </w:r>
           </w:p>
           <w:p>
@@ -4547,15 +4467,7 @@
                 <w:bCs w:val="0"/>
                 <w:iCs/>
               </w:rPr>
-              <w:t xml:space="preserve">Element 2 – </w:t>
-            </w:r>
-            <w:r>
-              <w:rPr>
-                <w:b/>
-                <w:bCs w:val="0"/>
-                <w:iCs/>
-              </w:rPr>
-              <w:t>“Got it!” Button</w:t>
+              <w:t>Element 2 – “Got it!” Button</w:t>
             </w:r>
           </w:p>
           <w:p>
@@ -5280,10 +5192,7 @@
           </w:tcPr>
           <w:p>
             <w:r>
-              <w:t>The game has several menus. The first screen the player sees is the main menu, which allows</w:t>
-            </w:r>
-            <w:r>
-              <w:t xml:space="preserve"> the player to start the game, go into settings and adjust volume or exit the game instantly.</w:t>
+              <w:t>The game has several menus. The first screen the player sees is the main menu, which allows the player to start the game, go into settings and adjust volume or exit the game instantly.</w:t>
             </w:r>
           </w:p>
         </w:tc>
@@ -5315,13 +5224,7 @@
           </w:tcPr>
           <w:p>
             <w:r>
-              <w:t xml:space="preserve">I have </w:t>
-            </w:r>
-            <w:r>
-              <w:t>implemented</w:t>
-            </w:r>
-            <w:r>
-              <w:t xml:space="preserve"> one NPC type that acts independently from its clones. Each NPC has its own hunger meter and inventory, so when hunger is running low for one NPC, only that NPC goes and eats while the others continue their stealing egg tasks. And when an egg is delivered, other NPCs don’t lose their egg.</w:t>
+              <w:t>I have implemented one NPC type that acts independently from its clones. Each NPC has its own hunger meter and inventory, so when hunger is running low for one NPC, only that NPC goes and eats while the others continue their stealing egg tasks. And when an egg is delivered, other NPCs don’t lose their egg.</w:t>
             </w:r>
           </w:p>
           <w:p/>
@@ -5737,6 +5640,9 @@
             <w:r>
               <w:t>Hunger slowly drains as the aliens steal eggs. When it gets too low, they’ll stop their tasks and go eat</w:t>
             </w:r>
+            <w:r>
+              <w:t xml:space="preserve"> from the chicken feeders. They eat Chicken Feed</w:t>
+            </w:r>
           </w:p>
         </w:tc>
       </w:tr>
@@ -5802,6 +5708,9 @@
           <w:p>
             <w:r>
               <w:t>There are animal NPCs, but they’re more assets than actual GOAP AI NPCs</w:t>
+            </w:r>
+            <w:r>
+              <w:t>. They do however have a NavMesh agent added and have waypoints they walk around to. There’s no logic in them, just move to position X, avoid obstacles, then move to position Y.</w:t>
             </w:r>
           </w:p>
         </w:tc>
@@ -6174,7 +6083,6 @@
               <w:showingPlcHdr/>
               <w:text/>
             </w:sdtPr>
-            <w:sdtEndPr/>
             <w:sdtContent>
               <w:r>
                 <w:rPr>
@@ -9690,6 +9598,7 @@
   <w:style w:type="character" w:default="1" w:styleId="DefaultParagraphFont">
     <w:name w:val="Default Paragraph Font"/>
     <w:uiPriority w:val="1"/>
+    <w:semiHidden/>
     <w:unhideWhenUsed/>
   </w:style>
   <w:style w:type="table" w:default="1" w:styleId="TableNormal">
@@ -10264,7 +10173,9 @@
     <w:rsid w:val="00640779"/>
     <w:rsid w:val="00640DCB"/>
     <w:rsid w:val="0066722D"/>
+    <w:rsid w:val="007760F7"/>
     <w:rsid w:val="007F2ABF"/>
+    <w:rsid w:val="00866388"/>
     <w:rsid w:val="00894C7D"/>
     <w:rsid w:val="009535F8"/>
     <w:rsid w:val="00E44F2C"/>
@@ -11038,6 +10949,43 @@
 </file>
 
 <file path=customXml/item1.xml><?xml version="1.0" encoding="utf-8"?>
+<b:Sources xmlns:b="http://schemas.openxmlformats.org/officeDocument/2006/bibliography" xmlns="http://schemas.openxmlformats.org/officeDocument/2006/bibliography" SelectedStyle="\APA.XSL" StyleName="APA"/>
+</file>
+
+<file path=customXml/item2.xml><?xml version="1.0" encoding="utf-8"?>
+<p:properties xmlns:p="http://schemas.microsoft.com/office/2006/metadata/properties" xmlns:xsi="http://www.w3.org/2001/XMLSchema-instance" xmlns:pc="http://schemas.microsoft.com/office/infopath/2007/PartnerControls">
+  <documentManagement>
+    <CostCentre xmlns="c369ec6e-e776-4cfb-9aab-85bbb2d3059b">XQD Quality and Development</CostCentre>
+    <Tag xmlns="c369ec6e-e776-4cfb-9aab-85bbb2d3059b" xsi:nil="true"/>
+    <Suffix xmlns="c369ec6e-e776-4cfb-9aab-85bbb2d3059b">12</Suffix>
+    <NameKeywords xmlns="c369ec6e-e776-4cfb-9aab-85bbb2d3059b">Assessment Task Tool instruction resource instrument</NameKeywords>
+    <Corpex xmlns="c369ec6e-e776-4cfb-9aab-85bbb2d3059b">false</Corpex>
+    <ByWhom xmlns="c369ec6e-e776-4cfb-9aab-85bbb2d3059b">Manager, VET Curriculum and Quality Assurance</ByWhom>
+    <Prefix xmlns="c369ec6e-e776-4cfb-9aab-85bbb2d3059b">Form</Prefix>
+    <UploadDate xmlns="c369ec6e-e776-4cfb-9aab-85bbb2d3059b">2020-02-02T16:00:00+00:00</UploadDate>
+    <ActionRequired xmlns="c369ec6e-e776-4cfb-9aab-85bbb2d3059b">Review</ActionRequired>
+    <Links xmlns="c369ec6e-e776-4cfb-9aab-85bbb2d3059b" xsi:nil="true"/>
+    <IssueNum xmlns="c369ec6e-e776-4cfb-9aab-85bbb2d3059b" xsi:nil="true"/>
+    <Division xmlns="c369ec6e-e776-4cfb-9aab-85bbb2d3059b">Training Services</Division>
+    <IssueDate xmlns="c369ec6e-e776-4cfb-9aab-85bbb2d3059b">2020-02-02T16:00:00+00:00</IssueDate>
+    <Pathway xmlns="7f1ed7a5-13c4-4640-91cb-37295ecf9af4">Academic</Pathway>
+    <CentralStatus xmlns="c369ec6e-e776-4cfb-9aab-85bbb2d3059b" xsi:nil="true"/>
+    <ProposedTitle xmlns="c369ec6e-e776-4cfb-9aab-85bbb2d3059b">Assessment Task Tool (F122A12)</ProposedTitle>
+    <Frequently xmlns="c369ec6e-e776-4cfb-9aab-85bbb2d3059b">false</Frequently>
+    <OtherReferences xmlns="c369ec6e-e776-4cfb-9aab-85bbb2d3059b" xsi:nil="true"/>
+    <CergDate xmlns="c369ec6e-e776-4cfb-9aab-85bbb2d3059b" xsi:nil="true"/>
+    <International xmlns="c369ec6e-e776-4cfb-9aab-85bbb2d3059b" xsi:nil="true"/>
+    <Portal xmlns="c369ec6e-e776-4cfb-9aab-85bbb2d3059b">false</Portal>
+    <PolicyNum xmlns="c369ec6e-e776-4cfb-9aab-85bbb2d3059b">122</PolicyNum>
+    <CorpexDate xmlns="c369ec6e-e776-4cfb-9aab-85bbb2d3059b" xsi:nil="true"/>
+    <ReviewDate xmlns="c369ec6e-e776-4cfb-9aab-85bbb2d3059b">03/02/2021</ReviewDate>
+    <Comments xmlns="http://schemas.microsoft.com/sharepoint/v3">03/02/2020 received from Fiona Ion to upload see HPE</Comments>
+    <Cerg xmlns="c369ec6e-e776-4cfb-9aab-85bbb2d3059b" xsi:nil="true"/>
+  </documentManagement>
+</p:properties>
+</file>
+
+<file path=customXml/item3.xml><?xml version="1.0" encoding="utf-8"?>
 <ct:contentTypeSchema xmlns:ct="http://schemas.microsoft.com/office/2006/metadata/contentType" xmlns:ma="http://schemas.microsoft.com/office/2006/metadata/properties/metaAttributes" ct:_="" ma:_="" ma:contentTypeName="Central Form" ma:contentTypeID="0x010100AF4BA1430F2E4F53972F8E467AD5D5BB00F4FFD117931942ADB9A5D6774F1709C200CCDBFE8310C71941B6FD8EACFAC6F789" ma:contentTypeVersion="3" ma:contentTypeDescription="Central Form Document" ma:contentTypeScope="" ma:versionID="6a0f9cc5cb7c4653d829a9673163df79">
   <xsd:schema xmlns:xsd="http://www.w3.org/2001/XMLSchema" xmlns:xs="http://www.w3.org/2001/XMLSchema" xmlns:p="http://schemas.microsoft.com/office/2006/metadata/properties" xmlns:ns1="http://schemas.microsoft.com/sharepoint/v3" xmlns:ns2="c369ec6e-e776-4cfb-9aab-85bbb2d3059b" xmlns:ns3="7f1ed7a5-13c4-4640-91cb-37295ecf9af4" targetNamespace="http://schemas.microsoft.com/office/2006/metadata/properties" ma:root="true" ma:fieldsID="3178bf5ea224a66b73ab1c50cae6997f" ns1:_="" ns2:_="" ns3:_="">
     <xsd:import namespace="http://schemas.microsoft.com/sharepoint/v3"/>
@@ -11346,44 +11294,11 @@
 </ct:contentTypeSchema>
 </file>
 
-<file path=customXml/item2.xml><?xml version="1.0" encoding="utf-8"?>
-<p:properties xmlns:p="http://schemas.microsoft.com/office/2006/metadata/properties" xmlns:xsi="http://www.w3.org/2001/XMLSchema-instance" xmlns:pc="http://schemas.microsoft.com/office/infopath/2007/PartnerControls">
-  <documentManagement>
-    <CostCentre xmlns="c369ec6e-e776-4cfb-9aab-85bbb2d3059b">XQD Quality and Development</CostCentre>
-    <Tag xmlns="c369ec6e-e776-4cfb-9aab-85bbb2d3059b" xsi:nil="true"/>
-    <Suffix xmlns="c369ec6e-e776-4cfb-9aab-85bbb2d3059b">12</Suffix>
-    <NameKeywords xmlns="c369ec6e-e776-4cfb-9aab-85bbb2d3059b">Assessment Task Tool instruction resource instrument</NameKeywords>
-    <Corpex xmlns="c369ec6e-e776-4cfb-9aab-85bbb2d3059b">false</Corpex>
-    <ByWhom xmlns="c369ec6e-e776-4cfb-9aab-85bbb2d3059b">Manager, VET Curriculum and Quality Assurance</ByWhom>
-    <Prefix xmlns="c369ec6e-e776-4cfb-9aab-85bbb2d3059b">Form</Prefix>
-    <UploadDate xmlns="c369ec6e-e776-4cfb-9aab-85bbb2d3059b">2020-02-02T16:00:00+00:00</UploadDate>
-    <ActionRequired xmlns="c369ec6e-e776-4cfb-9aab-85bbb2d3059b">Review</ActionRequired>
-    <Links xmlns="c369ec6e-e776-4cfb-9aab-85bbb2d3059b" xsi:nil="true"/>
-    <IssueNum xmlns="c369ec6e-e776-4cfb-9aab-85bbb2d3059b" xsi:nil="true"/>
-    <Division xmlns="c369ec6e-e776-4cfb-9aab-85bbb2d3059b">Training Services</Division>
-    <IssueDate xmlns="c369ec6e-e776-4cfb-9aab-85bbb2d3059b">2020-02-02T16:00:00+00:00</IssueDate>
-    <Pathway xmlns="7f1ed7a5-13c4-4640-91cb-37295ecf9af4">Academic</Pathway>
-    <CentralStatus xmlns="c369ec6e-e776-4cfb-9aab-85bbb2d3059b" xsi:nil="true"/>
-    <ProposedTitle xmlns="c369ec6e-e776-4cfb-9aab-85bbb2d3059b">Assessment Task Tool (F122A12)</ProposedTitle>
-    <Frequently xmlns="c369ec6e-e776-4cfb-9aab-85bbb2d3059b">false</Frequently>
-    <OtherReferences xmlns="c369ec6e-e776-4cfb-9aab-85bbb2d3059b" xsi:nil="true"/>
-    <CergDate xmlns="c369ec6e-e776-4cfb-9aab-85bbb2d3059b" xsi:nil="true"/>
-    <International xmlns="c369ec6e-e776-4cfb-9aab-85bbb2d3059b" xsi:nil="true"/>
-    <Portal xmlns="c369ec6e-e776-4cfb-9aab-85bbb2d3059b">false</Portal>
-    <PolicyNum xmlns="c369ec6e-e776-4cfb-9aab-85bbb2d3059b">122</PolicyNum>
-    <CorpexDate xmlns="c369ec6e-e776-4cfb-9aab-85bbb2d3059b" xsi:nil="true"/>
-    <ReviewDate xmlns="c369ec6e-e776-4cfb-9aab-85bbb2d3059b">03/02/2021</ReviewDate>
-    <Comments xmlns="http://schemas.microsoft.com/sharepoint/v3">03/02/2020 received from Fiona Ion to upload see HPE</Comments>
-    <Cerg xmlns="c369ec6e-e776-4cfb-9aab-85bbb2d3059b" xsi:nil="true"/>
-  </documentManagement>
-</p:properties>
+<file path=customXml/item4.xml><?xml version="1.0" encoding="utf-8"?>
+<LongProperties xmlns="http://schemas.microsoft.com/office/2006/metadata/longProperties"/>
 </file>
 
-<file path=customXml/item3.xml><?xml version="1.0" encoding="utf-8"?>
-<b:Sources xmlns:b="http://schemas.openxmlformats.org/officeDocument/2006/bibliography" xmlns="http://schemas.openxmlformats.org/officeDocument/2006/bibliography" SelectedStyle="\APA.XSL" StyleName="APA"/>
-</file>
-
-<file path=customXml/item4.xml><?xml version="1.0" encoding="utf-8"?>
+<file path=customXml/item5.xml><?xml version="1.0" encoding="utf-8"?>
 <?mso-contentType ?>
 <FormTemplates xmlns="http://schemas.microsoft.com/sharepoint/v3/contenttype/forms">
   <Display>DocumentLibraryForm</Display>
@@ -11392,11 +11307,27 @@
 </FormTemplates>
 </file>
 
-<file path=customXml/item5.xml><?xml version="1.0" encoding="utf-8"?>
-<LongProperties xmlns="http://schemas.microsoft.com/office/2006/metadata/longProperties"/>
+<file path=customXml/itemProps1.xml><?xml version="1.0" encoding="utf-8"?>
+<ds:datastoreItem xmlns:ds="http://schemas.openxmlformats.org/officeDocument/2006/customXml" ds:itemID="{270A1387-5032-421F-ABE8-3776CE5E5F42}">
+  <ds:schemaRefs>
+    <ds:schemaRef ds:uri="http://schemas.openxmlformats.org/officeDocument/2006/bibliography"/>
+  </ds:schemaRefs>
+</ds:datastoreItem>
 </file>
 
-<file path=customXml/itemProps1.xml><?xml version="1.0" encoding="utf-8"?>
+<file path=customXml/itemProps2.xml><?xml version="1.0" encoding="utf-8"?>
+<ds:datastoreItem xmlns:ds="http://schemas.openxmlformats.org/officeDocument/2006/customXml" ds:itemID="{A16F99D5-FAF9-47B7-BB2E-CAC1EF9F3B71}">
+  <ds:schemaRefs>
+    <ds:schemaRef ds:uri="http://schemas.microsoft.com/office/2006/metadata/properties"/>
+    <ds:schemaRef ds:uri="http://schemas.microsoft.com/office/infopath/2007/PartnerControls"/>
+    <ds:schemaRef ds:uri="c369ec6e-e776-4cfb-9aab-85bbb2d3059b"/>
+    <ds:schemaRef ds:uri="7f1ed7a5-13c4-4640-91cb-37295ecf9af4"/>
+    <ds:schemaRef ds:uri="http://schemas.microsoft.com/sharepoint/v3"/>
+  </ds:schemaRefs>
+</ds:datastoreItem>
+</file>
+
+<file path=customXml/itemProps3.xml><?xml version="1.0" encoding="utf-8"?>
 <ds:datastoreItem xmlns:ds="http://schemas.openxmlformats.org/officeDocument/2006/customXml" ds:itemID="{4EF5FC08-38BC-4F0F-9CE8-A9969E73295E}">
   <ds:schemaRefs>
     <ds:schemaRef ds:uri="http://schemas.microsoft.com/office/2006/metadata/contentType"/>
@@ -11416,38 +11347,18 @@
 </ds:datastoreItem>
 </file>
 
-<file path=customXml/itemProps2.xml><?xml version="1.0" encoding="utf-8"?>
-<ds:datastoreItem xmlns:ds="http://schemas.openxmlformats.org/officeDocument/2006/customXml" ds:itemID="{A16F99D5-FAF9-47B7-BB2E-CAC1EF9F3B71}">
+<file path=customXml/itemProps4.xml><?xml version="1.0" encoding="utf-8"?>
+<ds:datastoreItem xmlns:ds="http://schemas.openxmlformats.org/officeDocument/2006/customXml" ds:itemID="{ED9C3AC7-65F6-444B-AAD9-BED76FF91658}">
   <ds:schemaRefs>
-    <ds:schemaRef ds:uri="http://schemas.microsoft.com/office/2006/metadata/properties"/>
-    <ds:schemaRef ds:uri="http://schemas.microsoft.com/office/infopath/2007/PartnerControls"/>
-    <ds:schemaRef ds:uri="c369ec6e-e776-4cfb-9aab-85bbb2d3059b"/>
-    <ds:schemaRef ds:uri="7f1ed7a5-13c4-4640-91cb-37295ecf9af4"/>
-    <ds:schemaRef ds:uri="http://schemas.microsoft.com/sharepoint/v3"/>
+    <ds:schemaRef ds:uri="http://schemas.microsoft.com/office/2006/metadata/longProperties"/>
   </ds:schemaRefs>
 </ds:datastoreItem>
 </file>
 
-<file path=customXml/itemProps3.xml><?xml version="1.0" encoding="utf-8"?>
-<ds:datastoreItem xmlns:ds="http://schemas.openxmlformats.org/officeDocument/2006/customXml" ds:itemID="{270A1387-5032-421F-ABE8-3776CE5E5F42}">
-  <ds:schemaRefs>
-    <ds:schemaRef ds:uri="http://schemas.openxmlformats.org/officeDocument/2006/bibliography"/>
-  </ds:schemaRefs>
-</ds:datastoreItem>
-</file>
-
-<file path=customXml/itemProps4.xml><?xml version="1.0" encoding="utf-8"?>
+<file path=customXml/itemProps5.xml><?xml version="1.0" encoding="utf-8"?>
 <ds:datastoreItem xmlns:ds="http://schemas.openxmlformats.org/officeDocument/2006/customXml" ds:itemID="{96001339-1F25-4BDD-94F9-AA3400008571}">
   <ds:schemaRefs>
     <ds:schemaRef ds:uri="http://schemas.microsoft.com/sharepoint/v3/contenttype/forms"/>
   </ds:schemaRefs>
 </ds:datastoreItem>
-</file>
-
-<file path=customXml/itemProps5.xml><?xml version="1.0" encoding="utf-8"?>
-<ds:datastoreItem xmlns:ds="http://schemas.openxmlformats.org/officeDocument/2006/customXml" ds:itemID="{ED9C3AC7-65F6-444B-AAD9-BED76FF91658}">
-  <ds:schemaRefs>
-    <ds:schemaRef ds:uri="http://schemas.microsoft.com/office/2006/metadata/longProperties"/>
-  </ds:schemaRefs>
-</ds:datastoreItem>
 </file>
--- a/Assessment 3/Ben Timewell - F122A12 - 3. Test, Finalise, and Review a Prototype Game.docx
+++ b/Assessment 3/Ben Timewell - F122A12 - 3. Test, Finalise, and Review a Prototype Game.docx
@@ -1,6 +1,6 @@
 
 <file path=word/document.xml><?xml version="1.0" encoding="utf-8"?>
-<w:document xmlns:wpc="http://schemas.microsoft.com/office/word/2010/wordprocessingCanvas" xmlns:cx="http://schemas.microsoft.com/office/drawing/2014/chartex" xmlns:cx1="http://schemas.microsoft.com/office/drawing/2015/9/8/chartex" xmlns:cx2="http://schemas.microsoft.com/office/drawing/2015/10/21/chartex" xmlns:cx3="http://schemas.microsoft.com/office/drawing/2016/5/9/chartex" xmlns:cx4="http://schemas.microsoft.com/office/drawing/2016/5/10/chartex" xmlns:cx5="http://schemas.microsoft.com/office/drawing/2016/5/11/chartex" xmlns:cx6="http://schemas.microsoft.com/office/drawing/2016/5/12/chartex" xmlns:cx7="http://schemas.microsoft.com/office/drawing/2016/5/13/chartex" xmlns:cx8="http://schemas.microsoft.com/office/drawing/2016/5/14/chartex" xmlns:mc="http://schemas.openxmlformats.org/markup-compatibility/2006" xmlns:aink="http://schemas.microsoft.com/office/drawing/2016/ink" xmlns:am3d="http://schemas.microsoft.com/office/drawing/2017/model3d" xmlns:o="urn:schemas-microsoft-com:office:office" xmlns:oel="http://schemas.microsoft.com/office/2019/extlst" xmlns:r="http://schemas.openxmlformats.org/officeDocument/2006/relationships" xmlns:m="http://schemas.openxmlformats.org/officeDocument/2006/math" xmlns:v="urn:schemas-microsoft-com:vml" xmlns:wp14="http://schemas.microsoft.com/office/word/2010/wordprocessingDrawing" xmlns:wp="http://schemas.openxmlformats.org/drawingml/2006/wordprocessingDrawing" xmlns:w10="urn:schemas-microsoft-com:office:word" xmlns:w="http://schemas.openxmlformats.org/wordprocessingml/2006/main" xmlns:w14="http://schemas.microsoft.com/office/word/2010/wordml" xmlns:w15="http://schemas.microsoft.com/office/word/2012/wordml" xmlns:w16cex="http://schemas.microsoft.com/office/word/2018/wordml/cex" xmlns:w16cid="http://schemas.microsoft.com/office/word/2016/wordml/cid" xmlns:w16="http://schemas.microsoft.com/office/word/2018/wordml" xmlns:w16du="http://schemas.microsoft.com/office/word/2023/wordml/word16du" xmlns:w16sdtdh="http://schemas.microsoft.com/office/word/2020/wordml/sdtdatahash" xmlns:w16sdtfl="http://schemas.microsoft.com/office/word/2024/wordml/sdtformatlock" xmlns:w16se="http://schemas.microsoft.com/office/word/2015/wordml/symex" xmlns:wpg="http://schemas.microsoft.com/office/word/2010/wordprocessingGroup" xmlns:wpi="http://schemas.microsoft.com/office/word/2010/wordprocessingInk" xmlns:wne="http://schemas.microsoft.com/office/word/2006/wordml" xmlns:wps="http://schemas.microsoft.com/office/word/2010/wordprocessingShape" mc:Ignorable="w14 w15 w16se w16cid w16 w16cex w16sdtdh w16sdtfl w16du wp14">
+<w:document xmlns:wpc="http://schemas.microsoft.com/office/word/2010/wordprocessingCanvas" xmlns:cx="http://schemas.microsoft.com/office/drawing/2014/chartex" xmlns:cx1="http://schemas.microsoft.com/office/drawing/2015/9/8/chartex" xmlns:cx2="http://schemas.microsoft.com/office/drawing/2015/10/21/chartex" xmlns:cx3="http://schemas.microsoft.com/office/drawing/2016/5/9/chartex" xmlns:cx4="http://schemas.microsoft.com/office/drawing/2016/5/10/chartex" xmlns:cx5="http://schemas.microsoft.com/office/drawing/2016/5/11/chartex" xmlns:cx6="http://schemas.microsoft.com/office/drawing/2016/5/12/chartex" xmlns:cx7="http://schemas.microsoft.com/office/drawing/2016/5/13/chartex" xmlns:cx8="http://schemas.microsoft.com/office/drawing/2016/5/14/chartex" xmlns:mc="http://schemas.openxmlformats.org/markup-compatibility/2006" xmlns:aink="http://schemas.microsoft.com/office/drawing/2016/ink" xmlns:am3d="http://schemas.microsoft.com/office/drawing/2017/model3d" xmlns:o="urn:schemas-microsoft-com:office:office" xmlns:oel="http://schemas.microsoft.com/office/2019/extlst" xmlns:r="http://schemas.openxmlformats.org/officeDocument/2006/relationships" xmlns:m="http://schemas.openxmlformats.org/officeDocument/2006/math" xmlns:v="urn:schemas-microsoft-com:vml" xmlns:wp14="http://schemas.microsoft.com/office/word/2010/wordprocessingDrawing" xmlns:wp="http://schemas.openxmlformats.org/drawingml/2006/wordprocessingDrawing" xmlns:w10="urn:schemas-microsoft-com:office:word" xmlns:w="http://schemas.openxmlformats.org/wordprocessingml/2006/main" xmlns:w14="http://schemas.microsoft.com/office/word/2010/wordml" xmlns:w15="http://schemas.microsoft.com/office/word/2012/wordml" xmlns:w16cex="http://schemas.microsoft.com/office/word/2018/wordml/cex" xmlns:w16cid="http://schemas.microsoft.com/office/word/2016/wordml/cid" xmlns:w16="http://schemas.microsoft.com/office/word/2018/wordml" xmlns:w16sdtdh="http://schemas.microsoft.com/office/word/2020/wordml/sdtdatahash" xmlns:w16se="http://schemas.microsoft.com/office/word/2015/wordml/symex" xmlns:wpg="http://schemas.microsoft.com/office/word/2010/wordprocessingGroup" xmlns:wpi="http://schemas.microsoft.com/office/word/2010/wordprocessingInk" xmlns:wne="http://schemas.microsoft.com/office/word/2006/wordml" xmlns:wps="http://schemas.microsoft.com/office/word/2010/wordprocessingShape" mc:Ignorable="w14 w15 w16se w16cid w16 w16cex w16sdtdh wp14">
   <w:body>
     <w:p>
       <w:pPr>
@@ -1211,6 +1211,20 @@
               </w:rPr>
               <w:t>Name:</w:t>
             </w:r>
+            <w:r>
+              <w:rPr>
+                <w:rFonts w:ascii="Calibri" w:eastAsia="Calibri" w:hAnsi="Calibri" w:cs="Times New Roman"/>
+                <w:szCs w:val="22"/>
+              </w:rPr>
+              <w:t xml:space="preserve"> </w:t>
+            </w:r>
+            <w:r>
+              <w:rPr>
+                <w:rFonts w:ascii="Calibri" w:eastAsia="Calibri" w:hAnsi="Calibri" w:cs="Times New Roman"/>
+                <w:szCs w:val="22"/>
+              </w:rPr>
+              <w:t>Thomas Devenish</w:t>
+            </w:r>
           </w:p>
           <w:p>
             <w:pPr>
@@ -1227,6 +1241,13 @@
                 <w:szCs w:val="22"/>
               </w:rPr>
               <w:t>Date:</w:t>
+            </w:r>
+            <w:r>
+              <w:rPr>
+                <w:rFonts w:ascii="Calibri" w:eastAsia="Calibri" w:hAnsi="Calibri" w:cs="Times New Roman"/>
+                <w:szCs w:val="22"/>
+              </w:rPr>
+              <w:t xml:space="preserve"> 21/05/2026</w:t>
             </w:r>
           </w:p>
         </w:tc>
@@ -1276,6 +1297,38 @@
                 <w:szCs w:val="22"/>
               </w:rPr>
             </w:pPr>
+            <w:r>
+              <w:rPr>
+                <w:rFonts w:ascii="Calibri" w:eastAsia="Calibri" w:hAnsi="Calibri" w:cs="Times New Roman"/>
+                <w:szCs w:val="22"/>
+              </w:rPr>
+              <w:t>Game ran well. It was possible to spawn an infinite number of aliens which does eventually cause the game to start spasming in the moments where they all attempt to find a path</w:t>
+            </w:r>
+          </w:p>
+          <w:p>
+            <w:pPr>
+              <w:contextualSpacing/>
+              <w:rPr>
+                <w:rFonts w:ascii="Calibri" w:eastAsia="Calibri" w:hAnsi="Calibri" w:cs="Times New Roman"/>
+                <w:szCs w:val="22"/>
+              </w:rPr>
+            </w:pPr>
+          </w:p>
+          <w:p>
+            <w:pPr>
+              <w:contextualSpacing/>
+              <w:rPr>
+                <w:rFonts w:ascii="Calibri" w:eastAsia="Calibri" w:hAnsi="Calibri" w:cs="Times New Roman"/>
+                <w:szCs w:val="22"/>
+              </w:rPr>
+            </w:pPr>
+            <w:r>
+              <w:rPr>
+                <w:rFonts w:ascii="Calibri" w:eastAsia="Calibri" w:hAnsi="Calibri" w:cs="Times New Roman"/>
+                <w:szCs w:val="22"/>
+              </w:rPr>
+              <w:t>The non-alien NPCs also start breaking because the pathfinding system is overloaded.</w:t>
+            </w:r>
           </w:p>
           <w:p>
             <w:pPr>
@@ -1344,6 +1397,13 @@
                 <w:szCs w:val="22"/>
               </w:rPr>
             </w:pPr>
+            <w:r>
+              <w:rPr>
+                <w:rFonts w:ascii="Calibri" w:eastAsia="Calibri" w:hAnsi="Calibri" w:cs="Times New Roman"/>
+                <w:szCs w:val="22"/>
+              </w:rPr>
+              <w:t>The style and the fact that spawning enough enemies to break the pathfinding was the only way to slow the aliens was quite entertaining.</w:t>
+            </w:r>
           </w:p>
           <w:p>
             <w:pPr>
@@ -1364,6 +1424,13 @@
                 <w:szCs w:val="22"/>
               </w:rPr>
             </w:pPr>
+            <w:r>
+              <w:rPr>
+                <w:rFonts w:ascii="Calibri" w:eastAsia="Calibri" w:hAnsi="Calibri" w:cs="Times New Roman"/>
+                <w:szCs w:val="22"/>
+              </w:rPr>
+              <w:t>Only critique would be that there is no other way to slow the aliens down – some other mechanics might be fun.</w:t>
+            </w:r>
           </w:p>
         </w:tc>
       </w:tr>
@@ -1413,6 +1480,13 @@
                 <w:szCs w:val="22"/>
               </w:rPr>
             </w:pPr>
+            <w:r>
+              <w:rPr>
+                <w:rFonts w:ascii="Calibri" w:eastAsia="Calibri" w:hAnsi="Calibri" w:cs="Times New Roman"/>
+                <w:szCs w:val="22"/>
+              </w:rPr>
+              <w:t>There was, however the font colour was a bit hard to read so I would recommend updating that</w:t>
+            </w:r>
           </w:p>
           <w:p>
             <w:pPr>
@@ -1482,6 +1556,13 @@
                 <w:szCs w:val="22"/>
               </w:rPr>
             </w:pPr>
+            <w:r>
+              <w:rPr>
+                <w:rFonts w:ascii="Calibri" w:eastAsia="Calibri" w:hAnsi="Calibri" w:cs="Times New Roman"/>
+                <w:szCs w:val="22"/>
+              </w:rPr>
+              <w:t>No</w:t>
+            </w:r>
           </w:p>
           <w:p>
             <w:pPr>
@@ -2413,13 +2494,57 @@
           <w:tcPr>
             <w:tcW w:w="10194" w:type="dxa"/>
           </w:tcPr>
+          <w:p>
+            <w:r>
+              <w:t xml:space="preserve">The testing process went well. I did not explain anything to the tests prior to starting the game, simply “please test my game”. I did this purposely because I wanted to test my in-game instructions. </w:t>
+            </w:r>
+            <w:r>
+              <w:t xml:space="preserve">While I sat with the testers, I only answered direct questions from them, so I could ensure they had no outside influence on how the game </w:t>
+            </w:r>
+            <w:r>
+              <w:rPr>
+                <w:i/>
+                <w:iCs/>
+              </w:rPr>
+              <w:t>should</w:t>
+            </w:r>
+            <w:r>
+              <w:t xml:space="preserve"> run, I preferred they figured that out themselves so I could get good quality feedback.</w:t>
+            </w:r>
+          </w:p>
           <w:p/>
+          <w:p>
+            <w:r>
+              <w:t xml:space="preserve">The feedback received was overall good. Main points being </w:t>
+            </w:r>
+            <w:r>
+              <w:t>controls were inverted and should be swapped</w:t>
+            </w:r>
+            <w:r>
+              <w:t xml:space="preserve"> and hard to read </w:t>
+            </w:r>
+            <w:r>
+              <w:t>introduction</w:t>
+            </w:r>
+            <w:r>
+              <w:t xml:space="preserve"> text. Both of which I agreed with and </w:t>
+            </w:r>
+            <w:r>
+              <w:t>have adjusted in the final version.</w:t>
+            </w:r>
+          </w:p>
           <w:p/>
-          <w:p/>
-          <w:p/>
-          <w:p/>
-          <w:p/>
-          <w:p/>
+          <w:p>
+            <w:r>
+              <w:t xml:space="preserve">The GUI focus test </w:t>
+            </w:r>
+            <w:r>
+              <w:t xml:space="preserve">was a tricky one, as the game was tied around clicking a button to start, then reading the intro text, but by removing the timings between button clicks, it allowed the testers to quickly </w:t>
+            </w:r>
+            <w:r>
+              <w:t>try out menus without needing to wait for in-game actions to finish.</w:t>
+            </w:r>
+          </w:p>
           <w:p/>
         </w:tc>
       </w:tr>
@@ -2475,7 +2600,13 @@
         <w:t>If there were not that many things to address then you can add to this by mentioning any additional changes you made that were not directly mentioned in user feedback</w:t>
       </w:r>
       <w:r>
-        <w:t xml:space="preserve"> but ma have been influenced by the testing process</w:t>
+        <w:t xml:space="preserve"> but ma</w:t>
+      </w:r>
+      <w:r>
+        <w:t>y</w:t>
+      </w:r>
+      <w:r>
+        <w:t xml:space="preserve"> have been influenced by the testing process</w:t>
       </w:r>
     </w:p>
     <w:p/>
@@ -2493,14 +2624,222 @@
           <w:tcPr>
             <w:tcW w:w="10194" w:type="dxa"/>
           </w:tcPr>
+          <w:p>
+            <w:pPr>
+              <w:jc w:val="center"/>
+              <w:rPr>
+                <w:b/>
+                <w:bCs w:val="0"/>
+              </w:rPr>
+            </w:pPr>
+          </w:p>
+          <w:tbl>
+            <w:tblPr>
+              <w:tblStyle w:val="TableGrid"/>
+              <w:tblW w:w="0" w:type="auto"/>
+              <w:tblLook w:val="04A0" w:firstRow="1" w:lastRow="0" w:firstColumn="1" w:lastColumn="0" w:noHBand="0" w:noVBand="1"/>
+            </w:tblPr>
+            <w:tblGrid>
+              <w:gridCol w:w="4948"/>
+              <w:gridCol w:w="5020"/>
+            </w:tblGrid>
+            <w:tr>
+              <w:tc>
+                <w:tcPr>
+                  <w:tcW w:w="4984" w:type="dxa"/>
+                </w:tcPr>
+                <w:p>
+                  <w:pPr>
+                    <w:jc w:val="center"/>
+                    <w:rPr>
+                      <w:b/>
+                      <w:bCs w:val="0"/>
+                    </w:rPr>
+                  </w:pPr>
+                  <w:r>
+                    <w:rPr>
+                      <w:b/>
+                      <w:bCs w:val="0"/>
+                    </w:rPr>
+                    <w:t>Introduction Screen prior to changes</w:t>
+                  </w:r>
+                </w:p>
+              </w:tc>
+              <w:tc>
+                <w:tcPr>
+                  <w:tcW w:w="4984" w:type="dxa"/>
+                </w:tcPr>
+                <w:p>
+                  <w:pPr>
+                    <w:jc w:val="center"/>
+                    <w:rPr>
+                      <w:b/>
+                      <w:bCs w:val="0"/>
+                    </w:rPr>
+                  </w:pPr>
+                  <w:r>
+                    <w:rPr>
+                      <w:b/>
+                      <w:bCs w:val="0"/>
+                    </w:rPr>
+                    <w:t xml:space="preserve">Introduction Screen </w:t>
+                  </w:r>
+                  <w:r>
+                    <w:rPr>
+                      <w:b/>
+                      <w:bCs w:val="0"/>
+                    </w:rPr>
+                    <w:t>after</w:t>
+                  </w:r>
+                  <w:r>
+                    <w:rPr>
+                      <w:b/>
+                      <w:bCs w:val="0"/>
+                    </w:rPr>
+                    <w:t xml:space="preserve"> changes</w:t>
+                  </w:r>
+                </w:p>
+              </w:tc>
+            </w:tr>
+            <w:tr>
+              <w:tc>
+                <w:tcPr>
+                  <w:tcW w:w="4984" w:type="dxa"/>
+                </w:tcPr>
+                <w:p>
+                  <w:pPr>
+                    <w:jc w:val="center"/>
+                    <w:rPr>
+                      <w:b/>
+                      <w:bCs w:val="0"/>
+                    </w:rPr>
+                  </w:pPr>
+                  <w:r>
+                    <w:rPr>
+                      <w:noProof/>
+                    </w:rPr>
+                    <w:drawing>
+                      <wp:inline distT="0" distB="0" distL="0" distR="0" wp14:anchorId="4914B1FB" wp14:editId="33AFE8C3">
+                        <wp:extent cx="3060634" cy="1717481"/>
+                        <wp:effectExtent l="0" t="0" r="6985" b="0"/>
+                        <wp:docPr id="1867495089" name="Picture 1"/>
+                        <wp:cNvGraphicFramePr>
+                          <a:graphicFrameLocks xmlns:a="http://schemas.openxmlformats.org/drawingml/2006/main" noChangeAspect="1"/>
+                        </wp:cNvGraphicFramePr>
+                        <a:graphic xmlns:a="http://schemas.openxmlformats.org/drawingml/2006/main">
+                          <a:graphicData uri="http://schemas.openxmlformats.org/drawingml/2006/picture">
+                            <pic:pic xmlns:pic="http://schemas.openxmlformats.org/drawingml/2006/picture">
+                              <pic:nvPicPr>
+                                <pic:cNvPr id="1867495089" name=""/>
+                                <pic:cNvPicPr/>
+                              </pic:nvPicPr>
+                              <pic:blipFill>
+                                <a:blip r:embed="rId12"/>
+                                <a:stretch>
+                                  <a:fillRect/>
+                                </a:stretch>
+                              </pic:blipFill>
+                              <pic:spPr>
+                                <a:xfrm>
+                                  <a:off x="0" y="0"/>
+                                  <a:ext cx="3123651" cy="1752843"/>
+                                </a:xfrm>
+                                <a:prstGeom prst="rect">
+                                  <a:avLst/>
+                                </a:prstGeom>
+                              </pic:spPr>
+                            </pic:pic>
+                          </a:graphicData>
+                        </a:graphic>
+                      </wp:inline>
+                    </w:drawing>
+                  </w:r>
+                </w:p>
+              </w:tc>
+              <w:tc>
+                <w:tcPr>
+                  <w:tcW w:w="4984" w:type="dxa"/>
+                </w:tcPr>
+                <w:p>
+                  <w:pPr>
+                    <w:jc w:val="center"/>
+                    <w:rPr>
+                      <w:b/>
+                      <w:bCs w:val="0"/>
+                    </w:rPr>
+                  </w:pPr>
+                  <w:r>
+                    <w:rPr>
+                      <w:b/>
+                      <w:bCs w:val="0"/>
+                      <w:iCs/>
+                    </w:rPr>
+                    <w:drawing>
+                      <wp:inline distT="0" distB="0" distL="0" distR="0" wp14:anchorId="2E121726" wp14:editId="36A9F545">
+                        <wp:extent cx="3113798" cy="1685676"/>
+                        <wp:effectExtent l="0" t="0" r="0" b="0"/>
+                        <wp:docPr id="2" name="Picture 2"/>
+                        <wp:cNvGraphicFramePr>
+                          <a:graphicFrameLocks xmlns:a="http://schemas.openxmlformats.org/drawingml/2006/main" noChangeAspect="1"/>
+                        </wp:cNvGraphicFramePr>
+                        <a:graphic xmlns:a="http://schemas.openxmlformats.org/drawingml/2006/main">
+                          <a:graphicData uri="http://schemas.openxmlformats.org/drawingml/2006/picture">
+                            <pic:pic xmlns:pic="http://schemas.openxmlformats.org/drawingml/2006/picture">
+                              <pic:nvPicPr>
+                                <pic:cNvPr id="1" name=""/>
+                                <pic:cNvPicPr/>
+                              </pic:nvPicPr>
+                              <pic:blipFill>
+                                <a:blip r:embed="rId13"/>
+                                <a:stretch>
+                                  <a:fillRect/>
+                                </a:stretch>
+                              </pic:blipFill>
+                              <pic:spPr>
+                                <a:xfrm>
+                                  <a:off x="0" y="0"/>
+                                  <a:ext cx="3166670" cy="1714299"/>
+                                </a:xfrm>
+                                <a:prstGeom prst="rect">
+                                  <a:avLst/>
+                                </a:prstGeom>
+                              </pic:spPr>
+                            </pic:pic>
+                          </a:graphicData>
+                        </a:graphic>
+                      </wp:inline>
+                    </w:drawing>
+                  </w:r>
+                </w:p>
+              </w:tc>
+            </w:tr>
+          </w:tbl>
+          <w:p>
+            <w:pPr>
+              <w:jc w:val="center"/>
+              <w:rPr>
+                <w:b/>
+                <w:bCs w:val="0"/>
+              </w:rPr>
+            </w:pPr>
+          </w:p>
+          <w:p>
+            <w:r>
+              <w:t xml:space="preserve">Above </w:t>
+            </w:r>
+            <w:r>
+              <w:t>are the changes made to the introduction screen, showing how hard it was to read prior to the change. This was noted in all test cases</w:t>
+            </w:r>
+            <w:r>
+              <w:t>.</w:t>
+            </w:r>
+          </w:p>
           <w:p/>
-          <w:p/>
-          <w:p/>
-          <w:p/>
-          <w:p/>
-          <w:p/>
-          <w:p/>
-          <w:p/>
+          <w:p>
+            <w:r>
+              <w:t>For this change, I increased the font size and lowered the blue outline slightly so it wasn’t so harsh.</w:t>
+            </w:r>
+          </w:p>
           <w:p/>
           <w:p/>
         </w:tc>
@@ -2619,7 +2958,7 @@
                           <pic:cNvPicPr/>
                         </pic:nvPicPr>
                         <pic:blipFill>
-                          <a:blip r:embed="rId12"/>
+                          <a:blip r:embed="rId14"/>
                           <a:stretch>
                             <a:fillRect/>
                           </a:stretch>
@@ -2952,7 +3291,7 @@
                           <pic:cNvPicPr/>
                         </pic:nvPicPr>
                         <pic:blipFill>
-                          <a:blip r:embed="rId13"/>
+                          <a:blip r:embed="rId15"/>
                           <a:stretch>
                             <a:fillRect/>
                           </a:stretch>
@@ -3340,7 +3679,7 @@
                           <pic:cNvPicPr/>
                         </pic:nvPicPr>
                         <pic:blipFill>
-                          <a:blip r:embed="rId14"/>
+                          <a:blip r:embed="rId16"/>
                           <a:stretch>
                             <a:fillRect/>
                           </a:stretch>
@@ -3708,7 +4047,7 @@
                           <pic:cNvPicPr/>
                         </pic:nvPicPr>
                         <pic:blipFill>
-                          <a:blip r:embed="rId15"/>
+                          <a:blip r:embed="rId17"/>
                           <a:stretch>
                             <a:fillRect/>
                           </a:stretch>
@@ -4053,7 +4392,7 @@
                           <pic:cNvPicPr/>
                         </pic:nvPicPr>
                         <pic:blipFill>
-                          <a:blip r:embed="rId16"/>
+                          <a:blip r:embed="rId18"/>
                           <a:stretch>
                             <a:fillRect/>
                           </a:stretch>
@@ -4362,13 +4701,15 @@
             </w:r>
             <w:r>
               <w:rPr>
-                <w:noProof/>
+                <w:b/>
+                <w:bCs w:val="0"/>
+                <w:iCs/>
               </w:rPr>
               <w:drawing>
-                <wp:inline distT="0" distB="0" distL="0" distR="0" wp14:anchorId="5FE35805" wp14:editId="25CF658A">
-                  <wp:extent cx="5810250" cy="3260436"/>
-                  <wp:effectExtent l="0" t="0" r="0" b="0"/>
-                  <wp:docPr id="1867495089" name="Picture 1"/>
+                <wp:inline distT="0" distB="0" distL="0" distR="0" wp14:anchorId="50971F67" wp14:editId="0BBED2DA">
+                  <wp:extent cx="6202018" cy="3357502"/>
+                  <wp:effectExtent l="0" t="0" r="8890" b="0"/>
+                  <wp:docPr id="1" name="Picture 1"/>
                   <wp:cNvGraphicFramePr>
                     <a:graphicFrameLocks xmlns:a="http://schemas.openxmlformats.org/drawingml/2006/main" noChangeAspect="1"/>
                   </wp:cNvGraphicFramePr>
@@ -4376,11 +4717,11 @@
                     <a:graphicData uri="http://schemas.openxmlformats.org/drawingml/2006/picture">
                       <pic:pic xmlns:pic="http://schemas.openxmlformats.org/drawingml/2006/picture">
                         <pic:nvPicPr>
-                          <pic:cNvPr id="1867495089" name=""/>
+                          <pic:cNvPr id="1" name=""/>
                           <pic:cNvPicPr/>
                         </pic:nvPicPr>
                         <pic:blipFill>
-                          <a:blip r:embed="rId17"/>
+                          <a:blip r:embed="rId13"/>
                           <a:stretch>
                             <a:fillRect/>
                           </a:stretch>
@@ -4388,7 +4729,7 @@
                         <pic:spPr>
                           <a:xfrm>
                             <a:off x="0" y="0"/>
-                            <a:ext cx="5817721" cy="3264628"/>
+                            <a:ext cx="6205058" cy="3359148"/>
                           </a:xfrm>
                           <a:prstGeom prst="rect">
                             <a:avLst/>
@@ -4672,7 +5013,6 @@
           <w:bCs w:val="0"/>
           <w:szCs w:val="22"/>
         </w:rPr>
-        <w:lastRenderedPageBreak/>
         <w:t>Version History</w:t>
       </w:r>
       <w:r>
@@ -5395,7 +5735,13 @@
           </w:tcPr>
           <w:p>
             <w:r>
-              <w:t>The game has 3 main locations:</w:t>
+              <w:t xml:space="preserve">The game has </w:t>
+            </w:r>
+            <w:r>
+              <w:t>4</w:t>
+            </w:r>
+            <w:r>
+              <w:t xml:space="preserve"> main locations:</w:t>
             </w:r>
           </w:p>
           <w:p>
@@ -5406,6 +5752,14 @@
           <w:p>
             <w:r>
               <w:t>- Silo: Where chicken feed is stored and where aliens go to eat to replenish hunger</w:t>
+            </w:r>
+          </w:p>
+          <w:p>
+            <w:r>
+              <w:t xml:space="preserve">- </w:t>
+            </w:r>
+            <w:r>
+              <w:t>Bucket Spawn: This is where aliens pickup buckets to then carry eggs to the spaceship</w:t>
             </w:r>
           </w:p>
           <w:p>
@@ -5527,7 +5881,6 @@
                 <w:b/>
                 <w:bCs w:val="0"/>
               </w:rPr>
-              <w:lastRenderedPageBreak/>
               <w:t>Stretch Goals</w:t>
             </w:r>
           </w:p>
@@ -5638,10 +5991,25 @@
           </w:tcPr>
           <w:p>
             <w:r>
-              <w:t>Hunger slowly drains as the aliens steal eggs. When it gets too low, they’ll stop their tasks and go eat</w:t>
+              <w:t xml:space="preserve">Hunger slowly drains as the aliens steal eggs. When it gets too low, they’ll </w:t>
+            </w:r>
+            <w:r>
+              <w:t>finish</w:t>
+            </w:r>
+            <w:r>
+              <w:t xml:space="preserve"> their</w:t>
+            </w:r>
+            <w:r>
+              <w:t xml:space="preserve"> current</w:t>
+            </w:r>
+            <w:r>
+              <w:t xml:space="preserve"> tasks and go eat</w:t>
             </w:r>
             <w:r>
               <w:t xml:space="preserve"> from the chicken feeders. They eat Chicken Feed</w:t>
+            </w:r>
+            <w:r>
+              <w:t>.</w:t>
             </w:r>
           </w:p>
         </w:tc>
@@ -5841,8 +6209,8 @@
     </w:p>
     <w:p/>
     <w:sectPr>
-      <w:headerReference w:type="default" r:id="rId18"/>
-      <w:footerReference w:type="default" r:id="rId19"/>
+      <w:headerReference w:type="default" r:id="rId19"/>
+      <w:footerReference w:type="default" r:id="rId20"/>
       <w:pgSz w:w="11906" w:h="16838" w:code="9"/>
       <w:pgMar w:top="851" w:right="851" w:bottom="851" w:left="851" w:header="567" w:footer="342" w:gutter="0"/>
       <w:cols w:space="720"/>
@@ -5853,7 +6221,7 @@
 </file>
 
 <file path=word/endnotes.xml><?xml version="1.0" encoding="utf-8"?>
-<w:endnotes xmlns:wpc="http://schemas.microsoft.com/office/word/2010/wordprocessingCanvas" xmlns:cx="http://schemas.microsoft.com/office/drawing/2014/chartex" xmlns:cx1="http://schemas.microsoft.com/office/drawing/2015/9/8/chartex" xmlns:cx2="http://schemas.microsoft.com/office/drawing/2015/10/21/chartex" xmlns:cx3="http://schemas.microsoft.com/office/drawing/2016/5/9/chartex" xmlns:cx4="http://schemas.microsoft.com/office/drawing/2016/5/10/chartex" xmlns:cx5="http://schemas.microsoft.com/office/drawing/2016/5/11/chartex" xmlns:cx6="http://schemas.microsoft.com/office/drawing/2016/5/12/chartex" xmlns:cx7="http://schemas.microsoft.com/office/drawing/2016/5/13/chartex" xmlns:cx8="http://schemas.microsoft.com/office/drawing/2016/5/14/chartex" xmlns:mc="http://schemas.openxmlformats.org/markup-compatibility/2006" xmlns:aink="http://schemas.microsoft.com/office/drawing/2016/ink" xmlns:am3d="http://schemas.microsoft.com/office/drawing/2017/model3d" xmlns:o="urn:schemas-microsoft-com:office:office" xmlns:oel="http://schemas.microsoft.com/office/2019/extlst" xmlns:r="http://schemas.openxmlformats.org/officeDocument/2006/relationships" xmlns:m="http://schemas.openxmlformats.org/officeDocument/2006/math" xmlns:v="urn:schemas-microsoft-com:vml" xmlns:wp14="http://schemas.microsoft.com/office/word/2010/wordprocessingDrawing" xmlns:wp="http://schemas.openxmlformats.org/drawingml/2006/wordprocessingDrawing" xmlns:w10="urn:schemas-microsoft-com:office:word" xmlns:w="http://schemas.openxmlformats.org/wordprocessingml/2006/main" xmlns:w14="http://schemas.microsoft.com/office/word/2010/wordml" xmlns:w15="http://schemas.microsoft.com/office/word/2012/wordml" xmlns:w16cex="http://schemas.microsoft.com/office/word/2018/wordml/cex" xmlns:w16cid="http://schemas.microsoft.com/office/word/2016/wordml/cid" xmlns:w16="http://schemas.microsoft.com/office/word/2018/wordml" xmlns:w16du="http://schemas.microsoft.com/office/word/2023/wordml/word16du" xmlns:w16sdtdh="http://schemas.microsoft.com/office/word/2020/wordml/sdtdatahash" xmlns:w16sdtfl="http://schemas.microsoft.com/office/word/2024/wordml/sdtformatlock" xmlns:w16se="http://schemas.microsoft.com/office/word/2015/wordml/symex" xmlns:wpg="http://schemas.microsoft.com/office/word/2010/wordprocessingGroup" xmlns:wpi="http://schemas.microsoft.com/office/word/2010/wordprocessingInk" xmlns:wne="http://schemas.microsoft.com/office/word/2006/wordml" xmlns:wps="http://schemas.microsoft.com/office/word/2010/wordprocessingShape" mc:Ignorable="w14 w15 w16se w16cid w16 w16cex w16sdtdh w16sdtfl w16du wp14">
+<w:endnotes xmlns:wpc="http://schemas.microsoft.com/office/word/2010/wordprocessingCanvas" xmlns:cx="http://schemas.microsoft.com/office/drawing/2014/chartex" xmlns:cx1="http://schemas.microsoft.com/office/drawing/2015/9/8/chartex" xmlns:cx2="http://schemas.microsoft.com/office/drawing/2015/10/21/chartex" xmlns:cx3="http://schemas.microsoft.com/office/drawing/2016/5/9/chartex" xmlns:cx4="http://schemas.microsoft.com/office/drawing/2016/5/10/chartex" xmlns:cx5="http://schemas.microsoft.com/office/drawing/2016/5/11/chartex" xmlns:cx6="http://schemas.microsoft.com/office/drawing/2016/5/12/chartex" xmlns:cx7="http://schemas.microsoft.com/office/drawing/2016/5/13/chartex" xmlns:cx8="http://schemas.microsoft.com/office/drawing/2016/5/14/chartex" xmlns:mc="http://schemas.openxmlformats.org/markup-compatibility/2006" xmlns:aink="http://schemas.microsoft.com/office/drawing/2016/ink" xmlns:am3d="http://schemas.microsoft.com/office/drawing/2017/model3d" xmlns:o="urn:schemas-microsoft-com:office:office" xmlns:oel="http://schemas.microsoft.com/office/2019/extlst" xmlns:r="http://schemas.openxmlformats.org/officeDocument/2006/relationships" xmlns:m="http://schemas.openxmlformats.org/officeDocument/2006/math" xmlns:v="urn:schemas-microsoft-com:vml" xmlns:wp14="http://schemas.microsoft.com/office/word/2010/wordprocessingDrawing" xmlns:wp="http://schemas.openxmlformats.org/drawingml/2006/wordprocessingDrawing" xmlns:w10="urn:schemas-microsoft-com:office:word" xmlns:w="http://schemas.openxmlformats.org/wordprocessingml/2006/main" xmlns:w14="http://schemas.microsoft.com/office/word/2010/wordml" xmlns:w15="http://schemas.microsoft.com/office/word/2012/wordml" xmlns:w16cex="http://schemas.microsoft.com/office/word/2018/wordml/cex" xmlns:w16cid="http://schemas.microsoft.com/office/word/2016/wordml/cid" xmlns:w16="http://schemas.microsoft.com/office/word/2018/wordml" xmlns:w16sdtdh="http://schemas.microsoft.com/office/word/2020/wordml/sdtdatahash" xmlns:w16se="http://schemas.microsoft.com/office/word/2015/wordml/symex" xmlns:wpg="http://schemas.microsoft.com/office/word/2010/wordprocessingGroup" xmlns:wpi="http://schemas.microsoft.com/office/word/2010/wordprocessingInk" xmlns:wne="http://schemas.microsoft.com/office/word/2006/wordml" xmlns:wps="http://schemas.microsoft.com/office/word/2010/wordprocessingShape" mc:Ignorable="w14 w15 w16se w16cid w16 w16cex w16sdtdh wp14">
   <w:endnote w:type="separator" w:id="-1">
     <w:p>
       <w:r>
@@ -5872,7 +6240,7 @@
 </file>
 
 <file path=word/footer1.xml><?xml version="1.0" encoding="utf-8"?>
-<w:ftr xmlns:wpc="http://schemas.microsoft.com/office/word/2010/wordprocessingCanvas" xmlns:cx="http://schemas.microsoft.com/office/drawing/2014/chartex" xmlns:cx1="http://schemas.microsoft.com/office/drawing/2015/9/8/chartex" xmlns:cx2="http://schemas.microsoft.com/office/drawing/2015/10/21/chartex" xmlns:cx3="http://schemas.microsoft.com/office/drawing/2016/5/9/chartex" xmlns:cx4="http://schemas.microsoft.com/office/drawing/2016/5/10/chartex" xmlns:cx5="http://schemas.microsoft.com/office/drawing/2016/5/11/chartex" xmlns:cx6="http://schemas.microsoft.com/office/drawing/2016/5/12/chartex" xmlns:cx7="http://schemas.microsoft.com/office/drawing/2016/5/13/chartex" xmlns:cx8="http://schemas.microsoft.com/office/drawing/2016/5/14/chartex" xmlns:mc="http://schemas.openxmlformats.org/markup-compatibility/2006" xmlns:aink="http://schemas.microsoft.com/office/drawing/2016/ink" xmlns:am3d="http://schemas.microsoft.com/office/drawing/2017/model3d" xmlns:o="urn:schemas-microsoft-com:office:office" xmlns:oel="http://schemas.microsoft.com/office/2019/extlst" xmlns:r="http://schemas.openxmlformats.org/officeDocument/2006/relationships" xmlns:m="http://schemas.openxmlformats.org/officeDocument/2006/math" xmlns:v="urn:schemas-microsoft-com:vml" xmlns:wp14="http://schemas.microsoft.com/office/word/2010/wordprocessingDrawing" xmlns:wp="http://schemas.openxmlformats.org/drawingml/2006/wordprocessingDrawing" xmlns:w10="urn:schemas-microsoft-com:office:word" xmlns:w="http://schemas.openxmlformats.org/wordprocessingml/2006/main" xmlns:w14="http://schemas.microsoft.com/office/word/2010/wordml" xmlns:w15="http://schemas.microsoft.com/office/word/2012/wordml" xmlns:w16cex="http://schemas.microsoft.com/office/word/2018/wordml/cex" xmlns:w16cid="http://schemas.microsoft.com/office/word/2016/wordml/cid" xmlns:w16="http://schemas.microsoft.com/office/word/2018/wordml" xmlns:w16du="http://schemas.microsoft.com/office/word/2023/wordml/word16du" xmlns:w16sdtdh="http://schemas.microsoft.com/office/word/2020/wordml/sdtdatahash" xmlns:w16sdtfl="http://schemas.microsoft.com/office/word/2024/wordml/sdtformatlock" xmlns:w16se="http://schemas.microsoft.com/office/word/2015/wordml/symex" xmlns:wpg="http://schemas.microsoft.com/office/word/2010/wordprocessingGroup" xmlns:wpi="http://schemas.microsoft.com/office/word/2010/wordprocessingInk" xmlns:wne="http://schemas.microsoft.com/office/word/2006/wordml" xmlns:wps="http://schemas.microsoft.com/office/word/2010/wordprocessingShape" mc:Ignorable="w14 w15 w16se w16cid w16 w16cex w16sdtdh w16sdtfl w16du wp14">
+<w:ftr xmlns:wpc="http://schemas.microsoft.com/office/word/2010/wordprocessingCanvas" xmlns:cx="http://schemas.microsoft.com/office/drawing/2014/chartex" xmlns:cx1="http://schemas.microsoft.com/office/drawing/2015/9/8/chartex" xmlns:cx2="http://schemas.microsoft.com/office/drawing/2015/10/21/chartex" xmlns:cx3="http://schemas.microsoft.com/office/drawing/2016/5/9/chartex" xmlns:cx4="http://schemas.microsoft.com/office/drawing/2016/5/10/chartex" xmlns:cx5="http://schemas.microsoft.com/office/drawing/2016/5/11/chartex" xmlns:cx6="http://schemas.microsoft.com/office/drawing/2016/5/12/chartex" xmlns:cx7="http://schemas.microsoft.com/office/drawing/2016/5/13/chartex" xmlns:cx8="http://schemas.microsoft.com/office/drawing/2016/5/14/chartex" xmlns:mc="http://schemas.openxmlformats.org/markup-compatibility/2006" xmlns:aink="http://schemas.microsoft.com/office/drawing/2016/ink" xmlns:am3d="http://schemas.microsoft.com/office/drawing/2017/model3d" xmlns:o="urn:schemas-microsoft-com:office:office" xmlns:oel="http://schemas.microsoft.com/office/2019/extlst" xmlns:r="http://schemas.openxmlformats.org/officeDocument/2006/relationships" xmlns:m="http://schemas.openxmlformats.org/officeDocument/2006/math" xmlns:v="urn:schemas-microsoft-com:vml" xmlns:wp14="http://schemas.microsoft.com/office/word/2010/wordprocessingDrawing" xmlns:wp="http://schemas.openxmlformats.org/drawingml/2006/wordprocessingDrawing" xmlns:w10="urn:schemas-microsoft-com:office:word" xmlns:w="http://schemas.openxmlformats.org/wordprocessingml/2006/main" xmlns:w14="http://schemas.microsoft.com/office/word/2010/wordml" xmlns:w15="http://schemas.microsoft.com/office/word/2012/wordml" xmlns:w16cex="http://schemas.microsoft.com/office/word/2018/wordml/cex" xmlns:w16cid="http://schemas.microsoft.com/office/word/2016/wordml/cid" xmlns:w16="http://schemas.microsoft.com/office/word/2018/wordml" xmlns:w16sdtdh="http://schemas.microsoft.com/office/word/2020/wordml/sdtdatahash" xmlns:w16se="http://schemas.microsoft.com/office/word/2015/wordml/symex" xmlns:wpg="http://schemas.microsoft.com/office/word/2010/wordprocessingGroup" xmlns:wpi="http://schemas.microsoft.com/office/word/2010/wordprocessingInk" xmlns:wne="http://schemas.microsoft.com/office/word/2006/wordml" xmlns:wps="http://schemas.microsoft.com/office/word/2010/wordprocessingShape" mc:Ignorable="w14 w15 w16se w16cid w16 w16cex w16sdtdh wp14">
   <w:tbl>
     <w:tblPr>
       <w:tblStyle w:val="TableGrid3"/>
@@ -6294,7 +6662,7 @@
 </file>
 
 <file path=word/footnotes.xml><?xml version="1.0" encoding="utf-8"?>
-<w:footnotes xmlns:wpc="http://schemas.microsoft.com/office/word/2010/wordprocessingCanvas" xmlns:cx="http://schemas.microsoft.com/office/drawing/2014/chartex" xmlns:cx1="http://schemas.microsoft.com/office/drawing/2015/9/8/chartex" xmlns:cx2="http://schemas.microsoft.com/office/drawing/2015/10/21/chartex" xmlns:cx3="http://schemas.microsoft.com/office/drawing/2016/5/9/chartex" xmlns:cx4="http://schemas.microsoft.com/office/drawing/2016/5/10/chartex" xmlns:cx5="http://schemas.microsoft.com/office/drawing/2016/5/11/chartex" xmlns:cx6="http://schemas.microsoft.com/office/drawing/2016/5/12/chartex" xmlns:cx7="http://schemas.microsoft.com/office/drawing/2016/5/13/chartex" xmlns:cx8="http://schemas.microsoft.com/office/drawing/2016/5/14/chartex" xmlns:mc="http://schemas.openxmlformats.org/markup-compatibility/2006" xmlns:aink="http://schemas.microsoft.com/office/drawing/2016/ink" xmlns:am3d="http://schemas.microsoft.com/office/drawing/2017/model3d" xmlns:o="urn:schemas-microsoft-com:office:office" xmlns:oel="http://schemas.microsoft.com/office/2019/extlst" xmlns:r="http://schemas.openxmlformats.org/officeDocument/2006/relationships" xmlns:m="http://schemas.openxmlformats.org/officeDocument/2006/math" xmlns:v="urn:schemas-microsoft-com:vml" xmlns:wp14="http://schemas.microsoft.com/office/word/2010/wordprocessingDrawing" xmlns:wp="http://schemas.openxmlformats.org/drawingml/2006/wordprocessingDrawing" xmlns:w10="urn:schemas-microsoft-com:office:word" xmlns:w="http://schemas.openxmlformats.org/wordprocessingml/2006/main" xmlns:w14="http://schemas.microsoft.com/office/word/2010/wordml" xmlns:w15="http://schemas.microsoft.com/office/word/2012/wordml" xmlns:w16cex="http://schemas.microsoft.com/office/word/2018/wordml/cex" xmlns:w16cid="http://schemas.microsoft.com/office/word/2016/wordml/cid" xmlns:w16="http://schemas.microsoft.com/office/word/2018/wordml" xmlns:w16du="http://schemas.microsoft.com/office/word/2023/wordml/word16du" xmlns:w16sdtdh="http://schemas.microsoft.com/office/word/2020/wordml/sdtdatahash" xmlns:w16sdtfl="http://schemas.microsoft.com/office/word/2024/wordml/sdtformatlock" xmlns:w16se="http://schemas.microsoft.com/office/word/2015/wordml/symex" xmlns:wpg="http://schemas.microsoft.com/office/word/2010/wordprocessingGroup" xmlns:wpi="http://schemas.microsoft.com/office/word/2010/wordprocessingInk" xmlns:wne="http://schemas.microsoft.com/office/word/2006/wordml" xmlns:wps="http://schemas.microsoft.com/office/word/2010/wordprocessingShape" mc:Ignorable="w14 w15 w16se w16cid w16 w16cex w16sdtdh w16sdtfl w16du wp14">
+<w:footnotes xmlns:wpc="http://schemas.microsoft.com/office/word/2010/wordprocessingCanvas" xmlns:cx="http://schemas.microsoft.com/office/drawing/2014/chartex" xmlns:cx1="http://schemas.microsoft.com/office/drawing/2015/9/8/chartex" xmlns:cx2="http://schemas.microsoft.com/office/drawing/2015/10/21/chartex" xmlns:cx3="http://schemas.microsoft.com/office/drawing/2016/5/9/chartex" xmlns:cx4="http://schemas.microsoft.com/office/drawing/2016/5/10/chartex" xmlns:cx5="http://schemas.microsoft.com/office/drawing/2016/5/11/chartex" xmlns:cx6="http://schemas.microsoft.com/office/drawing/2016/5/12/chartex" xmlns:cx7="http://schemas.microsoft.com/office/drawing/2016/5/13/chartex" xmlns:cx8="http://schemas.microsoft.com/office/drawing/2016/5/14/chartex" xmlns:mc="http://schemas.openxmlformats.org/markup-compatibility/2006" xmlns:aink="http://schemas.microsoft.com/office/drawing/2016/ink" xmlns:am3d="http://schemas.microsoft.com/office/drawing/2017/model3d" xmlns:o="urn:schemas-microsoft-com:office:office" xmlns:oel="http://schemas.microsoft.com/office/2019/extlst" xmlns:r="http://schemas.openxmlformats.org/officeDocument/2006/relationships" xmlns:m="http://schemas.openxmlformats.org/officeDocument/2006/math" xmlns:v="urn:schemas-microsoft-com:vml" xmlns:wp14="http://schemas.microsoft.com/office/word/2010/wordprocessingDrawing" xmlns:wp="http://schemas.openxmlformats.org/drawingml/2006/wordprocessingDrawing" xmlns:w10="urn:schemas-microsoft-com:office:word" xmlns:w="http://schemas.openxmlformats.org/wordprocessingml/2006/main" xmlns:w14="http://schemas.microsoft.com/office/word/2010/wordml" xmlns:w15="http://schemas.microsoft.com/office/word/2012/wordml" xmlns:w16cex="http://schemas.microsoft.com/office/word/2018/wordml/cex" xmlns:w16cid="http://schemas.microsoft.com/office/word/2016/wordml/cid" xmlns:w16="http://schemas.microsoft.com/office/word/2018/wordml" xmlns:w16sdtdh="http://schemas.microsoft.com/office/word/2020/wordml/sdtdatahash" xmlns:w16se="http://schemas.microsoft.com/office/word/2015/wordml/symex" xmlns:wpg="http://schemas.microsoft.com/office/word/2010/wordprocessingGroup" xmlns:wpi="http://schemas.microsoft.com/office/word/2010/wordprocessingInk" xmlns:wne="http://schemas.microsoft.com/office/word/2006/wordml" xmlns:wps="http://schemas.microsoft.com/office/word/2010/wordprocessingShape" mc:Ignorable="w14 w15 w16se w16cid w16 w16cex w16sdtdh wp14">
   <w:footnote w:type="separator" w:id="-1">
     <w:p>
       <w:r>
@@ -6313,7 +6681,7 @@
 </file>
 
 <file path=word/header1.xml><?xml version="1.0" encoding="utf-8"?>
-<w:hdr xmlns:wpc="http://schemas.microsoft.com/office/word/2010/wordprocessingCanvas" xmlns:cx="http://schemas.microsoft.com/office/drawing/2014/chartex" xmlns:cx1="http://schemas.microsoft.com/office/drawing/2015/9/8/chartex" xmlns:cx2="http://schemas.microsoft.com/office/drawing/2015/10/21/chartex" xmlns:cx3="http://schemas.microsoft.com/office/drawing/2016/5/9/chartex" xmlns:cx4="http://schemas.microsoft.com/office/drawing/2016/5/10/chartex" xmlns:cx5="http://schemas.microsoft.com/office/drawing/2016/5/11/chartex" xmlns:cx6="http://schemas.microsoft.com/office/drawing/2016/5/12/chartex" xmlns:cx7="http://schemas.microsoft.com/office/drawing/2016/5/13/chartex" xmlns:cx8="http://schemas.microsoft.com/office/drawing/2016/5/14/chartex" xmlns:mc="http://schemas.openxmlformats.org/markup-compatibility/2006" xmlns:aink="http://schemas.microsoft.com/office/drawing/2016/ink" xmlns:am3d="http://schemas.microsoft.com/office/drawing/2017/model3d" xmlns:o="urn:schemas-microsoft-com:office:office" xmlns:oel="http://schemas.microsoft.com/office/2019/extlst" xmlns:r="http://schemas.openxmlformats.org/officeDocument/2006/relationships" xmlns:m="http://schemas.openxmlformats.org/officeDocument/2006/math" xmlns:v="urn:schemas-microsoft-com:vml" xmlns:wp14="http://schemas.microsoft.com/office/word/2010/wordprocessingDrawing" xmlns:wp="http://schemas.openxmlformats.org/drawingml/2006/wordprocessingDrawing" xmlns:w10="urn:schemas-microsoft-com:office:word" xmlns:w="http://schemas.openxmlformats.org/wordprocessingml/2006/main" xmlns:w14="http://schemas.microsoft.com/office/word/2010/wordml" xmlns:w15="http://schemas.microsoft.com/office/word/2012/wordml" xmlns:w16cex="http://schemas.microsoft.com/office/word/2018/wordml/cex" xmlns:w16cid="http://schemas.microsoft.com/office/word/2016/wordml/cid" xmlns:w16="http://schemas.microsoft.com/office/word/2018/wordml" xmlns:w16du="http://schemas.microsoft.com/office/word/2023/wordml/word16du" xmlns:w16sdtdh="http://schemas.microsoft.com/office/word/2020/wordml/sdtdatahash" xmlns:w16sdtfl="http://schemas.microsoft.com/office/word/2024/wordml/sdtformatlock" xmlns:w16se="http://schemas.microsoft.com/office/word/2015/wordml/symex" xmlns:wpg="http://schemas.microsoft.com/office/word/2010/wordprocessingGroup" xmlns:wpi="http://schemas.microsoft.com/office/word/2010/wordprocessingInk" xmlns:wne="http://schemas.microsoft.com/office/word/2006/wordml" xmlns:wps="http://schemas.microsoft.com/office/word/2010/wordprocessingShape" mc:Ignorable="w14 w15 w16se w16cid w16 w16cex w16sdtdh w16sdtfl w16du wp14">
+<w:hdr xmlns:wpc="http://schemas.microsoft.com/office/word/2010/wordprocessingCanvas" xmlns:cx="http://schemas.microsoft.com/office/drawing/2014/chartex" xmlns:cx1="http://schemas.microsoft.com/office/drawing/2015/9/8/chartex" xmlns:cx2="http://schemas.microsoft.com/office/drawing/2015/10/21/chartex" xmlns:cx3="http://schemas.microsoft.com/office/drawing/2016/5/9/chartex" xmlns:cx4="http://schemas.microsoft.com/office/drawing/2016/5/10/chartex" xmlns:cx5="http://schemas.microsoft.com/office/drawing/2016/5/11/chartex" xmlns:cx6="http://schemas.microsoft.com/office/drawing/2016/5/12/chartex" xmlns:cx7="http://schemas.microsoft.com/office/drawing/2016/5/13/chartex" xmlns:cx8="http://schemas.microsoft.com/office/drawing/2016/5/14/chartex" xmlns:mc="http://schemas.openxmlformats.org/markup-compatibility/2006" xmlns:aink="http://schemas.microsoft.com/office/drawing/2016/ink" xmlns:am3d="http://schemas.microsoft.com/office/drawing/2017/model3d" xmlns:o="urn:schemas-microsoft-com:office:office" xmlns:oel="http://schemas.microsoft.com/office/2019/extlst" xmlns:r="http://schemas.openxmlformats.org/officeDocument/2006/relationships" xmlns:m="http://schemas.openxmlformats.org/officeDocument/2006/math" xmlns:v="urn:schemas-microsoft-com:vml" xmlns:wp14="http://schemas.microsoft.com/office/word/2010/wordprocessingDrawing" xmlns:wp="http://schemas.openxmlformats.org/drawingml/2006/wordprocessingDrawing" xmlns:w10="urn:schemas-microsoft-com:office:word" xmlns:w="http://schemas.openxmlformats.org/wordprocessingml/2006/main" xmlns:w14="http://schemas.microsoft.com/office/word/2010/wordml" xmlns:w15="http://schemas.microsoft.com/office/word/2012/wordml" xmlns:w16cex="http://schemas.microsoft.com/office/word/2018/wordml/cex" xmlns:w16cid="http://schemas.microsoft.com/office/word/2016/wordml/cid" xmlns:w16="http://schemas.microsoft.com/office/word/2018/wordml" xmlns:w16sdtdh="http://schemas.microsoft.com/office/word/2020/wordml/sdtdatahash" xmlns:w16se="http://schemas.microsoft.com/office/word/2015/wordml/symex" xmlns:wpg="http://schemas.microsoft.com/office/word/2010/wordprocessingGroup" xmlns:wpi="http://schemas.microsoft.com/office/word/2010/wordprocessingInk" xmlns:wne="http://schemas.microsoft.com/office/word/2006/wordml" xmlns:wps="http://schemas.microsoft.com/office/word/2010/wordprocessingShape" mc:Ignorable="w14 w15 w16se w16cid w16 w16cex w16sdtdh wp14">
   <w:p>
     <w:pPr>
       <w:pStyle w:val="Heading1"/>
@@ -6555,7 +6923,7 @@
 </file>
 
 <file path=word/numbering.xml><?xml version="1.0" encoding="utf-8"?>
-<w:numbering xmlns:wpc="http://schemas.microsoft.com/office/word/2010/wordprocessingCanvas" xmlns:cx="http://schemas.microsoft.com/office/drawing/2014/chartex" xmlns:cx1="http://schemas.microsoft.com/office/drawing/2015/9/8/chartex" xmlns:cx2="http://schemas.microsoft.com/office/drawing/2015/10/21/chartex" xmlns:cx3="http://schemas.microsoft.com/office/drawing/2016/5/9/chartex" xmlns:cx4="http://schemas.microsoft.com/office/drawing/2016/5/10/chartex" xmlns:cx5="http://schemas.microsoft.com/office/drawing/2016/5/11/chartex" xmlns:cx6="http://schemas.microsoft.com/office/drawing/2016/5/12/chartex" xmlns:cx7="http://schemas.microsoft.com/office/drawing/2016/5/13/chartex" xmlns:cx8="http://schemas.microsoft.com/office/drawing/2016/5/14/chartex" xmlns:mc="http://schemas.openxmlformats.org/markup-compatibility/2006" xmlns:aink="http://schemas.microsoft.com/office/drawing/2016/ink" xmlns:am3d="http://schemas.microsoft.com/office/drawing/2017/model3d" xmlns:o="urn:schemas-microsoft-com:office:office" xmlns:oel="http://schemas.microsoft.com/office/2019/extlst" xmlns:r="http://schemas.openxmlformats.org/officeDocument/2006/relationships" xmlns:m="http://schemas.openxmlformats.org/officeDocument/2006/math" xmlns:v="urn:schemas-microsoft-com:vml" xmlns:wp14="http://schemas.microsoft.com/office/word/2010/wordprocessingDrawing" xmlns:wp="http://schemas.openxmlformats.org/drawingml/2006/wordprocessingDrawing" xmlns:w10="urn:schemas-microsoft-com:office:word" xmlns:w="http://schemas.openxmlformats.org/wordprocessingml/2006/main" xmlns:w14="http://schemas.microsoft.com/office/word/2010/wordml" xmlns:w15="http://schemas.microsoft.com/office/word/2012/wordml" xmlns:w16cex="http://schemas.microsoft.com/office/word/2018/wordml/cex" xmlns:w16cid="http://schemas.microsoft.com/office/word/2016/wordml/cid" xmlns:w16="http://schemas.microsoft.com/office/word/2018/wordml" xmlns:w16du="http://schemas.microsoft.com/office/word/2023/wordml/word16du" xmlns:w16sdtdh="http://schemas.microsoft.com/office/word/2020/wordml/sdtdatahash" xmlns:w16sdtfl="http://schemas.microsoft.com/office/word/2024/wordml/sdtformatlock" xmlns:w16se="http://schemas.microsoft.com/office/word/2015/wordml/symex" xmlns:wpg="http://schemas.microsoft.com/office/word/2010/wordprocessingGroup" xmlns:wpi="http://schemas.microsoft.com/office/word/2010/wordprocessingInk" xmlns:wne="http://schemas.microsoft.com/office/word/2006/wordml" xmlns:wps="http://schemas.microsoft.com/office/word/2010/wordprocessingShape" mc:Ignorable="w14 w15 w16se w16cid w16 w16cex w16sdtdh w16sdtfl w16du wp14">
+<w:numbering xmlns:wpc="http://schemas.microsoft.com/office/word/2010/wordprocessingCanvas" xmlns:cx="http://schemas.microsoft.com/office/drawing/2014/chartex" xmlns:cx1="http://schemas.microsoft.com/office/drawing/2015/9/8/chartex" xmlns:cx2="http://schemas.microsoft.com/office/drawing/2015/10/21/chartex" xmlns:cx3="http://schemas.microsoft.com/office/drawing/2016/5/9/chartex" xmlns:cx4="http://schemas.microsoft.com/office/drawing/2016/5/10/chartex" xmlns:cx5="http://schemas.microsoft.com/office/drawing/2016/5/11/chartex" xmlns:cx6="http://schemas.microsoft.com/office/drawing/2016/5/12/chartex" xmlns:cx7="http://schemas.microsoft.com/office/drawing/2016/5/13/chartex" xmlns:cx8="http://schemas.microsoft.com/office/drawing/2016/5/14/chartex" xmlns:mc="http://schemas.openxmlformats.org/markup-compatibility/2006" xmlns:aink="http://schemas.microsoft.com/office/drawing/2016/ink" xmlns:am3d="http://schemas.microsoft.com/office/drawing/2017/model3d" xmlns:o="urn:schemas-microsoft-com:office:office" xmlns:oel="http://schemas.microsoft.com/office/2019/extlst" xmlns:r="http://schemas.openxmlformats.org/officeDocument/2006/relationships" xmlns:m="http://schemas.openxmlformats.org/officeDocument/2006/math" xmlns:v="urn:schemas-microsoft-com:vml" xmlns:wp14="http://schemas.microsoft.com/office/word/2010/wordprocessingDrawing" xmlns:wp="http://schemas.openxmlformats.org/drawingml/2006/wordprocessingDrawing" xmlns:w10="urn:schemas-microsoft-com:office:word" xmlns:w="http://schemas.openxmlformats.org/wordprocessingml/2006/main" xmlns:w14="http://schemas.microsoft.com/office/word/2010/wordml" xmlns:w15="http://schemas.microsoft.com/office/word/2012/wordml" xmlns:w16cex="http://schemas.microsoft.com/office/word/2018/wordml/cex" xmlns:w16cid="http://schemas.microsoft.com/office/word/2016/wordml/cid" xmlns:w16="http://schemas.microsoft.com/office/word/2018/wordml" xmlns:w16sdtdh="http://schemas.microsoft.com/office/word/2020/wordml/sdtdatahash" xmlns:w16se="http://schemas.microsoft.com/office/word/2015/wordml/symex" xmlns:wpg="http://schemas.microsoft.com/office/word/2010/wordprocessingGroup" xmlns:wpi="http://schemas.microsoft.com/office/word/2010/wordprocessingInk" xmlns:wne="http://schemas.microsoft.com/office/word/2006/wordml" xmlns:wps="http://schemas.microsoft.com/office/word/2010/wordprocessingShape" mc:Ignorable="w14 w15 w16se w16cid w16 w16cex w16sdtdh wp14">
   <w:abstractNum w:abstractNumId="0" w15:restartNumberingAfterBreak="0">
     <w:nsid w:val="04711F1E"/>
     <w:multiLevelType w:val="multilevel"/>
@@ -9136,7 +9504,7 @@
 </file>
 
 <file path=word/styles.xml><?xml version="1.0" encoding="utf-8"?>
-<w:styles xmlns:mc="http://schemas.openxmlformats.org/markup-compatibility/2006" xmlns:r="http://schemas.openxmlformats.org/officeDocument/2006/relationships" xmlns:w="http://schemas.openxmlformats.org/wordprocessingml/2006/main" xmlns:w14="http://schemas.microsoft.com/office/word/2010/wordml" xmlns:w15="http://schemas.microsoft.com/office/word/2012/wordml" xmlns:w16cex="http://schemas.microsoft.com/office/word/2018/wordml/cex" xmlns:w16cid="http://schemas.microsoft.com/office/word/2016/wordml/cid" xmlns:w16="http://schemas.microsoft.com/office/word/2018/wordml" xmlns:w16du="http://schemas.microsoft.com/office/word/2023/wordml/word16du" xmlns:w16sdtdh="http://schemas.microsoft.com/office/word/2020/wordml/sdtdatahash" xmlns:w16sdtfl="http://schemas.microsoft.com/office/word/2024/wordml/sdtformatlock" xmlns:w16se="http://schemas.microsoft.com/office/word/2015/wordml/symex" mc:Ignorable="w14 w15 w16se w16cid w16 w16cex w16sdtdh w16sdtfl w16du">
+<w:styles xmlns:mc="http://schemas.openxmlformats.org/markup-compatibility/2006" xmlns:r="http://schemas.openxmlformats.org/officeDocument/2006/relationships" xmlns:w="http://schemas.openxmlformats.org/wordprocessingml/2006/main" xmlns:w14="http://schemas.microsoft.com/office/word/2010/wordml" xmlns:w15="http://schemas.microsoft.com/office/word/2012/wordml" xmlns:w16cex="http://schemas.microsoft.com/office/word/2018/wordml/cex" xmlns:w16cid="http://schemas.microsoft.com/office/word/2016/wordml/cid" xmlns:w16="http://schemas.microsoft.com/office/word/2018/wordml" xmlns:w16sdtdh="http://schemas.microsoft.com/office/word/2020/wordml/sdtdatahash" xmlns:w16se="http://schemas.microsoft.com/office/word/2015/wordml/symex" mc:Ignorable="w14 w15 w16se w16cid w16 w16cex w16sdtdh">
   <w:docDefaults>
     <w:rPrDefault>
       <w:rPr>
@@ -10011,7 +10379,7 @@
 </file>
 
 <file path=word/glossary/document.xml><?xml version="1.0" encoding="utf-8"?>
-<w:glossaryDocument xmlns:wpc="http://schemas.microsoft.com/office/word/2010/wordprocessingCanvas" xmlns:cx="http://schemas.microsoft.com/office/drawing/2014/chartex" xmlns:cx1="http://schemas.microsoft.com/office/drawing/2015/9/8/chartex" xmlns:cx2="http://schemas.microsoft.com/office/drawing/2015/10/21/chartex" xmlns:cx3="http://schemas.microsoft.com/office/drawing/2016/5/9/chartex" xmlns:cx4="http://schemas.microsoft.com/office/drawing/2016/5/10/chartex" xmlns:cx5="http://schemas.microsoft.com/office/drawing/2016/5/11/chartex" xmlns:cx6="http://schemas.microsoft.com/office/drawing/2016/5/12/chartex" xmlns:cx7="http://schemas.microsoft.com/office/drawing/2016/5/13/chartex" xmlns:cx8="http://schemas.microsoft.com/office/drawing/2016/5/14/chartex" xmlns:mc="http://schemas.openxmlformats.org/markup-compatibility/2006" xmlns:aink="http://schemas.microsoft.com/office/drawing/2016/ink" xmlns:am3d="http://schemas.microsoft.com/office/drawing/2017/model3d" xmlns:o="urn:schemas-microsoft-com:office:office" xmlns:oel="http://schemas.microsoft.com/office/2019/extlst" xmlns:r="http://schemas.openxmlformats.org/officeDocument/2006/relationships" xmlns:m="http://schemas.openxmlformats.org/officeDocument/2006/math" xmlns:v="urn:schemas-microsoft-com:vml" xmlns:wp14="http://schemas.microsoft.com/office/word/2010/wordprocessingDrawing" xmlns:wp="http://schemas.openxmlformats.org/drawingml/2006/wordprocessingDrawing" xmlns:w10="urn:schemas-microsoft-com:office:word" xmlns:w="http://schemas.openxmlformats.org/wordprocessingml/2006/main" xmlns:w14="http://schemas.microsoft.com/office/word/2010/wordml" xmlns:w15="http://schemas.microsoft.com/office/word/2012/wordml" xmlns:w16cex="http://schemas.microsoft.com/office/word/2018/wordml/cex" xmlns:w16cid="http://schemas.microsoft.com/office/word/2016/wordml/cid" xmlns:w16="http://schemas.microsoft.com/office/word/2018/wordml" xmlns:w16du="http://schemas.microsoft.com/office/word/2023/wordml/word16du" xmlns:w16sdtdh="http://schemas.microsoft.com/office/word/2020/wordml/sdtdatahash" xmlns:w16sdtfl="http://schemas.microsoft.com/office/word/2024/wordml/sdtformatlock" xmlns:w16se="http://schemas.microsoft.com/office/word/2015/wordml/symex" xmlns:wpg="http://schemas.microsoft.com/office/word/2010/wordprocessingGroup" xmlns:wpi="http://schemas.microsoft.com/office/word/2010/wordprocessingInk" xmlns:wne="http://schemas.microsoft.com/office/word/2006/wordml" xmlns:wps="http://schemas.microsoft.com/office/word/2010/wordprocessingShape" mc:Ignorable="w14 w15 w16se w16cid w16 w16cex w16sdtdh w16sdtfl w16du wp14">
+<w:glossaryDocument xmlns:wpc="http://schemas.microsoft.com/office/word/2010/wordprocessingCanvas" xmlns:cx="http://schemas.microsoft.com/office/drawing/2014/chartex" xmlns:cx1="http://schemas.microsoft.com/office/drawing/2015/9/8/chartex" xmlns:cx2="http://schemas.microsoft.com/office/drawing/2015/10/21/chartex" xmlns:cx3="http://schemas.microsoft.com/office/drawing/2016/5/9/chartex" xmlns:cx4="http://schemas.microsoft.com/office/drawing/2016/5/10/chartex" xmlns:cx5="http://schemas.microsoft.com/office/drawing/2016/5/11/chartex" xmlns:cx6="http://schemas.microsoft.com/office/drawing/2016/5/12/chartex" xmlns:cx7="http://schemas.microsoft.com/office/drawing/2016/5/13/chartex" xmlns:cx8="http://schemas.microsoft.com/office/drawing/2016/5/14/chartex" xmlns:mc="http://schemas.openxmlformats.org/markup-compatibility/2006" xmlns:aink="http://schemas.microsoft.com/office/drawing/2016/ink" xmlns:am3d="http://schemas.microsoft.com/office/drawing/2017/model3d" xmlns:o="urn:schemas-microsoft-com:office:office" xmlns:oel="http://schemas.microsoft.com/office/2019/extlst" xmlns:r="http://schemas.openxmlformats.org/officeDocument/2006/relationships" xmlns:m="http://schemas.openxmlformats.org/officeDocument/2006/math" xmlns:v="urn:schemas-microsoft-com:vml" xmlns:wp14="http://schemas.microsoft.com/office/word/2010/wordprocessingDrawing" xmlns:wp="http://schemas.openxmlformats.org/drawingml/2006/wordprocessingDrawing" xmlns:w10="urn:schemas-microsoft-com:office:word" xmlns:w="http://schemas.openxmlformats.org/wordprocessingml/2006/main" xmlns:w14="http://schemas.microsoft.com/office/word/2010/wordml" xmlns:w15="http://schemas.microsoft.com/office/word/2012/wordml" xmlns:w16cex="http://schemas.microsoft.com/office/word/2018/wordml/cex" xmlns:w16cid="http://schemas.microsoft.com/office/word/2016/wordml/cid" xmlns:w16="http://schemas.microsoft.com/office/word/2018/wordml" xmlns:w16sdtdh="http://schemas.microsoft.com/office/word/2020/wordml/sdtdatahash" xmlns:w16se="http://schemas.microsoft.com/office/word/2015/wordml/symex" xmlns:wpg="http://schemas.microsoft.com/office/word/2010/wordprocessingGroup" xmlns:wpi="http://schemas.microsoft.com/office/word/2010/wordprocessingInk" xmlns:wne="http://schemas.microsoft.com/office/word/2006/wordml" xmlns:wps="http://schemas.microsoft.com/office/word/2010/wordprocessingShape" mc:Ignorable="w14 w15 w16se w16cid w16 w16cex w16sdtdh wp14">
   <w:docParts>
     <w:docPart>
       <w:docPartPr>
@@ -10049,7 +10417,7 @@
 </file>
 
 <file path=word/glossary/fontTable.xml><?xml version="1.0" encoding="utf-8"?>
-<w:fonts xmlns:mc="http://schemas.openxmlformats.org/markup-compatibility/2006" xmlns:r="http://schemas.openxmlformats.org/officeDocument/2006/relationships" xmlns:w="http://schemas.openxmlformats.org/wordprocessingml/2006/main" xmlns:w14="http://schemas.microsoft.com/office/word/2010/wordml" xmlns:w15="http://schemas.microsoft.com/office/word/2012/wordml" xmlns:w16cex="http://schemas.microsoft.com/office/word/2018/wordml/cex" xmlns:w16cid="http://schemas.microsoft.com/office/word/2016/wordml/cid" xmlns:w16="http://schemas.microsoft.com/office/word/2018/wordml" xmlns:w16du="http://schemas.microsoft.com/office/word/2023/wordml/word16du" xmlns:w16sdtdh="http://schemas.microsoft.com/office/word/2020/wordml/sdtdatahash" xmlns:w16sdtfl="http://schemas.microsoft.com/office/word/2024/wordml/sdtformatlock" xmlns:w16se="http://schemas.microsoft.com/office/word/2015/wordml/symex" mc:Ignorable="w14 w15 w16se w16cid w16 w16cex w16sdtdh w16sdtfl w16du">
+<w:fonts xmlns:mc="http://schemas.openxmlformats.org/markup-compatibility/2006" xmlns:r="http://schemas.openxmlformats.org/officeDocument/2006/relationships" xmlns:w="http://schemas.openxmlformats.org/wordprocessingml/2006/main" xmlns:w14="http://schemas.microsoft.com/office/word/2010/wordml" xmlns:w15="http://schemas.microsoft.com/office/word/2012/wordml" xmlns:w16cex="http://schemas.microsoft.com/office/word/2018/wordml/cex" xmlns:w16cid="http://schemas.microsoft.com/office/word/2016/wordml/cid" xmlns:w16="http://schemas.microsoft.com/office/word/2018/wordml" xmlns:w16sdtdh="http://schemas.microsoft.com/office/word/2020/wordml/sdtdatahash" xmlns:w16se="http://schemas.microsoft.com/office/word/2015/wordml/symex" mc:Ignorable="w14 w15 w16se w16cid w16 w16cex w16sdtdh">
   <w:font w:name="Times New Roman">
     <w:panose1 w:val="02020603050405020304"/>
     <w:charset w:val="00"/>
@@ -10107,7 +10475,7 @@
     <w:charset w:val="00"/>
     <w:family w:val="swiss"/>
     <w:pitch w:val="variable"/>
-    <w:sig w:usb0="E4002EFF" w:usb1="C000247B" w:usb2="00000009" w:usb3="00000000" w:csb0="000001FF" w:csb1="00000000"/>
+    <w:sig w:usb0="E4002EFF" w:usb1="C200247B" w:usb2="00000009" w:usb3="00000000" w:csb0="000001FF" w:csb1="00000000"/>
   </w:font>
   <w:font w:name="Tahoma">
     <w:panose1 w:val="020B0604030504040204"/>
@@ -10147,7 +10515,7 @@
 </file>
 
 <file path=word/glossary/settings.xml><?xml version="1.0" encoding="utf-8"?>
-<w:settings xmlns:mc="http://schemas.openxmlformats.org/markup-compatibility/2006" xmlns:o="urn:schemas-microsoft-com:office:office" xmlns:r="http://schemas.openxmlformats.org/officeDocument/2006/relationships" xmlns:m="http://schemas.openxmlformats.org/officeDocument/2006/math" xmlns:v="urn:schemas-microsoft-com:vml" xmlns:w10="urn:schemas-microsoft-com:office:word" xmlns:w="http://schemas.openxmlformats.org/wordprocessingml/2006/main" xmlns:w14="http://schemas.microsoft.com/office/word/2010/wordml" xmlns:w15="http://schemas.microsoft.com/office/word/2012/wordml" xmlns:w16cex="http://schemas.microsoft.com/office/word/2018/wordml/cex" xmlns:w16cid="http://schemas.microsoft.com/office/word/2016/wordml/cid" xmlns:w16="http://schemas.microsoft.com/office/word/2018/wordml" xmlns:w16du="http://schemas.microsoft.com/office/word/2023/wordml/word16du" xmlns:w16sdtdh="http://schemas.microsoft.com/office/word/2020/wordml/sdtdatahash" xmlns:w16sdtfl="http://schemas.microsoft.com/office/word/2024/wordml/sdtformatlock" xmlns:w16se="http://schemas.microsoft.com/office/word/2015/wordml/symex" xmlns:sl="http://schemas.openxmlformats.org/schemaLibrary/2006/main" mc:Ignorable="w14 w15 w16se w16cid w16 w16cex w16sdtdh w16sdtfl w16du">
+<w:settings xmlns:mc="http://schemas.openxmlformats.org/markup-compatibility/2006" xmlns:o="urn:schemas-microsoft-com:office:office" xmlns:r="http://schemas.openxmlformats.org/officeDocument/2006/relationships" xmlns:m="http://schemas.openxmlformats.org/officeDocument/2006/math" xmlns:v="urn:schemas-microsoft-com:vml" xmlns:w10="urn:schemas-microsoft-com:office:word" xmlns:w="http://schemas.openxmlformats.org/wordprocessingml/2006/main" xmlns:w14="http://schemas.microsoft.com/office/word/2010/wordml" xmlns:w15="http://schemas.microsoft.com/office/word/2012/wordml" xmlns:w16cex="http://schemas.microsoft.com/office/word/2018/wordml/cex" xmlns:w16cid="http://schemas.microsoft.com/office/word/2016/wordml/cid" xmlns:w16="http://schemas.microsoft.com/office/word/2018/wordml" xmlns:w16sdtdh="http://schemas.microsoft.com/office/word/2020/wordml/sdtdatahash" xmlns:w16se="http://schemas.microsoft.com/office/word/2015/wordml/symex" xmlns:sl="http://schemas.openxmlformats.org/schemaLibrary/2006/main" mc:Ignorable="w14 w15 w16se w16cid w16 w16cex w16sdtdh">
   <w:view w:val="normal"/>
   <w:defaultTabStop w:val="720"/>
   <w:characterSpacingControl w:val="doNotCompress"/>
@@ -10173,11 +10541,13 @@
     <w:rsid w:val="00640779"/>
     <w:rsid w:val="00640DCB"/>
     <w:rsid w:val="0066722D"/>
+    <w:rsid w:val="00744C80"/>
     <w:rsid w:val="007760F7"/>
     <w:rsid w:val="007F2ABF"/>
     <w:rsid w:val="00866388"/>
     <w:rsid w:val="00894C7D"/>
     <w:rsid w:val="009535F8"/>
+    <w:rsid w:val="00D573FD"/>
     <w:rsid w:val="00E44F2C"/>
     <w:rsid w:val="00EF076B"/>
     <w:rsid w:val="00F0777A"/>
@@ -10205,7 +10575,7 @@
 </file>
 
 <file path=word/glossary/styles.xml><?xml version="1.0" encoding="utf-8"?>
-<w:styles xmlns:mc="http://schemas.openxmlformats.org/markup-compatibility/2006" xmlns:r="http://schemas.openxmlformats.org/officeDocument/2006/relationships" xmlns:w="http://schemas.openxmlformats.org/wordprocessingml/2006/main" xmlns:w14="http://schemas.microsoft.com/office/word/2010/wordml" xmlns:w15="http://schemas.microsoft.com/office/word/2012/wordml" xmlns:w16cex="http://schemas.microsoft.com/office/word/2018/wordml/cex" xmlns:w16cid="http://schemas.microsoft.com/office/word/2016/wordml/cid" xmlns:w16="http://schemas.microsoft.com/office/word/2018/wordml" xmlns:w16du="http://schemas.microsoft.com/office/word/2023/wordml/word16du" xmlns:w16sdtdh="http://schemas.microsoft.com/office/word/2020/wordml/sdtdatahash" xmlns:w16sdtfl="http://schemas.microsoft.com/office/word/2024/wordml/sdtformatlock" xmlns:w16se="http://schemas.microsoft.com/office/word/2015/wordml/symex" mc:Ignorable="w14 w15 w16se w16cid w16 w16cex w16sdtdh w16sdtfl w16du">
+<w:styles xmlns:mc="http://schemas.openxmlformats.org/markup-compatibility/2006" xmlns:r="http://schemas.openxmlformats.org/officeDocument/2006/relationships" xmlns:w="http://schemas.openxmlformats.org/wordprocessingml/2006/main" xmlns:w14="http://schemas.microsoft.com/office/word/2010/wordml" xmlns:w15="http://schemas.microsoft.com/office/word/2012/wordml" xmlns:w16cex="http://schemas.microsoft.com/office/word/2018/wordml/cex" xmlns:w16cid="http://schemas.microsoft.com/office/word/2016/wordml/cid" xmlns:w16="http://schemas.microsoft.com/office/word/2018/wordml" xmlns:w16sdtdh="http://schemas.microsoft.com/office/word/2020/wordml/sdtdatahash" xmlns:w16se="http://schemas.microsoft.com/office/word/2015/wordml/symex" mc:Ignorable="w14 w15 w16se w16cid w16 w16cex w16sdtdh">
   <w:docDefaults>
     <w:rPrDefault>
       <w:rPr>
@@ -10657,7 +11027,7 @@
 </file>
 
 <file path=word/glossary/webSettings.xml><?xml version="1.0" encoding="utf-8"?>
-<w:webSettings xmlns:mc="http://schemas.openxmlformats.org/markup-compatibility/2006" xmlns:r="http://schemas.openxmlformats.org/officeDocument/2006/relationships" xmlns:w="http://schemas.openxmlformats.org/wordprocessingml/2006/main" xmlns:w14="http://schemas.microsoft.com/office/word/2010/wordml" xmlns:w15="http://schemas.microsoft.com/office/word/2012/wordml" xmlns:w16cex="http://schemas.microsoft.com/office/word/2018/wordml/cex" xmlns:w16cid="http://schemas.microsoft.com/office/word/2016/wordml/cid" xmlns:w16="http://schemas.microsoft.com/office/word/2018/wordml" xmlns:w16du="http://schemas.microsoft.com/office/word/2023/wordml/word16du" xmlns:w16sdtdh="http://schemas.microsoft.com/office/word/2020/wordml/sdtdatahash" xmlns:w16sdtfl="http://schemas.microsoft.com/office/word/2024/wordml/sdtformatlock" xmlns:w16se="http://schemas.microsoft.com/office/word/2015/wordml/symex" mc:Ignorable="w14 w15 w16se w16cid w16 w16cex w16sdtdh w16sdtfl w16du">
+<w:webSettings xmlns:mc="http://schemas.openxmlformats.org/markup-compatibility/2006" xmlns:r="http://schemas.openxmlformats.org/officeDocument/2006/relationships" xmlns:w="http://schemas.openxmlformats.org/wordprocessingml/2006/main" xmlns:w14="http://schemas.microsoft.com/office/word/2010/wordml" xmlns:w15="http://schemas.microsoft.com/office/word/2012/wordml" xmlns:w16cex="http://schemas.microsoft.com/office/word/2018/wordml/cex" xmlns:w16cid="http://schemas.microsoft.com/office/word/2016/wordml/cid" xmlns:w16="http://schemas.microsoft.com/office/word/2018/wordml" xmlns:w16sdtdh="http://schemas.microsoft.com/office/word/2020/wordml/sdtdatahash" xmlns:w16se="http://schemas.microsoft.com/office/word/2015/wordml/symex" mc:Ignorable="w14 w15 w16se w16cid w16 w16cex w16sdtdh">
   <w:optimizeForBrowser/>
   <w:allowPNG/>
 </w:webSettings>
@@ -10949,10 +11319,6 @@
 </file>
 
 <file path=customXml/item1.xml><?xml version="1.0" encoding="utf-8"?>
-<b:Sources xmlns:b="http://schemas.openxmlformats.org/officeDocument/2006/bibliography" xmlns="http://schemas.openxmlformats.org/officeDocument/2006/bibliography" SelectedStyle="\APA.XSL" StyleName="APA"/>
-</file>
-
-<file path=customXml/item2.xml><?xml version="1.0" encoding="utf-8"?>
 <p:properties xmlns:p="http://schemas.microsoft.com/office/2006/metadata/properties" xmlns:xsi="http://www.w3.org/2001/XMLSchema-instance" xmlns:pc="http://schemas.microsoft.com/office/infopath/2007/PartnerControls">
   <documentManagement>
     <CostCentre xmlns="c369ec6e-e776-4cfb-9aab-85bbb2d3059b">XQD Quality and Development</CostCentre>
@@ -10985,7 +11351,24 @@
 </p:properties>
 </file>
 
+<file path=customXml/item2.xml><?xml version="1.0" encoding="utf-8"?>
+<b:Sources xmlns:b="http://schemas.openxmlformats.org/officeDocument/2006/bibliography" xmlns="http://schemas.openxmlformats.org/officeDocument/2006/bibliography" SelectedStyle="\APA.XSL" StyleName="APA"/>
+</file>
+
 <file path=customXml/item3.xml><?xml version="1.0" encoding="utf-8"?>
+<?mso-contentType ?>
+<FormTemplates xmlns="http://schemas.microsoft.com/sharepoint/v3/contenttype/forms">
+  <Display>DocumentLibraryForm</Display>
+  <Edit>DocumentLibraryForm</Edit>
+  <New>DocumentLibraryForm</New>
+</FormTemplates>
+</file>
+
+<file path=customXml/item4.xml><?xml version="1.0" encoding="utf-8"?>
+<LongProperties xmlns="http://schemas.microsoft.com/office/2006/metadata/longProperties"/>
+</file>
+
+<file path=customXml/item5.xml><?xml version="1.0" encoding="utf-8"?>
 <ct:contentTypeSchema xmlns:ct="http://schemas.microsoft.com/office/2006/metadata/contentType" xmlns:ma="http://schemas.microsoft.com/office/2006/metadata/properties/metaAttributes" ct:_="" ma:_="" ma:contentTypeName="Central Form" ma:contentTypeID="0x010100AF4BA1430F2E4F53972F8E467AD5D5BB00F4FFD117931942ADB9A5D6774F1709C200CCDBFE8310C71941B6FD8EACFAC6F789" ma:contentTypeVersion="3" ma:contentTypeDescription="Central Form Document" ma:contentTypeScope="" ma:versionID="6a0f9cc5cb7c4653d829a9673163df79">
   <xsd:schema xmlns:xsd="http://www.w3.org/2001/XMLSchema" xmlns:xs="http://www.w3.org/2001/XMLSchema" xmlns:p="http://schemas.microsoft.com/office/2006/metadata/properties" xmlns:ns1="http://schemas.microsoft.com/sharepoint/v3" xmlns:ns2="c369ec6e-e776-4cfb-9aab-85bbb2d3059b" xmlns:ns3="7f1ed7a5-13c4-4640-91cb-37295ecf9af4" targetNamespace="http://schemas.microsoft.com/office/2006/metadata/properties" ma:root="true" ma:fieldsID="3178bf5ea224a66b73ab1c50cae6997f" ns1:_="" ns2:_="" ns3:_="">
     <xsd:import namespace="http://schemas.microsoft.com/sharepoint/v3"/>
@@ -11294,28 +11677,7 @@
 </ct:contentTypeSchema>
 </file>
 
-<file path=customXml/item4.xml><?xml version="1.0" encoding="utf-8"?>
-<LongProperties xmlns="http://schemas.microsoft.com/office/2006/metadata/longProperties"/>
-</file>
-
-<file path=customXml/item5.xml><?xml version="1.0" encoding="utf-8"?>
-<?mso-contentType ?>
-<FormTemplates xmlns="http://schemas.microsoft.com/sharepoint/v3/contenttype/forms">
-  <Display>DocumentLibraryForm</Display>
-  <Edit>DocumentLibraryForm</Edit>
-  <New>DocumentLibraryForm</New>
-</FormTemplates>
-</file>
-
 <file path=customXml/itemProps1.xml><?xml version="1.0" encoding="utf-8"?>
-<ds:datastoreItem xmlns:ds="http://schemas.openxmlformats.org/officeDocument/2006/customXml" ds:itemID="{270A1387-5032-421F-ABE8-3776CE5E5F42}">
-  <ds:schemaRefs>
-    <ds:schemaRef ds:uri="http://schemas.openxmlformats.org/officeDocument/2006/bibliography"/>
-  </ds:schemaRefs>
-</ds:datastoreItem>
-</file>
-
-<file path=customXml/itemProps2.xml><?xml version="1.0" encoding="utf-8"?>
 <ds:datastoreItem xmlns:ds="http://schemas.openxmlformats.org/officeDocument/2006/customXml" ds:itemID="{A16F99D5-FAF9-47B7-BB2E-CAC1EF9F3B71}">
   <ds:schemaRefs>
     <ds:schemaRef ds:uri="http://schemas.microsoft.com/office/2006/metadata/properties"/>
@@ -11327,7 +11689,31 @@
 </ds:datastoreItem>
 </file>
 
+<file path=customXml/itemProps2.xml><?xml version="1.0" encoding="utf-8"?>
+<ds:datastoreItem xmlns:ds="http://schemas.openxmlformats.org/officeDocument/2006/customXml" ds:itemID="{270A1387-5032-421F-ABE8-3776CE5E5F42}">
+  <ds:schemaRefs>
+    <ds:schemaRef ds:uri="http://schemas.openxmlformats.org/officeDocument/2006/bibliography"/>
+  </ds:schemaRefs>
+</ds:datastoreItem>
+</file>
+
 <file path=customXml/itemProps3.xml><?xml version="1.0" encoding="utf-8"?>
+<ds:datastoreItem xmlns:ds="http://schemas.openxmlformats.org/officeDocument/2006/customXml" ds:itemID="{96001339-1F25-4BDD-94F9-AA3400008571}">
+  <ds:schemaRefs>
+    <ds:schemaRef ds:uri="http://schemas.microsoft.com/sharepoint/v3/contenttype/forms"/>
+  </ds:schemaRefs>
+</ds:datastoreItem>
+</file>
+
+<file path=customXml/itemProps4.xml><?xml version="1.0" encoding="utf-8"?>
+<ds:datastoreItem xmlns:ds="http://schemas.openxmlformats.org/officeDocument/2006/customXml" ds:itemID="{ED9C3AC7-65F6-444B-AAD9-BED76FF91658}">
+  <ds:schemaRefs>
+    <ds:schemaRef ds:uri="http://schemas.microsoft.com/office/2006/metadata/longProperties"/>
+  </ds:schemaRefs>
+</ds:datastoreItem>
+</file>
+
+<file path=customXml/itemProps5.xml><?xml version="1.0" encoding="utf-8"?>
 <ds:datastoreItem xmlns:ds="http://schemas.openxmlformats.org/officeDocument/2006/customXml" ds:itemID="{4EF5FC08-38BC-4F0F-9CE8-A9969E73295E}">
   <ds:schemaRefs>
     <ds:schemaRef ds:uri="http://schemas.microsoft.com/office/2006/metadata/contentType"/>
@@ -11345,20 +11731,4 @@
     <ds:schemaRef ds:uri="http://schemas.microsoft.com/internal/obd"/>
   </ds:schemaRefs>
 </ds:datastoreItem>
-</file>
-
-<file path=customXml/itemProps4.xml><?xml version="1.0" encoding="utf-8"?>
-<ds:datastoreItem xmlns:ds="http://schemas.openxmlformats.org/officeDocument/2006/customXml" ds:itemID="{ED9C3AC7-65F6-444B-AAD9-BED76FF91658}">
-  <ds:schemaRefs>
-    <ds:schemaRef ds:uri="http://schemas.microsoft.com/office/2006/metadata/longProperties"/>
-  </ds:schemaRefs>
-</ds:datastoreItem>
-</file>
-
-<file path=customXml/itemProps5.xml><?xml version="1.0" encoding="utf-8"?>
-<ds:datastoreItem xmlns:ds="http://schemas.openxmlformats.org/officeDocument/2006/customXml" ds:itemID="{96001339-1F25-4BDD-94F9-AA3400008571}">
-  <ds:schemaRefs>
-    <ds:schemaRef ds:uri="http://schemas.microsoft.com/sharepoint/v3/contenttype/forms"/>
-  </ds:schemaRefs>
-</ds:datastoreItem>
 </file>
--- a/Assessment 3/Ben Timewell - F122A12 - 3. Test, Finalise, and Review a Prototype Game.docx
+++ b/Assessment 3/Ben Timewell - F122A12 - 3. Test, Finalise, and Review a Prototype Game.docx
@@ -89,6 +89,7 @@
             <w14:uncheckedState w14:val="2610" w14:font="MS Gothic"/>
           </w14:checkbox>
         </w:sdtPr>
+        <w:sdtEndPr/>
         <w:sdtContent>
           <w:r>
             <w:rPr>
@@ -127,6 +128,7 @@
             <w14:uncheckedState w14:val="2610" w14:font="MS Gothic"/>
           </w14:checkbox>
         </w:sdtPr>
+        <w:sdtEndPr/>
         <w:sdtContent>
           <w:r>
             <w:rPr>
@@ -165,6 +167,7 @@
             <w14:uncheckedState w14:val="2610" w14:font="MS Gothic"/>
           </w14:checkbox>
         </w:sdtPr>
+        <w:sdtEndPr/>
         <w:sdtContent>
           <w:r>
             <w:rPr>
@@ -214,6 +217,7 @@
             <w14:uncheckedState w14:val="2610" w14:font="MS Gothic"/>
           </w14:checkbox>
         </w:sdtPr>
+        <w:sdtEndPr/>
         <w:sdtContent>
           <w:r>
             <w:rPr>
@@ -1004,7 +1008,15 @@
           </w:tcPr>
           <w:p>
             <w:r>
-              <w:t>The plan for my tests are:</w:t>
+              <w:t xml:space="preserve">The plan for my tests </w:t>
+            </w:r>
+            <w:proofErr w:type="gramStart"/>
+            <w:r>
+              <w:t>are</w:t>
+            </w:r>
+            <w:proofErr w:type="gramEnd"/>
+            <w:r>
+              <w:t>:</w:t>
             </w:r>
           </w:p>
           <w:p/>
@@ -1077,7 +1089,15 @@
               </w:numPr>
             </w:pPr>
             <w:r>
-              <w:t>In terms of testing the GUI – I’ll remove delays between camera transitions and any blocking logic, allowing the tester to quickly try functionality without waiting for movement / bool’s to become true, etc</w:t>
+              <w:t xml:space="preserve">In terms of testing the GUI – I’ll remove delays between camera transitions and any blocking logic, allowing the tester to quickly try functionality without waiting for movement / </w:t>
+            </w:r>
+            <w:proofErr w:type="gramStart"/>
+            <w:r>
+              <w:t>bool’s</w:t>
+            </w:r>
+            <w:proofErr w:type="gramEnd"/>
+            <w:r>
+              <w:t xml:space="preserve"> to become true, etc</w:t>
             </w:r>
           </w:p>
         </w:tc>
@@ -1922,7 +1942,23 @@
                 <w:rFonts w:ascii="Calibri" w:eastAsia="Calibri" w:hAnsi="Calibri" w:cs="Times New Roman"/>
                 <w:szCs w:val="22"/>
               </w:rPr>
-              <w:t>The game provided instructions, yes they were helpful. Run around, chase the aliens, spawn more aliens, all explained at the start.</w:t>
+              <w:t xml:space="preserve">The game provided instructions, </w:t>
+            </w:r>
+            <w:proofErr w:type="gramStart"/>
+            <w:r>
+              <w:rPr>
+                <w:rFonts w:ascii="Calibri" w:eastAsia="Calibri" w:hAnsi="Calibri" w:cs="Times New Roman"/>
+                <w:szCs w:val="22"/>
+              </w:rPr>
+              <w:t>yes</w:t>
+            </w:r>
+            <w:proofErr w:type="gramEnd"/>
+            <w:r>
+              <w:rPr>
+                <w:rFonts w:ascii="Calibri" w:eastAsia="Calibri" w:hAnsi="Calibri" w:cs="Times New Roman"/>
+                <w:szCs w:val="22"/>
+              </w:rPr>
+              <w:t xml:space="preserve"> they were helpful. Run around, chase the aliens, spawn more aliens, all explained at the start.</w:t>
             </w:r>
           </w:p>
           <w:p>
@@ -1998,7 +2034,23 @@
                 <w:rFonts w:ascii="Calibri" w:eastAsia="Calibri" w:hAnsi="Calibri" w:cs="Times New Roman"/>
                 <w:szCs w:val="22"/>
               </w:rPr>
-              <w:t>Invert mouse controlssss!! And maybe that chicken could waddle a bit faster?</w:t>
+              <w:t xml:space="preserve">Invert mouse </w:t>
+            </w:r>
+            <w:proofErr w:type="spellStart"/>
+            <w:r>
+              <w:rPr>
+                <w:rFonts w:ascii="Calibri" w:eastAsia="Calibri" w:hAnsi="Calibri" w:cs="Times New Roman"/>
+                <w:szCs w:val="22"/>
+              </w:rPr>
+              <w:t>controlssss</w:t>
+            </w:r>
+            <w:proofErr w:type="spellEnd"/>
+            <w:r>
+              <w:rPr>
+                <w:rFonts w:ascii="Calibri" w:eastAsia="Calibri" w:hAnsi="Calibri" w:cs="Times New Roman"/>
+                <w:szCs w:val="22"/>
+              </w:rPr>
+              <w:t>!! And maybe that chicken could waddle a bit faster?</w:t>
             </w:r>
           </w:p>
           <w:p>
@@ -2132,6 +2184,13 @@
               </w:rPr>
               <w:t>Name:</w:t>
             </w:r>
+            <w:r>
+              <w:rPr>
+                <w:rFonts w:ascii="Calibri" w:eastAsia="Calibri" w:hAnsi="Calibri" w:cs="Times New Roman"/>
+                <w:szCs w:val="22"/>
+              </w:rPr>
+              <w:t xml:space="preserve"> Thomas Robin</w:t>
+            </w:r>
           </w:p>
           <w:p>
             <w:pPr>
@@ -2148,6 +2207,13 @@
                 <w:szCs w:val="22"/>
               </w:rPr>
               <w:t>Date:</w:t>
+            </w:r>
+            <w:r>
+              <w:rPr>
+                <w:rFonts w:ascii="Calibri" w:eastAsia="Calibri" w:hAnsi="Calibri" w:cs="Times New Roman"/>
+                <w:szCs w:val="22"/>
+              </w:rPr>
+              <w:t xml:space="preserve"> 21/05/2026</w:t>
             </w:r>
           </w:p>
         </w:tc>
@@ -2197,6 +2263,20 @@
                 <w:szCs w:val="22"/>
               </w:rPr>
             </w:pPr>
+            <w:r>
+              <w:rPr>
+                <w:rFonts w:ascii="Calibri" w:eastAsia="Calibri" w:hAnsi="Calibri" w:cs="Times New Roman"/>
+                <w:szCs w:val="22"/>
+              </w:rPr>
+              <w:t xml:space="preserve">The only bug found was if you spawn too many aliens, the game starts to freeze, but this is also normal as we </w:t>
+            </w:r>
+            <w:r>
+              <w:rPr>
+                <w:rFonts w:ascii="Calibri" w:eastAsia="Calibri" w:hAnsi="Calibri" w:cs="Times New Roman"/>
+                <w:szCs w:val="22"/>
+              </w:rPr>
+              <w:t>overload it.</w:t>
+            </w:r>
           </w:p>
           <w:p>
             <w:pPr>
@@ -2265,6 +2345,55 @@
                 <w:szCs w:val="22"/>
               </w:rPr>
             </w:pPr>
+            <w:r>
+              <w:rPr>
+                <w:rFonts w:ascii="Calibri" w:eastAsia="Calibri" w:hAnsi="Calibri" w:cs="Times New Roman"/>
+                <w:szCs w:val="22"/>
+              </w:rPr>
+              <w:t xml:space="preserve">Yes, that’s a fun little game to play. </w:t>
+            </w:r>
+            <w:r>
+              <w:rPr>
+                <w:rFonts w:ascii="Calibri" w:eastAsia="Calibri" w:hAnsi="Calibri" w:cs="Times New Roman"/>
+                <w:szCs w:val="22"/>
+              </w:rPr>
+              <w:t>The</w:t>
+            </w:r>
+            <w:r>
+              <w:rPr>
+                <w:rFonts w:ascii="Calibri" w:eastAsia="Calibri" w:hAnsi="Calibri" w:cs="Times New Roman"/>
+                <w:szCs w:val="22"/>
+              </w:rPr>
+              <w:t xml:space="preserve"> environment and the </w:t>
+            </w:r>
+            <w:r>
+              <w:rPr>
+                <w:rFonts w:ascii="Calibri" w:eastAsia="Calibri" w:hAnsi="Calibri" w:cs="Times New Roman"/>
+                <w:szCs w:val="22"/>
+              </w:rPr>
+              <w:t xml:space="preserve">game theme </w:t>
+            </w:r>
+            <w:r>
+              <w:rPr>
+                <w:rFonts w:ascii="Calibri" w:eastAsia="Calibri" w:hAnsi="Calibri" w:cs="Times New Roman"/>
+                <w:szCs w:val="22"/>
+              </w:rPr>
+              <w:t>match</w:t>
+            </w:r>
+            <w:r>
+              <w:rPr>
+                <w:rFonts w:ascii="Calibri" w:eastAsia="Calibri" w:hAnsi="Calibri" w:cs="Times New Roman"/>
+                <w:szCs w:val="22"/>
+              </w:rPr>
+              <w:t xml:space="preserve"> well together</w:t>
+            </w:r>
+            <w:r>
+              <w:rPr>
+                <w:rFonts w:ascii="Calibri" w:eastAsia="Calibri" w:hAnsi="Calibri" w:cs="Times New Roman"/>
+                <w:szCs w:val="22"/>
+              </w:rPr>
+              <w:t>.</w:t>
+            </w:r>
           </w:p>
           <w:p>
             <w:pPr>
@@ -2334,16 +2463,43 @@
                 <w:szCs w:val="22"/>
               </w:rPr>
             </w:pPr>
-          </w:p>
-          <w:p>
-            <w:pPr>
-              <w:spacing w:after="200"/>
-              <w:contextualSpacing/>
+            <w:r>
               <w:rPr>
                 <w:rFonts w:ascii="Calibri" w:eastAsia="Calibri" w:hAnsi="Calibri" w:cs="Times New Roman"/>
                 <w:szCs w:val="22"/>
               </w:rPr>
-            </w:pPr>
+              <w:t xml:space="preserve">Yes, </w:t>
+            </w:r>
+            <w:r>
+              <w:rPr>
+                <w:rFonts w:ascii="Calibri" w:eastAsia="Calibri" w:hAnsi="Calibri" w:cs="Times New Roman"/>
+                <w:szCs w:val="22"/>
+              </w:rPr>
+              <w:t xml:space="preserve">and the in-game instructions are easy </w:t>
+            </w:r>
+            <w:r>
+              <w:rPr>
+                <w:rFonts w:ascii="Calibri" w:eastAsia="Calibri" w:hAnsi="Calibri" w:cs="Times New Roman"/>
+                <w:szCs w:val="22"/>
+              </w:rPr>
+              <w:t xml:space="preserve">and </w:t>
+            </w:r>
+            <w:proofErr w:type="spellStart"/>
+            <w:r>
+              <w:rPr>
+                <w:rFonts w:ascii="Calibri" w:eastAsia="Calibri" w:hAnsi="Calibri" w:cs="Times New Roman"/>
+                <w:szCs w:val="22"/>
+              </w:rPr>
+              <w:t>well structured</w:t>
+            </w:r>
+            <w:proofErr w:type="spellEnd"/>
+            <w:r>
+              <w:rPr>
+                <w:rFonts w:ascii="Calibri" w:eastAsia="Calibri" w:hAnsi="Calibri" w:cs="Times New Roman"/>
+                <w:szCs w:val="22"/>
+              </w:rPr>
+              <w:t xml:space="preserve"> to play the game without further information needed</w:t>
+            </w:r>
           </w:p>
           <w:p>
             <w:pPr>
@@ -2403,6 +2559,20 @@
                 <w:szCs w:val="22"/>
               </w:rPr>
             </w:pPr>
+            <w:r>
+              <w:rPr>
+                <w:rFonts w:ascii="Calibri" w:eastAsia="Calibri" w:hAnsi="Calibri" w:cs="Times New Roman"/>
+                <w:szCs w:val="22"/>
+              </w:rPr>
+              <w:t>Nothing more than what’s here.</w:t>
+            </w:r>
+            <w:r>
+              <w:rPr>
+                <w:rFonts w:ascii="Calibri" w:eastAsia="Calibri" w:hAnsi="Calibri" w:cs="Times New Roman"/>
+                <w:szCs w:val="22"/>
+              </w:rPr>
+              <w:t xml:space="preserve"> GUI was easy to follow, no bugs found in it.</w:t>
+            </w:r>
           </w:p>
           <w:p>
             <w:pPr>
@@ -2773,6 +2943,7 @@
                       <w:b/>
                       <w:bCs w:val="0"/>
                       <w:iCs/>
+                      <w:noProof/>
                     </w:rPr>
                     <w:drawing>
                       <wp:inline distT="0" distB="0" distL="0" distR="0" wp14:anchorId="2E121726" wp14:editId="36A9F545">
@@ -4615,7 +4786,25 @@
                 <w:bCs w:val="0"/>
                 <w:iCs/>
               </w:rPr>
-              <w:t xml:space="preserve"> – Gameplay field</w:t>
+              <w:t xml:space="preserve"> – </w:t>
+            </w:r>
+            <w:proofErr w:type="spellStart"/>
+            <w:r>
+              <w:rPr>
+                <w:b/>
+                <w:bCs w:val="0"/>
+                <w:iCs/>
+              </w:rPr>
+              <w:t>Gameplay</w:t>
+            </w:r>
+            <w:proofErr w:type="spellEnd"/>
+            <w:r>
+              <w:rPr>
+                <w:b/>
+                <w:bCs w:val="0"/>
+                <w:iCs/>
+              </w:rPr>
+              <w:t xml:space="preserve"> field</w:t>
             </w:r>
           </w:p>
           <w:p>
@@ -4704,6 +4893,7 @@
                 <w:b/>
                 <w:bCs w:val="0"/>
                 <w:iCs/>
+                <w:noProof/>
               </w:rPr>
               <w:drawing>
                 <wp:inline distT="0" distB="0" distL="0" distR="0" wp14:anchorId="50971F67" wp14:editId="0BBED2DA">
@@ -5233,7 +5423,15 @@
         <w:t xml:space="preserve">In terms of the order, I made the new menu items first as that was a core item that was needed regardless of the theme of the game, and once that plus the logic behind it was working, I went about making a new landscape. While searching for “wood” related assets, like logging machines / chain saws / lumberjacks, I found I didn’t overly like the theme and opted to go for a farm yard instead. Since I was using my original “PTSD Chicken” (As Tom calls them) asset, from the prototype, I decided to turn them into “aliens disguised as chickens”. </w:t>
       </w:r>
       <w:r>
-        <w:t>Once I had that idea locked in, I made a space ship asset for them to arrive in and started building the world environment. This included putting down trees, random farm yard things, setting up fences, making the world become a world essentially. After the world was constructed, I setup the player controlled chicken, so the player can explore the world. At that point, it was down to testing and adjusting.</w:t>
+        <w:t xml:space="preserve">Once I had that idea locked in, I made a space ship asset for them to arrive in and started building the world environment. This included putting down trees, random farm yard things, setting up fences, making the world become a world essentially. After the world was constructed, I setup the </w:t>
+      </w:r>
+      <w:proofErr w:type="gramStart"/>
+      <w:r>
+        <w:t>player controlled</w:t>
+      </w:r>
+      <w:proofErr w:type="gramEnd"/>
+      <w:r>
+        <w:t xml:space="preserve"> chicken, so the player can explore the world. At that point, it was down to testing and adjusting.</w:t>
       </w:r>
     </w:p>
     <w:p>
@@ -5430,7 +5628,15 @@
           </w:tcPr>
           <w:p>
             <w:r>
-              <w:t>3D animations are implemented by the various NPC animals around the farm. They have idle animations that play on a loop, and the player controlled chicken also animates while walking around / also has idle animations.</w:t>
+              <w:t xml:space="preserve">3D animations are implemented by the various NPC animals around the farm. They have idle animations that play on a loop, and the </w:t>
+            </w:r>
+            <w:proofErr w:type="gramStart"/>
+            <w:r>
+              <w:t>player controlled</w:t>
+            </w:r>
+            <w:proofErr w:type="gramEnd"/>
+            <w:r>
+              <w:t xml:space="preserve"> chicken also animates while walking around / also has idle animations.</w:t>
             </w:r>
           </w:p>
           <w:p/>
@@ -5468,7 +5674,15 @@
           </w:tcPr>
           <w:p>
             <w:r>
-              <w:t>There are a few sounds in the game. There is background music that plays on a loop, the spaceship when landing plays a “wooooshhh” sound and the various NPC animals make animal noises. All sound is controlled by an audio mixer, with separate controls for music and SFX sounds.</w:t>
+              <w:t>There are a few sounds in the game. There is background music that plays on a loop, the spaceship when landing plays a “</w:t>
+            </w:r>
+            <w:proofErr w:type="spellStart"/>
+            <w:r>
+              <w:t>wooooshhh</w:t>
+            </w:r>
+            <w:proofErr w:type="spellEnd"/>
+            <w:r>
+              <w:t>” sound and the various NPC animals make animal noises. All sound is controlled by an audio mixer, with separate controls for music and SFX sounds.</w:t>
             </w:r>
           </w:p>
         </w:tc>
@@ -5596,9 +5810,11 @@
             <w:pPr>
               <w:ind w:left="720"/>
             </w:pPr>
+            <w:proofErr w:type="spellStart"/>
             <w:r>
               <w:t>Navmesh</w:t>
             </w:r>
+            <w:proofErr w:type="spellEnd"/>
           </w:p>
           <w:p>
             <w:pPr>
@@ -5627,16 +5843,71 @@
               <w:t>–</w:t>
             </w:r>
             <w:r>
-              <w:t xml:space="preserve"> NavMesh</w:t>
-            </w:r>
-            <w:r>
-              <w:t>) uses NavMesh for it’s path finding. The NavMesh surface is added to the “Ground” game object, located in Level -&gt; Enviroment -&gt; Terrain within the scene. Then the Prefab “NPC” has the NavMesh agent component added to it.</w:t>
+              <w:t xml:space="preserve"> </w:t>
+            </w:r>
+            <w:proofErr w:type="spellStart"/>
+            <w:r>
+              <w:t>NavMesh</w:t>
+            </w:r>
+            <w:proofErr w:type="spellEnd"/>
+            <w:r>
+              <w:t xml:space="preserve">) uses </w:t>
+            </w:r>
+            <w:proofErr w:type="spellStart"/>
+            <w:r>
+              <w:t>NavMesh</w:t>
+            </w:r>
+            <w:proofErr w:type="spellEnd"/>
+            <w:r>
+              <w:t xml:space="preserve"> for </w:t>
+            </w:r>
+            <w:proofErr w:type="spellStart"/>
+            <w:proofErr w:type="gramStart"/>
+            <w:r>
+              <w:t>it’s</w:t>
+            </w:r>
+            <w:proofErr w:type="spellEnd"/>
+            <w:proofErr w:type="gramEnd"/>
+            <w:r>
+              <w:t xml:space="preserve"> path finding. The </w:t>
+            </w:r>
+            <w:proofErr w:type="spellStart"/>
+            <w:r>
+              <w:t>NavMesh</w:t>
+            </w:r>
+            <w:proofErr w:type="spellEnd"/>
+            <w:r>
+              <w:t xml:space="preserve"> surface is added to the “Ground” game object, located in Level -&gt; </w:t>
+            </w:r>
+            <w:proofErr w:type="spellStart"/>
+            <w:r>
+              <w:t>Enviroment</w:t>
+            </w:r>
+            <w:proofErr w:type="spellEnd"/>
+            <w:r>
+              <w:t xml:space="preserve"> -&gt; Terrain within the scene. Then the Prefab “NPC” has the </w:t>
+            </w:r>
+            <w:proofErr w:type="spellStart"/>
+            <w:r>
+              <w:t>NavMesh</w:t>
+            </w:r>
+            <w:proofErr w:type="spellEnd"/>
+            <w:r>
+              <w:t xml:space="preserve"> agent component added to it.</w:t>
             </w:r>
           </w:p>
           <w:p/>
           <w:p>
             <w:r>
-              <w:t>A* Pathfinding was implemented in the “Prototype – Astar” scene</w:t>
+              <w:t xml:space="preserve">A* Pathfinding was implemented in the “Prototype – </w:t>
+            </w:r>
+            <w:proofErr w:type="spellStart"/>
+            <w:r>
+              <w:t>Astar</w:t>
+            </w:r>
+            <w:proofErr w:type="spellEnd"/>
+            <w:r>
+              <w:t>” scene</w:t>
             </w:r>
             <w:r>
               <w:t>. This is the basic prototype of the game, graphics and world space have not been updated in this scene, but it does use A* Pathfinding.</w:t>
@@ -5703,7 +5974,15 @@
           </w:tcPr>
           <w:p>
             <w:r>
-              <w:t>I am tracking the stolen eggs. This is done by having the “Inventory Displayer” script attached to the spaceship game object. It observes the amount of stolen eggs inside the spaceship inventory and displays the total amount in the top middle of the screen. This is also the win condition script, once 50 or more eggs are in the inventory, the win screen appears</w:t>
+              <w:t xml:space="preserve">I am tracking the stolen eggs. This is done by having the “Inventory Displayer” script attached to the spaceship game object. It observes the </w:t>
+            </w:r>
+            <w:proofErr w:type="gramStart"/>
+            <w:r>
+              <w:t>amount</w:t>
+            </w:r>
+            <w:proofErr w:type="gramEnd"/>
+            <w:r>
+              <w:t xml:space="preserve"> of stolen eggs inside the spaceship inventory and displays the total amount in the top middle of the screen. This is also the win condition script, once 50 or more eggs are in the inventory, the win screen appears</w:t>
             </w:r>
           </w:p>
         </w:tc>
@@ -5881,6 +6160,7 @@
                 <w:b/>
                 <w:bCs w:val="0"/>
               </w:rPr>
+              <w:lastRenderedPageBreak/>
               <w:t>Stretch Goals</w:t>
             </w:r>
           </w:p>
@@ -6078,7 +6358,15 @@
               <w:t>There are animal NPCs, but they’re more assets than actual GOAP AI NPCs</w:t>
             </w:r>
             <w:r>
-              <w:t>. They do however have a NavMesh agent added and have waypoints they walk around to. There’s no logic in them, just move to position X, avoid obstacles, then move to position Y.</w:t>
+              <w:t xml:space="preserve">. They do however have a </w:t>
+            </w:r>
+            <w:proofErr w:type="spellStart"/>
+            <w:r>
+              <w:t>NavMesh</w:t>
+            </w:r>
+            <w:proofErr w:type="spellEnd"/>
+            <w:r>
+              <w:t xml:space="preserve"> agent added and have waypoints they walk around to. There’s no logic in them, just move to position X, avoid obstacles, then move to position Y.</w:t>
             </w:r>
           </w:p>
         </w:tc>
@@ -6451,6 +6739,7 @@
               <w:showingPlcHdr/>
               <w:text/>
             </w:sdtPr>
+            <w:sdtEndPr/>
             <w:sdtContent>
               <w:r>
                 <w:rPr>
@@ -10547,10 +10836,10 @@
     <w:rsid w:val="00866388"/>
     <w:rsid w:val="00894C7D"/>
     <w:rsid w:val="009535F8"/>
-    <w:rsid w:val="00D573FD"/>
     <w:rsid w:val="00E44F2C"/>
     <w:rsid w:val="00EF076B"/>
     <w:rsid w:val="00F0777A"/>
+    <w:rsid w:val="00FC4E53"/>
     <w:rsid w:val="00FD45B2"/>
   </w:rsids>
   <m:mathPr>
@@ -11352,23 +11641,6 @@
 </file>
 
 <file path=customXml/item2.xml><?xml version="1.0" encoding="utf-8"?>
-<b:Sources xmlns:b="http://schemas.openxmlformats.org/officeDocument/2006/bibliography" xmlns="http://schemas.openxmlformats.org/officeDocument/2006/bibliography" SelectedStyle="\APA.XSL" StyleName="APA"/>
-</file>
-
-<file path=customXml/item3.xml><?xml version="1.0" encoding="utf-8"?>
-<?mso-contentType ?>
-<FormTemplates xmlns="http://schemas.microsoft.com/sharepoint/v3/contenttype/forms">
-  <Display>DocumentLibraryForm</Display>
-  <Edit>DocumentLibraryForm</Edit>
-  <New>DocumentLibraryForm</New>
-</FormTemplates>
-</file>
-
-<file path=customXml/item4.xml><?xml version="1.0" encoding="utf-8"?>
-<LongProperties xmlns="http://schemas.microsoft.com/office/2006/metadata/longProperties"/>
-</file>
-
-<file path=customXml/item5.xml><?xml version="1.0" encoding="utf-8"?>
 <ct:contentTypeSchema xmlns:ct="http://schemas.microsoft.com/office/2006/metadata/contentType" xmlns:ma="http://schemas.microsoft.com/office/2006/metadata/properties/metaAttributes" ct:_="" ma:_="" ma:contentTypeName="Central Form" ma:contentTypeID="0x010100AF4BA1430F2E4F53972F8E467AD5D5BB00F4FFD117931942ADB9A5D6774F1709C200CCDBFE8310C71941B6FD8EACFAC6F789" ma:contentTypeVersion="3" ma:contentTypeDescription="Central Form Document" ma:contentTypeScope="" ma:versionID="6a0f9cc5cb7c4653d829a9673163df79">
   <xsd:schema xmlns:xsd="http://www.w3.org/2001/XMLSchema" xmlns:xs="http://www.w3.org/2001/XMLSchema" xmlns:p="http://schemas.microsoft.com/office/2006/metadata/properties" xmlns:ns1="http://schemas.microsoft.com/sharepoint/v3" xmlns:ns2="c369ec6e-e776-4cfb-9aab-85bbb2d3059b" xmlns:ns3="7f1ed7a5-13c4-4640-91cb-37295ecf9af4" targetNamespace="http://schemas.microsoft.com/office/2006/metadata/properties" ma:root="true" ma:fieldsID="3178bf5ea224a66b73ab1c50cae6997f" ns1:_="" ns2:_="" ns3:_="">
     <xsd:import namespace="http://schemas.microsoft.com/sharepoint/v3"/>
@@ -11677,6 +11949,23 @@
 </ct:contentTypeSchema>
 </file>
 
+<file path=customXml/item3.xml><?xml version="1.0" encoding="utf-8"?>
+<LongProperties xmlns="http://schemas.microsoft.com/office/2006/metadata/longProperties"/>
+</file>
+
+<file path=customXml/item4.xml><?xml version="1.0" encoding="utf-8"?>
+<?mso-contentType ?>
+<FormTemplates xmlns="http://schemas.microsoft.com/sharepoint/v3/contenttype/forms">
+  <Display>DocumentLibraryForm</Display>
+  <Edit>DocumentLibraryForm</Edit>
+  <New>DocumentLibraryForm</New>
+</FormTemplates>
+</file>
+
+<file path=customXml/item5.xml><?xml version="1.0" encoding="utf-8"?>
+<b:Sources xmlns:b="http://schemas.openxmlformats.org/officeDocument/2006/bibliography" xmlns="http://schemas.openxmlformats.org/officeDocument/2006/bibliography" SelectedStyle="\APA.XSL" StyleName="APA"/>
+</file>
+
 <file path=customXml/itemProps1.xml><?xml version="1.0" encoding="utf-8"?>
 <ds:datastoreItem xmlns:ds="http://schemas.openxmlformats.org/officeDocument/2006/customXml" ds:itemID="{A16F99D5-FAF9-47B7-BB2E-CAC1EF9F3B71}">
   <ds:schemaRefs>
@@ -11690,30 +11979,6 @@
 </file>
 
 <file path=customXml/itemProps2.xml><?xml version="1.0" encoding="utf-8"?>
-<ds:datastoreItem xmlns:ds="http://schemas.openxmlformats.org/officeDocument/2006/customXml" ds:itemID="{270A1387-5032-421F-ABE8-3776CE5E5F42}">
-  <ds:schemaRefs>
-    <ds:schemaRef ds:uri="http://schemas.openxmlformats.org/officeDocument/2006/bibliography"/>
-  </ds:schemaRefs>
-</ds:datastoreItem>
-</file>
-
-<file path=customXml/itemProps3.xml><?xml version="1.0" encoding="utf-8"?>
-<ds:datastoreItem xmlns:ds="http://schemas.openxmlformats.org/officeDocument/2006/customXml" ds:itemID="{96001339-1F25-4BDD-94F9-AA3400008571}">
-  <ds:schemaRefs>
-    <ds:schemaRef ds:uri="http://schemas.microsoft.com/sharepoint/v3/contenttype/forms"/>
-  </ds:schemaRefs>
-</ds:datastoreItem>
-</file>
-
-<file path=customXml/itemProps4.xml><?xml version="1.0" encoding="utf-8"?>
-<ds:datastoreItem xmlns:ds="http://schemas.openxmlformats.org/officeDocument/2006/customXml" ds:itemID="{ED9C3AC7-65F6-444B-AAD9-BED76FF91658}">
-  <ds:schemaRefs>
-    <ds:schemaRef ds:uri="http://schemas.microsoft.com/office/2006/metadata/longProperties"/>
-  </ds:schemaRefs>
-</ds:datastoreItem>
-</file>
-
-<file path=customXml/itemProps5.xml><?xml version="1.0" encoding="utf-8"?>
 <ds:datastoreItem xmlns:ds="http://schemas.openxmlformats.org/officeDocument/2006/customXml" ds:itemID="{4EF5FC08-38BC-4F0F-9CE8-A9969E73295E}">
   <ds:schemaRefs>
     <ds:schemaRef ds:uri="http://schemas.microsoft.com/office/2006/metadata/contentType"/>
@@ -11731,4 +11996,28 @@
     <ds:schemaRef ds:uri="http://schemas.microsoft.com/internal/obd"/>
   </ds:schemaRefs>
 </ds:datastoreItem>
+</file>
+
+<file path=customXml/itemProps3.xml><?xml version="1.0" encoding="utf-8"?>
+<ds:datastoreItem xmlns:ds="http://schemas.openxmlformats.org/officeDocument/2006/customXml" ds:itemID="{ED9C3AC7-65F6-444B-AAD9-BED76FF91658}">
+  <ds:schemaRefs>
+    <ds:schemaRef ds:uri="http://schemas.microsoft.com/office/2006/metadata/longProperties"/>
+  </ds:schemaRefs>
+</ds:datastoreItem>
+</file>
+
+<file path=customXml/itemProps4.xml><?xml version="1.0" encoding="utf-8"?>
+<ds:datastoreItem xmlns:ds="http://schemas.openxmlformats.org/officeDocument/2006/customXml" ds:itemID="{96001339-1F25-4BDD-94F9-AA3400008571}">
+  <ds:schemaRefs>
+    <ds:schemaRef ds:uri="http://schemas.microsoft.com/sharepoint/v3/contenttype/forms"/>
+  </ds:schemaRefs>
+</ds:datastoreItem>
+</file>
+
+<file path=customXml/itemProps5.xml><?xml version="1.0" encoding="utf-8"?>
+<ds:datastoreItem xmlns:ds="http://schemas.openxmlformats.org/officeDocument/2006/customXml" ds:itemID="{270A1387-5032-421F-ABE8-3776CE5E5F42}">
+  <ds:schemaRefs>
+    <ds:schemaRef ds:uri="http://schemas.openxmlformats.org/officeDocument/2006/bibliography"/>
+  </ds:schemaRefs>
+</ds:datastoreItem>
 </file>